--- a/0007_budget_expenses/0007_budget_expenses.docx
+++ b/0007_budget_expenses/0007_budget_expenses.docx
@@ -2,15 +2,14 @@
 <file path=word/document.xml><?xml version="1.0" encoding="utf-8"?>
 <w:document xmlns:w="http://schemas.openxmlformats.org/wordprocessingml/2006/main" xmlns:m="http://schemas.openxmlformats.org/officeDocument/2006/math" xmlns:r="http://schemas.openxmlformats.org/officeDocument/2006/relationships" xmlns:o="urn:schemas-microsoft-com:office:office" xmlns:v="urn:schemas-microsoft-com:vml" xmlns:w10="urn:schemas-microsoft-com:office:word" xmlns:a="http://schemas.openxmlformats.org/drawingml/2006/main" xmlns:pic="http://schemas.openxmlformats.org/drawingml/2006/picture" xmlns:wp="http://schemas.openxmlformats.org/drawingml/2006/wordprocessingDrawing">
   <w:body>
+    <w:bookmarkStart w:id="48" w:name="iteration-0007-budget-expenses"/>
     <w:p>
       <w:pPr>
         <w:pStyle w:val="Heading1"/>
       </w:pPr>
-      <w:bookmarkStart w:id="20" w:name="iteration-0007-budget-expenses"/>
       <w:r>
         <w:t xml:space="preserve">Iteration 0007 — Budget &amp; Expenses</w:t>
       </w:r>
-      <w:bookmarkEnd w:id="20"/>
     </w:p>
     <w:p>
       <w:pPr>
@@ -19,6 +18,7 @@
       <w:r>
         <w:rPr>
           <w:b/>
+          <w:bCs/>
         </w:rPr>
         <w:t xml:space="preserve">Iteration number:</w:t>
       </w:r>
@@ -34,6 +34,7 @@
       <w:r>
         <w:rPr>
           <w:b/>
+          <w:bCs/>
         </w:rPr>
         <w:t xml:space="preserve">Topic:</w:t>
       </w:r>
@@ -49,6 +50,7 @@
       <w:r>
         <w:rPr>
           <w:b/>
+          <w:bCs/>
         </w:rPr>
         <w:t xml:space="preserve">Surface:</w:t>
       </w:r>
@@ -56,14 +58,15 @@
         <w:t xml:space="preserve"> </w:t>
       </w:r>
       <w:r>
-        <w:t>Setnayan Web → Couple Dashboard ·</w:t>
-      </w:r>
-      <w:r>
-        <w:t xml:space="preserve"> </w:t>
-      </w:r>
-      <w:r>
-        <w:rPr>
-          <w:b/>
+        <w:t xml:space="preserve">Setnayan Web → Couple Dashboard ·</w:t>
+      </w:r>
+      <w:r>
+        <w:t xml:space="preserve"> </w:t>
+      </w:r>
+      <w:r>
+        <w:rPr>
+          <w:b/>
+          <w:bCs/>
         </w:rPr>
         <w:t xml:space="preserve">Bottom-nav tab: Vendors</w:t>
       </w:r>
@@ -80,14 +83,15 @@
         <w:rPr>
           <w:rStyle w:val="VerbatimChar"/>
         </w:rPr>
-        <w:t>setnayan.com/dashboard/[event-id]/budget</w:t>
-      </w:r>
-      <w:r>
-        <w:t xml:space="preserve"> </w:t>
-      </w:r>
-      <w:r>
-        <w:rPr>
-          <w:b/>
+        <w:t xml:space="preserve">setnayan.com/dashboard/[event-id]/budget</w:t>
+      </w:r>
+      <w:r>
+        <w:t xml:space="preserve"> </w:t>
+      </w:r>
+      <w:r>
+        <w:rPr>
+          <w:b/>
+          <w:bCs/>
         </w:rPr>
         <w:t xml:space="preserve">Builds on:</w:t>
       </w:r>
@@ -95,7 +99,7 @@
         <w:t xml:space="preserve"> </w:t>
       </w:r>
       <w:r>
-        <w:t>0000 (app shell, sign-in, event-scoped URL, bottom-nav routing), 0001 (couple identity), 0003 (apply-then-pay flow — read-only WalletSpend rows for the Setnayan platform costs section), 0006 (</w:t>
+        <w:t xml:space="preserve">0000 (app shell, sign-in, event-scoped URL, bottom-nav routing), 0001 (couple identity), 0003 (apply-then-pay flow — read-only WalletSpend rows for the Setnayan platform costs section), 0006 (</w:t>
       </w:r>
       <w:r>
         <w:rPr>
@@ -148,6 +152,7 @@
       <w:r>
         <w:rPr>
           <w:b/>
+          <w:bCs/>
         </w:rPr>
         <w:t xml:space="preserve">Status:</w:t>
       </w:r>
@@ -163,6 +168,7 @@
       <w:r>
         <w:rPr>
           <w:b/>
+          <w:bCs/>
         </w:rPr>
         <w:t xml:space="preserve">Companion specs:</w:t>
       </w:r>
@@ -211,6 +217,7 @@
       <w:r>
         <w:rPr>
           <w:b/>
+          <w:bCs/>
         </w:rPr>
         <w:t xml:space="preserve">Replaces:</w:t>
       </w:r>
@@ -243,15 +250,14 @@
         </w:pict>
       </w:r>
     </w:p>
+    <w:bookmarkStart w:id="9" w:name="what-this-iteration-ships"/>
     <w:p>
       <w:pPr>
         <w:pStyle w:val="Heading2"/>
       </w:pPr>
-      <w:bookmarkStart w:id="21" w:name="what-this-iteration-ships"/>
       <w:r>
         <w:t xml:space="preserve">What this iteration ships</w:t>
       </w:r>
-      <w:bookmarkEnd w:id="21"/>
     </w:p>
     <w:p>
       <w:pPr>
@@ -266,6 +272,7 @@
       <w:r>
         <w:rPr>
           <w:b/>
+          <w:bCs/>
         </w:rPr>
         <w:t xml:space="preserve">curates every amount the couple needs to settle for every vendor</w:t>
       </w:r>
@@ -286,356 +293,355 @@
     </w:p>
     <w:p>
       <w:pPr>
+        <w:pStyle w:val="Compact"/>
         <w:numPr>
           <w:ilvl w:val="0"/>
           <w:numId w:val="1001"/>
         </w:numPr>
+      </w:pPr>
+      <w:r>
+        <w:rPr>
+          <w:b/>
+          <w:bCs/>
+        </w:rPr>
+        <w:t xml:space="preserve">Per-vendor expense rows</w:t>
+      </w:r>
+      <w:r>
+        <w:t xml:space="preserve"> </w:t>
+      </w:r>
+      <w:r>
+        <w:t xml:space="preserve">sourced from</w:t>
+      </w:r>
+      <w:r>
+        <w:t xml:space="preserve"> </w:t>
+      </w:r>
+      <w:r>
+        <w:rPr>
+          <w:rStyle w:val="VerbatimChar"/>
+        </w:rPr>
+        <w:t xml:space="preserve">0006_vendors_management/</w:t>
+      </w:r>
+      <w:r>
+        <w:t xml:space="preserve">. Every booked vendor gets a row.</w:t>
+      </w:r>
+    </w:p>
+    <w:p>
+      <w:pPr>
         <w:pStyle w:val="Compact"/>
-      </w:pPr>
-      <w:r>
-        <w:rPr>
-          <w:b/>
-        </w:rPr>
-        <w:t xml:space="preserve">Per-vendor expense rows</w:t>
-      </w:r>
-      <w:r>
-        <w:t xml:space="preserve"> </w:t>
-      </w:r>
-      <w:r>
-        <w:t xml:space="preserve">sourced from</w:t>
-      </w:r>
-      <w:r>
-        <w:t xml:space="preserve"> </w:t>
-      </w:r>
-      <w:r>
-        <w:rPr>
-          <w:rStyle w:val="VerbatimChar"/>
-        </w:rPr>
-        <w:t xml:space="preserve">0006_vendors_management/</w:t>
-      </w:r>
-      <w:r>
-        <w:t xml:space="preserve">. Every booked vendor gets a row.</w:t>
-      </w:r>
-    </w:p>
-    <w:p>
-      <w:pPr>
         <w:numPr>
           <w:ilvl w:val="0"/>
           <w:numId w:val="1001"/>
         </w:numPr>
+      </w:pPr>
+      <w:r>
+        <w:rPr>
+          <w:b/>
+          <w:bCs/>
+        </w:rPr>
+        <w:t xml:space="preserve">Three line items per vendor:</w:t>
+      </w:r>
+      <w:r>
+        <w:t xml:space="preserve"> </w:t>
+      </w:r>
+      <w:r>
+        <w:t xml:space="preserve">Package, Crew Meal, Transportation. Each has its own contracted amount and deadline (couple-input in V1).</w:t>
+      </w:r>
+    </w:p>
+    <w:p>
+      <w:pPr>
         <w:pStyle w:val="Compact"/>
-      </w:pPr>
-      <w:r>
-        <w:rPr>
-          <w:b/>
-        </w:rPr>
-        <w:t xml:space="preserve">Three line items per vendor:</w:t>
-      </w:r>
-      <w:r>
-        <w:t xml:space="preserve"> </w:t>
-      </w:r>
-      <w:r>
-        <w:t xml:space="preserve">Package, Crew Meal, Transportation. Each has its own contracted amount and deadline (couple-input in V1).</w:t>
-      </w:r>
-    </w:p>
-    <w:p>
-      <w:pPr>
         <w:numPr>
           <w:ilvl w:val="0"/>
           <w:numId w:val="1001"/>
         </w:numPr>
+      </w:pPr>
+      <w:r>
+        <w:rPr>
+          <w:b/>
+          <w:bCs/>
+        </w:rPr>
+        <w:t xml:space="preserve">Payment log</w:t>
+      </w:r>
+      <w:r>
+        <w:t xml:space="preserve"> </w:t>
+      </w:r>
+      <w:r>
+        <w:t xml:space="preserve">per line item — multiple payment records allowed (couples often pay in down + mid + final). Each payment record captures: amount, date, payment method, reference number, proof screenshot.</w:t>
+      </w:r>
+    </w:p>
+    <w:p>
+      <w:pPr>
         <w:pStyle w:val="Compact"/>
-      </w:pPr>
-      <w:r>
-        <w:rPr>
-          <w:b/>
-        </w:rPr>
-        <w:t xml:space="preserve">Payment log</w:t>
-      </w:r>
-      <w:r>
-        <w:t xml:space="preserve"> </w:t>
-      </w:r>
-      <w:r>
-        <w:t xml:space="preserve">per line item — multiple payment records allowed (couples often pay in down + mid + final). Each payment record captures: amount, date, payment method, reference number, proof screenshot.</w:t>
-      </w:r>
-    </w:p>
-    <w:p>
-      <w:pPr>
         <w:numPr>
           <w:ilvl w:val="0"/>
           <w:numId w:val="1001"/>
         </w:numPr>
+      </w:pPr>
+      <w:r>
+        <w:rPr>
+          <w:b/>
+          <w:bCs/>
+        </w:rPr>
+        <w:t xml:space="preserve">Vendor payment QR display</w:t>
+      </w:r>
+      <w:r>
+        <w:t xml:space="preserve"> </w:t>
+      </w:r>
+      <w:r>
+        <w:t xml:space="preserve">— when the vendor has uploaded their GCash, Maya, or bank QR in 0006, the budget panel surfaces it next to the line item so the couple scans to pay directly from their banking app.</w:t>
+      </w:r>
+    </w:p>
+    <w:p>
+      <w:pPr>
         <w:pStyle w:val="Compact"/>
-      </w:pPr>
-      <w:r>
-        <w:rPr>
-          <w:b/>
-        </w:rPr>
-        <w:t xml:space="preserve">Vendor payment QR display</w:t>
-      </w:r>
-      <w:r>
-        <w:t xml:space="preserve"> </w:t>
-      </w:r>
-      <w:r>
-        <w:t xml:space="preserve">— when the vendor has uploaded their GCash, Maya, or bank QR in 0006, the budget panel surfaces it next to the line item so the couple scans to pay directly from their banking app.</w:t>
-      </w:r>
-    </w:p>
-    <w:p>
-      <w:pPr>
         <w:numPr>
           <w:ilvl w:val="0"/>
           <w:numId w:val="1001"/>
         </w:numPr>
+      </w:pPr>
+      <w:r>
+        <w:rPr>
+          <w:b/>
+          <w:bCs/>
+        </w:rPr>
+        <w:t xml:space="preserve">Roll-up dashboard cards:</w:t>
+      </w:r>
+      <w:r>
+        <w:t xml:space="preserve"> </w:t>
+      </w:r>
+      <w:r>
+        <w:t xml:space="preserve">Total amount, Total paid, Remaining balance, Next payment due (date + vendor + line + amount).</w:t>
+      </w:r>
+    </w:p>
+    <w:p>
+      <w:pPr>
         <w:pStyle w:val="Compact"/>
-      </w:pPr>
-      <w:r>
-        <w:rPr>
-          <w:b/>
-        </w:rPr>
-        <w:t xml:space="preserve">Roll-up dashboard cards:</w:t>
-      </w:r>
-      <w:r>
-        <w:t xml:space="preserve"> </w:t>
-      </w:r>
-      <w:r>
-        <w:t xml:space="preserve">Total amount, Total paid, Remaining balance, Next payment due (date + vendor + line + amount).</w:t>
-      </w:r>
-    </w:p>
-    <w:p>
-      <w:pPr>
         <w:numPr>
           <w:ilvl w:val="0"/>
           <w:numId w:val="1001"/>
         </w:numPr>
+      </w:pPr>
+      <w:r>
+        <w:rPr>
+          <w:b/>
+          <w:bCs/>
+        </w:rPr>
+        <w:t xml:space="preserve">Native calendar export (.ics) with duplicate avoidance:</w:t>
+      </w:r>
+      <w:r>
+        <w:t xml:space="preserve"> </w:t>
+      </w:r>
+      <w:r>
+        <w:t xml:space="preserve">per-line</w:t>
+      </w:r>
+      <w:r>
+        <w:t xml:space="preserve"> </w:t>
+      </w:r>
+      <w:r>
+        <w:t xml:space="preserve">“Add to calendar”</w:t>
+      </w:r>
+      <w:r>
+        <w:t xml:space="preserve"> </w:t>
+      </w:r>
+      <w:r>
+        <w:t xml:space="preserve">and bulk</w:t>
+      </w:r>
+      <w:r>
+        <w:t xml:space="preserve"> </w:t>
+      </w:r>
+      <w:r>
+        <w:t xml:space="preserve">“Add all due dates to calendar”</w:t>
+      </w:r>
+      <w:r>
+        <w:t xml:space="preserve"> </w:t>
+      </w:r>
+      <w:r>
+        <w:t xml:space="preserve">generate iCalendar</w:t>
+      </w:r>
+      <w:r>
+        <w:t xml:space="preserve"> </w:t>
+      </w:r>
+      <w:r>
+        <w:rPr>
+          <w:rStyle w:val="VerbatimChar"/>
+        </w:rPr>
+        <w:t xml:space="preserve">.ics</w:t>
+      </w:r>
+      <w:r>
+        <w:t xml:space="preserve"> </w:t>
+      </w:r>
+      <w:r>
+        <w:t xml:space="preserve">files compatible with Apple Calendar, Google Calendar, Outlook, and any standards-compliant calendar app. Default reminders: 24 hours before and 1 hour before each due date. Each line item carries a</w:t>
+      </w:r>
+      <w:r>
+        <w:t xml:space="preserve"> </w:t>
+      </w:r>
+      <w:r>
+        <w:rPr>
+          <w:rStyle w:val="VerbatimChar"/>
+          <w:b/>
+          <w:bCs/>
+        </w:rPr>
+        <w:t xml:space="preserve">tracked_in_calendar</w:t>
+      </w:r>
+      <w:r>
+        <w:rPr>
+          <w:b/>
+          <w:bCs/>
+        </w:rPr>
+        <w:t xml:space="preserve"> </w:t>
+      </w:r>
+      <w:r>
+        <w:rPr>
+          <w:b/>
+          <w:bCs/>
+        </w:rPr>
+        <w:t xml:space="preserve">toggle</w:t>
+      </w:r>
+      <w:r>
+        <w:t xml:space="preserve"> </w:t>
+      </w:r>
+      <w:r>
+        <w:t xml:space="preserve">so the bulk export skips lines the couple has already added — no duplicates from re-importing.</w:t>
+      </w:r>
+    </w:p>
+    <w:p>
+      <w:pPr>
         <w:pStyle w:val="Compact"/>
-      </w:pPr>
-      <w:r>
-        <w:rPr>
-          <w:b/>
-        </w:rPr>
-        <w:t xml:space="preserve">Native calendar export (.ics) with duplicate avoidance:</w:t>
-      </w:r>
-      <w:r>
-        <w:t xml:space="preserve"> </w:t>
-      </w:r>
-      <w:r>
-        <w:t xml:space="preserve">per-line</w:t>
-      </w:r>
-      <w:r>
-        <w:t xml:space="preserve"> </w:t>
-      </w:r>
-      <w:r>
-        <w:t xml:space="preserve">“</w:t>
-      </w:r>
-      <w:r>
-        <w:t xml:space="preserve">Add to calendar</w:t>
-      </w:r>
-      <w:r>
-        <w:t xml:space="preserve">”</w:t>
-      </w:r>
-      <w:r>
-        <w:t xml:space="preserve"> </w:t>
-      </w:r>
-      <w:r>
-        <w:t xml:space="preserve">and bulk</w:t>
-      </w:r>
-      <w:r>
-        <w:t xml:space="preserve"> </w:t>
-      </w:r>
-      <w:r>
-        <w:t xml:space="preserve">“</w:t>
-      </w:r>
-      <w:r>
-        <w:t xml:space="preserve">Add all due dates to calendar</w:t>
-      </w:r>
-      <w:r>
-        <w:t xml:space="preserve">”</w:t>
-      </w:r>
-      <w:r>
-        <w:t xml:space="preserve"> </w:t>
-      </w:r>
-      <w:r>
-        <w:t xml:space="preserve">generate iCalendar</w:t>
-      </w:r>
-      <w:r>
-        <w:t xml:space="preserve"> </w:t>
-      </w:r>
-      <w:r>
-        <w:rPr>
-          <w:rStyle w:val="VerbatimChar"/>
-        </w:rPr>
-        <w:t xml:space="preserve">.ics</w:t>
-      </w:r>
-      <w:r>
-        <w:t xml:space="preserve"> </w:t>
-      </w:r>
-      <w:r>
-        <w:t xml:space="preserve">files compatible with Apple Calendar, Google Calendar, Outlook, and any standards-compliant calendar app. Default reminders: 24 hours before and 1 hour before each due date. Each line item carries a</w:t>
-      </w:r>
-      <w:r>
-        <w:t xml:space="preserve"> </w:t>
-      </w:r>
-      <w:r>
-        <w:rPr>
-          <w:rStyle w:val="VerbatimChar"/>
-          <w:b/>
-        </w:rPr>
-        <w:t xml:space="preserve">tracked_in_calendar</w:t>
-      </w:r>
-      <w:r>
-        <w:rPr>
-          <w:b/>
-        </w:rPr>
-        <w:t xml:space="preserve"> </w:t>
-      </w:r>
-      <w:r>
-        <w:rPr>
-          <w:b/>
-        </w:rPr>
-        <w:t xml:space="preserve">toggle</w:t>
-      </w:r>
-      <w:r>
-        <w:t xml:space="preserve"> </w:t>
-      </w:r>
-      <w:r>
-        <w:t xml:space="preserve">so the bulk export skips lines the couple has already added — no duplicates from re-importing.</w:t>
-      </w:r>
-    </w:p>
-    <w:p>
-      <w:pPr>
         <w:numPr>
           <w:ilvl w:val="0"/>
           <w:numId w:val="1001"/>
         </w:numPr>
+      </w:pPr>
+      <w:r>
+        <w:rPr>
+          <w:b/>
+          <w:bCs/>
+        </w:rPr>
+        <w:t xml:space="preserve">Setnayan platform costs section</w:t>
+      </w:r>
+      <w:r>
+        <w:t xml:space="preserve"> </w:t>
+      </w:r>
+      <w:r>
+        <w:t xml:space="preserve">— auto-populated from</w:t>
+      </w:r>
+      <w:r>
+        <w:t xml:space="preserve"> </w:t>
+      </w:r>
+      <w:r>
+        <w:rPr>
+          <w:rStyle w:val="VerbatimChar"/>
+        </w:rPr>
+        <w:t xml:space="preserve">0003</w:t>
+      </w:r>
+      <w:r>
+        <w:t xml:space="preserve"> </w:t>
+      </w:r>
+      <w:r>
+        <w:t xml:space="preserve">wallet spends (Papic seats, templates, Custom Monogram Pack, Pro widgets, Panood tier, etc.). Already paid via Setnayan Pay; shown for the couple’s full financial picture.</w:t>
+      </w:r>
+    </w:p>
+    <w:p>
+      <w:pPr>
         <w:pStyle w:val="Compact"/>
-      </w:pPr>
-      <w:r>
-        <w:rPr>
-          <w:b/>
-        </w:rPr>
-        <w:t>Setnayan platform costs section</w:t>
-      </w:r>
-      <w:r>
-        <w:t xml:space="preserve"> </w:t>
-      </w:r>
-      <w:r>
-        <w:t xml:space="preserve">— auto-populated from</w:t>
-      </w:r>
-      <w:r>
-        <w:t xml:space="preserve"> </w:t>
-      </w:r>
-      <w:r>
-        <w:rPr>
-          <w:rStyle w:val="VerbatimChar"/>
-        </w:rPr>
-        <w:t xml:space="preserve">0003</w:t>
-      </w:r>
-      <w:r>
-        <w:t xml:space="preserve"> </w:t>
-      </w:r>
-      <w:r>
-        <w:t xml:space="preserve">wallet spends (Papic seats, templates, Custom Monogram Pack, Pro widgets, Panood tier, etc.). Already paid via Setnayan Pay; shown for the couple’s full financial picture.</w:t>
-      </w:r>
-    </w:p>
-    <w:p>
-      <w:pPr>
         <w:numPr>
           <w:ilvl w:val="0"/>
           <w:numId w:val="1001"/>
         </w:numPr>
+      </w:pPr>
+      <w:r>
+        <w:rPr>
+          <w:b/>
+          <w:bCs/>
+        </w:rPr>
+        <w:t xml:space="preserve">Free-form Miscellaneous expenses</w:t>
+      </w:r>
+      <w:r>
+        <w:t xml:space="preserve"> </w:t>
+      </w:r>
+      <w:r>
+        <w:t xml:space="preserve">— wedding rings, marriage license fees, save-the-date printing, decor extras the couple buys directly. Free-form rows the couple adds manually.</w:t>
+      </w:r>
+    </w:p>
+    <w:p>
+      <w:pPr>
+        <w:pStyle w:val="FirstParagraph"/>
+      </w:pPr>
+      <w:r>
+        <w:t xml:space="preserve">This iteration does NOT ship:</w:t>
+      </w:r>
+    </w:p>
+    <w:p>
+      <w:pPr>
         <w:pStyle w:val="Compact"/>
-      </w:pPr>
-      <w:r>
-        <w:rPr>
-          <w:b/>
-        </w:rPr>
-        <w:t xml:space="preserve">Free-form Miscellaneous expenses</w:t>
-      </w:r>
-      <w:r>
-        <w:t xml:space="preserve"> </w:t>
-      </w:r>
-      <w:r>
-        <w:t xml:space="preserve">— wedding rings, marriage license fees, save-the-date printing, decor extras the couple buys directly. Free-form rows the couple adds manually.</w:t>
-      </w:r>
-    </w:p>
-    <w:p>
-      <w:pPr>
-        <w:pStyle w:val="FirstParagraph"/>
-      </w:pPr>
-      <w:r>
-        <w:t xml:space="preserve">This iteration does NOT ship:</w:t>
-      </w:r>
-    </w:p>
-    <w:p>
-      <w:pPr>
         <w:numPr>
           <w:ilvl w:val="0"/>
           <w:numId w:val="1002"/>
         </w:numPr>
+      </w:pPr>
+      <w:r>
+        <w:t xml:space="preserve">Wedding budget category rollups (Catering / Photography / Decor / etc.) — out of scope; the 3-line-item structure per vendor is the V1 organizing principle.</w:t>
+      </w:r>
+    </w:p>
+    <w:p>
+      <w:pPr>
         <w:pStyle w:val="Compact"/>
-      </w:pPr>
-      <w:r>
-        <w:t xml:space="preserve">Wedding budget category rollups (Catering / Photography / Decor / etc.) — out of scope; the 3-line-item structure per vendor is the V1 organizing principle.</w:t>
-      </w:r>
-    </w:p>
-    <w:p>
-      <w:pPr>
         <w:numPr>
           <w:ilvl w:val="0"/>
           <w:numId w:val="1002"/>
         </w:numPr>
+      </w:pPr>
+      <w:r>
+        <w:t xml:space="preserve">Budget target setting or variance-vs-target tracking — couples track actuals only in V1.</w:t>
+      </w:r>
+    </w:p>
+    <w:p>
+      <w:pPr>
         <w:pStyle w:val="Compact"/>
-      </w:pPr>
-      <w:r>
-        <w:t xml:space="preserve">Budget target setting or variance-vs-target tracking — couples track actuals only in V1.</w:t>
-      </w:r>
-    </w:p>
-    <w:p>
-      <w:pPr>
         <w:numPr>
           <w:ilvl w:val="0"/>
           <w:numId w:val="1002"/>
         </w:numPr>
+      </w:pPr>
+      <w:r>
+        <w:t xml:space="preserve">Forecasting beyond next-payment-due — no end-of-event spend projection in V1.</w:t>
+      </w:r>
+    </w:p>
+    <w:p>
+      <w:pPr>
         <w:pStyle w:val="Compact"/>
-      </w:pPr>
-      <w:r>
-        <w:t xml:space="preserve">Forecasting beyond next-payment-due — no end-of-event spend projection in V1.</w:t>
-      </w:r>
-    </w:p>
-    <w:p>
-      <w:pPr>
         <w:numPr>
           <w:ilvl w:val="0"/>
           <w:numId w:val="1002"/>
         </w:numPr>
+      </w:pPr>
+      <w:r>
+        <w:t xml:space="preserve">Multi-currency support (USD, etc.) — PHP only in V1.</w:t>
+      </w:r>
+    </w:p>
+    <w:p>
+      <w:pPr>
         <w:pStyle w:val="Compact"/>
-      </w:pPr>
-      <w:r>
-        <w:t xml:space="preserve">Multi-currency support (USD, etc.) — PHP only in V1.</w:t>
-      </w:r>
-    </w:p>
-    <w:p>
-      <w:pPr>
         <w:numPr>
           <w:ilvl w:val="0"/>
           <w:numId w:val="1002"/>
         </w:numPr>
+      </w:pPr>
+      <w:r>
+        <w:t xml:space="preserve">External share links (parents, planners) — V1 is couple-only access. PDF export possible via system print-to-PDF.</w:t>
+      </w:r>
+    </w:p>
+    <w:p>
+      <w:pPr>
         <w:pStyle w:val="Compact"/>
-      </w:pPr>
-      <w:r>
-        <w:t xml:space="preserve">External share links (parents, planners) — V1 is couple-only access. PDF export possible via system print-to-PDF.</w:t>
-      </w:r>
-    </w:p>
-    <w:p>
-      <w:pPr>
         <w:numPr>
           <w:ilvl w:val="0"/>
           <w:numId w:val="1002"/>
         </w:numPr>
-        <w:pStyle w:val="Compact"/>
-      </w:pPr>
-      <w:r>
-        <w:t>Vendor-side deadline sync — vendors don’t push deadlines to Setnayan in V1; couple inputs all deadlines manually based on the contract terms.</w:t>
+      </w:pPr>
+      <w:r>
+        <w:t xml:space="preserve">Vendor-side deadline sync — vendors don’t push deadlines to Setnayan in V1; couple inputs all deadlines manually based on the contract terms.</w:t>
       </w:r>
     </w:p>
     <w:p>
@@ -645,15 +651,15 @@
         </w:pict>
       </w:r>
     </w:p>
+    <w:bookmarkEnd w:id="9"/>
+    <w:bookmarkStart w:id="10" w:name="data-model"/>
     <w:p>
       <w:pPr>
         <w:pStyle w:val="Heading2"/>
       </w:pPr>
-      <w:bookmarkStart w:id="22" w:name="data-model"/>
       <w:r>
         <w:t xml:space="preserve">Data model</w:t>
       </w:r>
-      <w:bookmarkEnd w:id="22"/>
     </w:p>
     <w:p>
       <w:pPr>
@@ -1007,7 +1013,7 @@
         <w:t xml:space="preserve"> </w:t>
       </w:r>
       <w:r>
-        <w:t>records are read directly; no separate Setnayan platform expense table is created. The budget panel queries</w:t>
+        <w:t xml:space="preserve">records are read directly; no separate Setnayan platform expense table is created. The budget panel queries</w:t>
       </w:r>
       <w:r>
         <w:t xml:space="preserve"> </w:t>
@@ -1022,7 +1028,7 @@
         <w:t xml:space="preserve"> </w:t>
       </w:r>
       <w:r>
-        <w:t>to populate the Setnayan platform costs section.</w:t>
+        <w:t xml:space="preserve">to populate the Setnayan platform costs section.</w:t>
       </w:r>
     </w:p>
     <w:p>
@@ -1032,25 +1038,24 @@
         </w:pict>
       </w:r>
     </w:p>
+    <w:bookmarkEnd w:id="10"/>
+    <w:bookmarkStart w:id="16" w:name="couple-ux"/>
     <w:p>
       <w:pPr>
         <w:pStyle w:val="Heading2"/>
       </w:pPr>
-      <w:bookmarkStart w:id="23" w:name="couple-ux"/>
       <w:r>
         <w:t xml:space="preserve">Couple UX</w:t>
       </w:r>
-      <w:bookmarkEnd w:id="23"/>
-    </w:p>
+    </w:p>
+    <w:bookmarkStart w:id="11" w:name="dashboard-rollup-top-of-panel"/>
     <w:p>
       <w:pPr>
         <w:pStyle w:val="Heading3"/>
       </w:pPr>
-      <w:bookmarkStart w:id="24" w:name="dashboard-rollup-top-of-panel"/>
       <w:r>
         <w:t xml:space="preserve">Dashboard rollup (top of panel)</w:t>
       </w:r>
-      <w:bookmarkEnd w:id="24"/>
     </w:p>
     <w:p>
       <w:pPr>
@@ -1063,8 +1068,9 @@
     <w:tbl>
       <w:tblPr>
         <w:tblStyle w:val="Table"/>
-        <w:tblW w:type="pct" w:w="5000.0"/>
-        <w:tblLook w:firstRow="1"/>
+        <w:tblW w:type="pct" w:w="5000"/>
+        <w:tblLayout w:type="fixed"/>
+        <w:tblLook w:firstRow="1" w:lastRow="0" w:firstColumn="0" w:lastColumn="0" w:noHBand="0" w:noVBand="0" w:val="0020"/>
       </w:tblPr>
       <w:tblGrid>
         <w:gridCol w:w="3960"/>
@@ -1072,19 +1078,13 @@
       </w:tblGrid>
       <w:tr>
         <w:trPr>
-          <w:cnfStyle w:firstRow="1"/>
+          <w:tblHeader w:val="on"/>
         </w:trPr>
         <w:tc>
-          <w:tcPr>
-            <w:tcBorders>
-              <w:bottom w:val="single"/>
-            </w:tcBorders>
-            <w:vAlign w:val="bottom"/>
-          </w:tcPr>
+          <w:tcPr/>
           <w:p>
             <w:pPr>
               <w:pStyle w:val="Compact"/>
-              <w:jc w:val="left"/>
             </w:pPr>
             <w:r>
               <w:t xml:space="preserve">Card</w:t>
@@ -1092,16 +1092,10 @@
           </w:p>
         </w:tc>
         <w:tc>
-          <w:tcPr>
-            <w:tcBorders>
-              <w:bottom w:val="single"/>
-            </w:tcBorders>
-            <w:vAlign w:val="bottom"/>
-          </w:tcPr>
+          <w:tcPr/>
           <w:p>
             <w:pPr>
               <w:pStyle w:val="Compact"/>
-              <w:jc w:val="left"/>
             </w:pPr>
             <w:r>
               <w:t xml:space="preserve">Calculation</w:t>
@@ -1111,24 +1105,25 @@
       </w:tr>
       <w:tr>
         <w:tc>
+          <w:tcPr/>
           <w:p>
             <w:pPr>
               <w:pStyle w:val="Compact"/>
-              <w:jc w:val="left"/>
             </w:pPr>
             <w:r>
               <w:rPr>
                 <w:b/>
+                <w:bCs/>
               </w:rPr>
               <w:t xml:space="preserve">Total amount</w:t>
             </w:r>
           </w:p>
         </w:tc>
         <w:tc>
+          <w:tcPr/>
           <w:p>
             <w:pPr>
               <w:pStyle w:val="Compact"/>
-              <w:jc w:val="left"/>
             </w:pPr>
             <w:r>
               <w:t xml:space="preserve">Sum of all</w:t>
@@ -1161,31 +1156,32 @@
               <w:t xml:space="preserve"> </w:t>
             </w:r>
             <w:r>
-              <w:t>+ already-spent Setnayan platform costs</w:t>
+              <w:t xml:space="preserve">+ already-spent Setnayan platform costs</w:t>
             </w:r>
           </w:p>
         </w:tc>
       </w:tr>
       <w:tr>
         <w:tc>
+          <w:tcPr/>
           <w:p>
             <w:pPr>
               <w:pStyle w:val="Compact"/>
-              <w:jc w:val="left"/>
             </w:pPr>
             <w:r>
               <w:rPr>
                 <w:b/>
+                <w:bCs/>
               </w:rPr>
               <w:t xml:space="preserve">Total paid</w:t>
             </w:r>
           </w:p>
         </w:tc>
         <w:tc>
+          <w:tcPr/>
           <w:p>
             <w:pPr>
               <w:pStyle w:val="Compact"/>
-              <w:jc w:val="left"/>
             </w:pPr>
             <w:r>
               <w:t xml:space="preserve">Sum of all</w:t>
@@ -1218,31 +1214,32 @@
               <w:t xml:space="preserve"> </w:t>
             </w:r>
             <w:r>
-              <w:t>+ Setnayan platform spends</w:t>
+              <w:t xml:space="preserve">+ Setnayan platform spends</w:t>
             </w:r>
           </w:p>
         </w:tc>
       </w:tr>
       <w:tr>
         <w:tc>
+          <w:tcPr/>
           <w:p>
             <w:pPr>
               <w:pStyle w:val="Compact"/>
-              <w:jc w:val="left"/>
             </w:pPr>
             <w:r>
               <w:rPr>
                 <w:b/>
+                <w:bCs/>
               </w:rPr>
               <w:t xml:space="preserve">Remaining balance</w:t>
             </w:r>
           </w:p>
         </w:tc>
         <w:tc>
+          <w:tcPr/>
           <w:p>
             <w:pPr>
               <w:pStyle w:val="Compact"/>
-              <w:jc w:val="left"/>
             </w:pPr>
             <w:r>
               <w:t xml:space="preserve">Total amount − Total paid</w:t>
@@ -1252,24 +1249,25 @@
       </w:tr>
       <w:tr>
         <w:tc>
+          <w:tcPr/>
           <w:p>
             <w:pPr>
               <w:pStyle w:val="Compact"/>
-              <w:jc w:val="left"/>
             </w:pPr>
             <w:r>
               <w:rPr>
                 <w:b/>
+                <w:bCs/>
               </w:rPr>
               <w:t xml:space="preserve">Next payment due</w:t>
             </w:r>
           </w:p>
         </w:tc>
         <w:tc>
+          <w:tcPr/>
           <w:p>
             <w:pPr>
               <w:pStyle w:val="Compact"/>
-              <w:jc w:val="left"/>
             </w:pPr>
             <w:r>
               <w:t xml:space="preserve">Earliest unpaid</w:t>
@@ -1304,13 +1302,7 @@
         <w:t xml:space="preserve"> </w:t>
       </w:r>
       <w:r>
-        <w:t xml:space="preserve">“</w:t>
-      </w:r>
-      <w:r>
-        <w:t xml:space="preserve">Next payment due</w:t>
-      </w:r>
-      <w:r>
-        <w:t xml:space="preserve">”</w:t>
+        <w:t xml:space="preserve">“Next payment due”</w:t>
       </w:r>
       <w:r>
         <w:t xml:space="preserve"> </w:t>
@@ -1322,13 +1314,7 @@
         <w:t xml:space="preserve"> </w:t>
       </w:r>
       <w:r>
-        <w:t xml:space="preserve">“</w:t>
-      </w:r>
-      <w:r>
-        <w:t xml:space="preserve">Pay now (open vendor’s QR)</w:t>
-      </w:r>
-      <w:r>
-        <w:t xml:space="preserve">”</w:t>
+        <w:t xml:space="preserve">“Pay now (open vendor’s QR)”</w:t>
       </w:r>
       <w:r>
         <w:t xml:space="preserve"> </w:t>
@@ -1340,24 +1326,18 @@
         <w:t xml:space="preserve"> </w:t>
       </w:r>
       <w:r>
-        <w:t xml:space="preserve">“</w:t>
-      </w:r>
-      <w:r>
-        <w:t xml:space="preserve">Record a payment.</w:t>
-      </w:r>
-      <w:r>
-        <w:t xml:space="preserve">”</w:t>
-      </w:r>
-    </w:p>
+        <w:t xml:space="preserve">“Record a payment.”</w:t>
+      </w:r>
+    </w:p>
+    <w:bookmarkEnd w:id="11"/>
+    <w:bookmarkStart w:id="12" w:name="vendor-list"/>
     <w:p>
       <w:pPr>
         <w:pStyle w:val="Heading3"/>
       </w:pPr>
-      <w:bookmarkStart w:id="25" w:name="vendor-list"/>
       <w:r>
         <w:t xml:space="preserve">Vendor list</w:t>
       </w:r>
-      <w:bookmarkEnd w:id="25"/>
     </w:p>
     <w:p>
       <w:pPr>
@@ -1474,475 +1454,466 @@
     </w:p>
     <w:p>
       <w:pPr>
+        <w:pStyle w:val="Compact"/>
         <w:numPr>
           <w:ilvl w:val="0"/>
           <w:numId w:val="1003"/>
         </w:numPr>
+      </w:pPr>
+      <w:r>
+        <w:rPr>
+          <w:b/>
+          <w:bCs/>
+        </w:rPr>
+        <w:t xml:space="preserve">[QR]</w:t>
+      </w:r>
+      <w:r>
+        <w:t xml:space="preserve"> </w:t>
+      </w:r>
+      <w:r>
+        <w:t xml:space="preserve">— opens the vendor’s GCash / Maya / bank QR in a modal so the couple can scan with their banking app. Sourced from the vendor’s record in 0006. If the vendor hasn’t uploaded a QR, this button is hidden and the couple uses the vendor’s contact info (also in 0006) to coordinate payment manually.</w:t>
+      </w:r>
+    </w:p>
+    <w:p>
+      <w:pPr>
         <w:pStyle w:val="Compact"/>
-      </w:pPr>
-      <w:r>
-        <w:rPr>
-          <w:b/>
-        </w:rPr>
-        <w:t xml:space="preserve">[QR]</w:t>
-      </w:r>
-      <w:r>
-        <w:t xml:space="preserve"> </w:t>
-      </w:r>
-      <w:r>
-        <w:t xml:space="preserve">— opens the vendor’s GCash / Maya / bank QR in a modal so the couple can scan with their banking app. Sourced from the vendor’s record in 0006. If the vendor hasn’t uploaded a QR, this button is hidden and the couple uses the vendor’s contact info (also in 0006) to coordinate payment manually.</w:t>
-      </w:r>
-    </w:p>
-    <w:p>
-      <w:pPr>
         <w:numPr>
           <w:ilvl w:val="0"/>
           <w:numId w:val="1003"/>
         </w:numPr>
+      </w:pPr>
+      <w:r>
+        <w:rPr>
+          <w:b/>
+          <w:bCs/>
+        </w:rPr>
+        <w:t xml:space="preserve">[+ Payment]</w:t>
+      </w:r>
+      <w:r>
+        <w:t xml:space="preserve"> </w:t>
+      </w:r>
+      <w:r>
+        <w:t xml:space="preserve">— opens the payment recording modal (see below).</w:t>
+      </w:r>
+    </w:p>
+    <w:p>
+      <w:pPr>
         <w:pStyle w:val="Compact"/>
-      </w:pPr>
-      <w:r>
-        <w:rPr>
-          <w:b/>
-        </w:rPr>
-        <w:t xml:space="preserve">[+ Payment]</w:t>
-      </w:r>
-      <w:r>
-        <w:t xml:space="preserve"> </w:t>
-      </w:r>
-      <w:r>
-        <w:t xml:space="preserve">— opens the payment recording modal (see below).</w:t>
-      </w:r>
-    </w:p>
-    <w:p>
-      <w:pPr>
         <w:numPr>
           <w:ilvl w:val="0"/>
           <w:numId w:val="1003"/>
         </w:numPr>
+      </w:pPr>
+      <w:r>
+        <w:rPr>
+          <w:b/>
+          <w:bCs/>
+        </w:rPr>
+        <w:t xml:space="preserve">[+ Calendar]</w:t>
+      </w:r>
+      <w:r>
+        <w:t xml:space="preserve"> </w:t>
+      </w:r>
+      <w:r>
+        <w:t xml:space="preserve">— generates a one-event</w:t>
+      </w:r>
+      <w:r>
+        <w:t xml:space="preserve"> </w:t>
+      </w:r>
+      <w:r>
+        <w:rPr>
+          <w:rStyle w:val="VerbatimChar"/>
+        </w:rPr>
+        <w:t xml:space="preserve">.ics</w:t>
+      </w:r>
+      <w:r>
+        <w:t xml:space="preserve"> </w:t>
+      </w:r>
+      <w:r>
+        <w:t xml:space="preserve">file and triggers a download. Opening the file in iOS Safari adds it to the iPhone’s Calendar app; same for Android with Google Calendar.</w:t>
+      </w:r>
+    </w:p>
+    <w:bookmarkEnd w:id="12"/>
+    <w:bookmarkStart w:id="13" w:name="payment-recording-modal"/>
+    <w:p>
+      <w:pPr>
+        <w:pStyle w:val="Heading3"/>
+      </w:pPr>
+      <w:r>
+        <w:t xml:space="preserve">Payment recording modal</w:t>
+      </w:r>
+    </w:p>
+    <w:p>
+      <w:pPr>
+        <w:pStyle w:val="FirstParagraph"/>
+      </w:pPr>
+      <w:r>
+        <w:t xml:space="preserve">Required fields:</w:t>
+      </w:r>
+    </w:p>
+    <w:p>
+      <w:pPr>
         <w:pStyle w:val="Compact"/>
-      </w:pPr>
-      <w:r>
-        <w:rPr>
-          <w:b/>
-        </w:rPr>
-        <w:t xml:space="preserve">[+ Calendar]</w:t>
-      </w:r>
-      <w:r>
-        <w:t xml:space="preserve"> </w:t>
-      </w:r>
-      <w:r>
-        <w:t xml:space="preserve">— generates a one-event</w:t>
-      </w:r>
-      <w:r>
-        <w:t xml:space="preserve"> </w:t>
-      </w:r>
-      <w:r>
-        <w:rPr>
-          <w:rStyle w:val="VerbatimChar"/>
-        </w:rPr>
-        <w:t xml:space="preserve">.ics</w:t>
-      </w:r>
-      <w:r>
-        <w:t xml:space="preserve"> </w:t>
-      </w:r>
-      <w:r>
-        <w:t xml:space="preserve">file and triggers a download. Opening the file in iOS Safari adds it to the iPhone’s Calendar app; same for Android with Google Calendar.</w:t>
-      </w:r>
-    </w:p>
-    <w:p>
-      <w:pPr>
-        <w:pStyle w:val="Heading3"/>
-      </w:pPr>
-      <w:bookmarkStart w:id="26" w:name="payment-recording-modal"/>
-      <w:r>
-        <w:t xml:space="preserve">Payment recording modal</w:t>
-      </w:r>
-      <w:bookmarkEnd w:id="26"/>
-    </w:p>
-    <w:p>
-      <w:pPr>
-        <w:pStyle w:val="FirstParagraph"/>
-      </w:pPr>
-      <w:r>
-        <w:t xml:space="preserve">Required fields:</w:t>
-      </w:r>
-    </w:p>
-    <w:p>
-      <w:pPr>
         <w:numPr>
           <w:ilvl w:val="0"/>
           <w:numId w:val="1004"/>
         </w:numPr>
+      </w:pPr>
+      <w:r>
+        <w:t xml:space="preserve">Amount (number, PHP, ≤ remaining balance — validation enforced)</w:t>
+      </w:r>
+    </w:p>
+    <w:p>
+      <w:pPr>
         <w:pStyle w:val="Compact"/>
-      </w:pPr>
-      <w:r>
-        <w:t xml:space="preserve">Amount (number, PHP, ≤ remaining balance — validation enforced)</w:t>
-      </w:r>
-    </w:p>
-    <w:p>
-      <w:pPr>
         <w:numPr>
           <w:ilvl w:val="0"/>
           <w:numId w:val="1004"/>
         </w:numPr>
+      </w:pPr>
+      <w:r>
+        <w:t xml:space="preserve">Payment date (defaults to today)</w:t>
+      </w:r>
+    </w:p>
+    <w:p>
+      <w:pPr>
         <w:pStyle w:val="Compact"/>
-      </w:pPr>
-      <w:r>
-        <w:t xml:space="preserve">Payment date (defaults to today)</w:t>
-      </w:r>
-    </w:p>
-    <w:p>
-      <w:pPr>
         <w:numPr>
           <w:ilvl w:val="0"/>
           <w:numId w:val="1004"/>
         </w:numPr>
+      </w:pPr>
+      <w:r>
+        <w:t xml:space="preserve">Payment method (dropdown: GCash, Maya, BPI, BDO, UnionBank, Metrobank, Cash, Check, Credit Card, Bank Transfer, Other)</w:t>
+      </w:r>
+    </w:p>
+    <w:p>
+      <w:pPr>
         <w:pStyle w:val="Compact"/>
-      </w:pPr>
-      <w:r>
-        <w:t xml:space="preserve">Payment method (dropdown: GCash, Maya, BPI, BDO, UnionBank, Metrobank, Cash, Check, Credit Card, Bank Transfer, Other)</w:t>
-      </w:r>
-    </w:p>
-    <w:p>
-      <w:pPr>
         <w:numPr>
           <w:ilvl w:val="0"/>
           <w:numId w:val="1004"/>
         </w:numPr>
+      </w:pPr>
+      <w:r>
+        <w:t xml:space="preserve">Reference number (text input)</w:t>
+      </w:r>
+    </w:p>
+    <w:p>
+      <w:pPr>
         <w:pStyle w:val="Compact"/>
-      </w:pPr>
-      <w:r>
-        <w:t xml:space="preserve">Reference number (text input)</w:t>
-      </w:r>
-    </w:p>
-    <w:p>
-      <w:pPr>
         <w:numPr>
           <w:ilvl w:val="0"/>
           <w:numId w:val="1004"/>
         </w:numPr>
+      </w:pPr>
+      <w:r>
+        <w:t xml:space="preserve">Proof screenshot (image upload — JPEG, PNG, HEIC; stored in R2 at</w:t>
+      </w:r>
+      <w:r>
+        <w:t xml:space="preserve"> </w:t>
+      </w:r>
+      <w:r>
+        <w:rPr>
+          <w:rStyle w:val="VerbatimChar"/>
+        </w:rPr>
+        <w:t xml:space="preserve">events/{event_id}/payment_proofs/{payment_id}.{ext}</w:t>
+      </w:r>
+      <w:r>
+        <w:t xml:space="preserve">; max 10 MB)</w:t>
+      </w:r>
+    </w:p>
+    <w:p>
+      <w:pPr>
+        <w:pStyle w:val="FirstParagraph"/>
+      </w:pPr>
+      <w:r>
+        <w:t xml:space="preserve">Optional fields:</w:t>
+      </w:r>
+    </w:p>
+    <w:p>
+      <w:pPr>
         <w:pStyle w:val="Compact"/>
-      </w:pPr>
-      <w:r>
-        <w:t xml:space="preserve">Proof screenshot (image upload — JPEG, PNG, HEIC; stored in R2 at</w:t>
-      </w:r>
-      <w:r>
-        <w:t xml:space="preserve"> </w:t>
-      </w:r>
-      <w:r>
-        <w:rPr>
-          <w:rStyle w:val="VerbatimChar"/>
-        </w:rPr>
-        <w:t xml:space="preserve">events/{event_id}/payment_proofs/{payment_id}.{ext}</w:t>
-      </w:r>
-      <w:r>
-        <w:t xml:space="preserve">; max 10 MB)</w:t>
-      </w:r>
-    </w:p>
-    <w:p>
-      <w:pPr>
-        <w:pStyle w:val="FirstParagraph"/>
-      </w:pPr>
-      <w:r>
-        <w:t xml:space="preserve">Optional fields:</w:t>
-      </w:r>
-    </w:p>
-    <w:p>
-      <w:pPr>
         <w:numPr>
           <w:ilvl w:val="0"/>
           <w:numId w:val="1005"/>
         </w:numPr>
+      </w:pPr>
+      <w:r>
+        <w:t xml:space="preserve">Notes (free-form text)</w:t>
+      </w:r>
+    </w:p>
+    <w:p>
+      <w:pPr>
+        <w:pStyle w:val="FirstParagraph"/>
+      </w:pPr>
+      <w:r>
+        <w:t xml:space="preserve">On save: creates a</w:t>
+      </w:r>
+      <w:r>
+        <w:t xml:space="preserve"> </w:t>
+      </w:r>
+      <w:r>
+        <w:rPr>
+          <w:rStyle w:val="VerbatimChar"/>
+        </w:rPr>
+        <w:t xml:space="preserve">PaymentRecord</w:t>
+      </w:r>
+      <w:r>
+        <w:t xml:space="preserve">, decrements the line item’s running balance, updates the rollup cards, refreshes the next-payment-due card. Edits to existing payments are allowed but logged in</w:t>
+      </w:r>
+      <w:r>
+        <w:t xml:space="preserve"> </w:t>
+      </w:r>
+      <w:r>
+        <w:rPr>
+          <w:rStyle w:val="VerbatimChar"/>
+        </w:rPr>
+        <w:t xml:space="preserve">audit_log</w:t>
+      </w:r>
+      <w:r>
+        <w:t xml:space="preserve"> </w:t>
+      </w:r>
+      <w:r>
+        <w:t xml:space="preserve">so deleted-amount fraud isn’t possible silently.</w:t>
+      </w:r>
+    </w:p>
+    <w:bookmarkEnd w:id="13"/>
+    <w:bookmarkStart w:id="14" w:name="setnayan-platform-costs-section"/>
+    <w:p>
+      <w:pPr>
+        <w:pStyle w:val="Heading3"/>
+      </w:pPr>
+      <w:r>
+        <w:t xml:space="preserve">Setnayan platform costs section</w:t>
+      </w:r>
+    </w:p>
+    <w:p>
+      <w:pPr>
+        <w:pStyle w:val="FirstParagraph"/>
+      </w:pPr>
+      <w:r>
+        <w:t xml:space="preserve">Below the vendor list. Shows every wallet spend tied to the event:</w:t>
+      </w:r>
+    </w:p>
+    <w:p>
+      <w:pPr>
+        <w:pStyle w:val="SourceCode"/>
+      </w:pPr>
+      <w:r>
+        <w:rPr>
+          <w:rStyle w:val="VerbatimChar"/>
+        </w:rPr>
+        <w:t xml:space="preserve">Setnayan Platform · already paid</w:t>
+      </w:r>
+      <w:r>
+        <w:br/>
+      </w:r>
+      <w:r>
+        <w:rPr>
+          <w:rStyle w:val="VerbatimChar"/>
+        </w:rPr>
+        <w:t xml:space="preserve">─────────────────────────────────────</w:t>
+      </w:r>
+      <w:r>
+        <w:br/>
+      </w:r>
+      <w:r>
+        <w:rPr>
+          <w:rStyle w:val="VerbatimChar"/>
+        </w:rPr>
+        <w:t xml:space="preserve">  Custom Monogram Pack          ₱2,000    paid 2026-04-12 via Setnayan Pay</w:t>
+      </w:r>
+      <w:r>
+        <w:br/>
+      </w:r>
+      <w:r>
+        <w:rPr>
+          <w:rStyle w:val="VerbatimChar"/>
+        </w:rPr>
+        <w:t xml:space="preserve">  5 Papic seats             ₱2,500    paid 2026-04-12 via Setnayan Pay</w:t>
+      </w:r>
+      <w:r>
+        <w:br/>
+      </w:r>
+      <w:r>
+        <w:rPr>
+          <w:rStyle w:val="VerbatimChar"/>
+        </w:rPr>
+        <w:t xml:space="preserve">  Personal Reel templates × 3   ₱600      paid 2026-04-15 via Setnayan Pay</w:t>
+      </w:r>
+      <w:r>
+        <w:br/>
+      </w:r>
+      <w:r>
+        <w:rPr>
+          <w:rStyle w:val="VerbatimChar"/>
+        </w:rPr>
+        <w:t xml:space="preserve">  Panood Tier 1            ₱4,500    paid 2026-04-20 via Setnayan Pay</w:t>
+      </w:r>
+      <w:r>
+        <w:br/>
+      </w:r>
+      <w:r>
+        <w:rPr>
+          <w:rStyle w:val="VerbatimChar"/>
+        </w:rPr>
+        <w:t xml:space="preserve">  Pro Bundle (3 widgets)        ₱200      paid 2026-04-22 via Setnayan Pay</w:t>
+      </w:r>
+      <w:r>
+        <w:br/>
+      </w:r>
+      <w:r>
+        <w:rPr>
+          <w:rStyle w:val="VerbatimChar"/>
+        </w:rPr>
+        <w:t xml:space="preserve">                                ─────────</w:t>
+      </w:r>
+      <w:r>
+        <w:br/>
+      </w:r>
+      <w:r>
+        <w:rPr>
+          <w:rStyle w:val="VerbatimChar"/>
+        </w:rPr>
+        <w:t xml:space="preserve">  Total Setnayan platform           ₱9,800</w:t>
+      </w:r>
+    </w:p>
+    <w:p>
+      <w:pPr>
+        <w:pStyle w:val="FirstParagraph"/>
+      </w:pPr>
+      <w:r>
+        <w:t xml:space="preserve">Read-only — auto-populated from the</w:t>
+      </w:r>
+      <w:r>
+        <w:t xml:space="preserve"> </w:t>
+      </w:r>
+      <w:r>
+        <w:rPr>
+          <w:rStyle w:val="VerbatimChar"/>
+        </w:rPr>
+        <w:t xml:space="preserve">0003</w:t>
+      </w:r>
+      <w:r>
+        <w:t xml:space="preserve"> </w:t>
+      </w:r>
+      <w:r>
+        <w:t xml:space="preserve">wallet’s</w:t>
+      </w:r>
+      <w:r>
+        <w:t xml:space="preserve"> </w:t>
+      </w:r>
+      <w:r>
+        <w:rPr>
+          <w:rStyle w:val="VerbatimChar"/>
+        </w:rPr>
+        <w:t xml:space="preserve">WalletSpend</w:t>
+      </w:r>
+      <w:r>
+        <w:t xml:space="preserve"> </w:t>
+      </w:r>
+      <w:r>
+        <w:t xml:space="preserve">records. No</w:t>
+      </w:r>
+      <w:r>
+        <w:t xml:space="preserve"> </w:t>
+      </w:r>
+      <w:r>
+        <w:t xml:space="preserve">“+ Payment”</w:t>
+      </w:r>
+      <w:r>
+        <w:t xml:space="preserve"> </w:t>
+      </w:r>
+      <w:r>
+        <w:t xml:space="preserve">or</w:t>
+      </w:r>
+      <w:r>
+        <w:t xml:space="preserve"> </w:t>
+      </w:r>
+      <w:r>
+        <w:t xml:space="preserve">“+ Calendar”</w:t>
+      </w:r>
+      <w:r>
+        <w:t xml:space="preserve"> </w:t>
+      </w:r>
+      <w:r>
+        <w:t xml:space="preserve">actions because these are already paid (and bought via Setnayan Pay, not direct PHP).</w:t>
+      </w:r>
+    </w:p>
+    <w:bookmarkEnd w:id="14"/>
+    <w:bookmarkStart w:id="15" w:name="miscellaneous-expenses"/>
+    <w:p>
+      <w:pPr>
+        <w:pStyle w:val="Heading3"/>
+      </w:pPr>
+      <w:r>
+        <w:t xml:space="preserve">Miscellaneous expenses</w:t>
+      </w:r>
+    </w:p>
+    <w:p>
+      <w:pPr>
+        <w:pStyle w:val="FirstParagraph"/>
+      </w:pPr>
+      <w:r>
+        <w:t xml:space="preserve">Free-form section at the bottom for things the couple buys directly without a Setnayan vendor:</w:t>
+      </w:r>
+    </w:p>
+    <w:p>
+      <w:pPr>
         <w:pStyle w:val="Compact"/>
-      </w:pPr>
-      <w:r>
-        <w:t xml:space="preserve">Notes (free-form text)</w:t>
-      </w:r>
-    </w:p>
-    <w:p>
-      <w:pPr>
-        <w:pStyle w:val="FirstParagraph"/>
-      </w:pPr>
-      <w:r>
-        <w:t xml:space="preserve">On save: creates a</w:t>
-      </w:r>
-      <w:r>
-        <w:t xml:space="preserve"> </w:t>
-      </w:r>
-      <w:r>
-        <w:rPr>
-          <w:rStyle w:val="VerbatimChar"/>
-        </w:rPr>
-        <w:t xml:space="preserve">PaymentRecord</w:t>
-      </w:r>
-      <w:r>
-        <w:t xml:space="preserve">, decrements the line item’s running balance, updates the rollup cards, refreshes the next-payment-due card. Edits to existing payments are allowed but logged in</w:t>
-      </w:r>
-      <w:r>
-        <w:t xml:space="preserve"> </w:t>
-      </w:r>
-      <w:r>
-        <w:rPr>
-          <w:rStyle w:val="VerbatimChar"/>
-        </w:rPr>
-        <w:t xml:space="preserve">audit_log</w:t>
-      </w:r>
-      <w:r>
-        <w:t xml:space="preserve"> </w:t>
-      </w:r>
-      <w:r>
-        <w:t xml:space="preserve">so deleted-amount fraud isn’t possible silently.</w:t>
-      </w:r>
-    </w:p>
-    <w:p>
-      <w:pPr>
-        <w:pStyle w:val="Heading3"/>
-      </w:pPr>
-      <w:bookmarkStart w:id="27" w:name="tayo-platform-costs-section"/>
-      <w:r>
-        <w:t>Setnayan platform costs section</w:t>
-      </w:r>
-      <w:bookmarkEnd w:id="27"/>
-    </w:p>
-    <w:p>
-      <w:pPr>
-        <w:pStyle w:val="FirstParagraph"/>
-      </w:pPr>
-      <w:r>
-        <w:t xml:space="preserve">Below the vendor list. Shows every wallet spend tied to the event:</w:t>
-      </w:r>
-    </w:p>
-    <w:p>
-      <w:pPr>
-        <w:pStyle w:val="SourceCode"/>
-      </w:pPr>
-      <w:r>
-        <w:rPr>
-          <w:rStyle w:val="VerbatimChar"/>
-        </w:rPr>
-        <w:t>Setnayan Platform · already paid</w:t>
-      </w:r>
-      <w:r>
-        <w:br/>
-      </w:r>
-      <w:r>
-        <w:rPr>
-          <w:rStyle w:val="VerbatimChar"/>
-        </w:rPr>
-        <w:t xml:space="preserve">─────────────────────────────────────</w:t>
-      </w:r>
-      <w:r>
-        <w:br/>
-      </w:r>
-      <w:r>
-        <w:rPr>
-          <w:rStyle w:val="VerbatimChar"/>
-        </w:rPr>
-        <w:t xml:space="preserve">  Custom Monogram Pack          ₱2,000    paid 2026-04-12 via Setnayan Pay</w:t>
-      </w:r>
-      <w:r>
-        <w:br/>
-      </w:r>
-      <w:r>
-        <w:rPr>
-          <w:rStyle w:val="VerbatimChar"/>
-        </w:rPr>
-        <w:t xml:space="preserve">  5 Papic seats             ₱2,500    paid 2026-04-12 via Setnayan Pay</w:t>
-      </w:r>
-      <w:r>
-        <w:br/>
-      </w:r>
-      <w:r>
-        <w:rPr>
-          <w:rStyle w:val="VerbatimChar"/>
-        </w:rPr>
-        <w:t xml:space="preserve">  Personal Reel templates × 3   ₱600      paid 2026-04-15 via Setnayan Pay</w:t>
-      </w:r>
-      <w:r>
-        <w:br/>
-      </w:r>
-      <w:r>
-        <w:rPr>
-          <w:rStyle w:val="VerbatimChar"/>
-        </w:rPr>
-        <w:t xml:space="preserve">  Panood Tier 1            ₱4,500    paid 2026-04-20 via Setnayan Pay</w:t>
-      </w:r>
-      <w:r>
-        <w:br/>
-      </w:r>
-      <w:r>
-        <w:rPr>
-          <w:rStyle w:val="VerbatimChar"/>
-        </w:rPr>
-        <w:t xml:space="preserve">  Pro Bundle (3 widgets)        ₱200      paid 2026-04-22 via Setnayan Pay</w:t>
-      </w:r>
-      <w:r>
-        <w:br/>
-      </w:r>
-      <w:r>
-        <w:rPr>
-          <w:rStyle w:val="VerbatimChar"/>
-        </w:rPr>
-        <w:t xml:space="preserve">                                ─────────</w:t>
-      </w:r>
-      <w:r>
-        <w:br/>
-      </w:r>
-      <w:r>
-        <w:rPr>
-          <w:rStyle w:val="VerbatimChar"/>
-        </w:rPr>
-        <w:t xml:space="preserve">  Total Setnayan platform           ₱9,800</w:t>
-      </w:r>
-    </w:p>
-    <w:p>
-      <w:pPr>
-        <w:pStyle w:val="FirstParagraph"/>
-      </w:pPr>
-      <w:r>
-        <w:t xml:space="preserve">Read-only — auto-populated from the</w:t>
-      </w:r>
-      <w:r>
-        <w:t xml:space="preserve"> </w:t>
-      </w:r>
-      <w:r>
-        <w:rPr>
-          <w:rStyle w:val="VerbatimChar"/>
-        </w:rPr>
-        <w:t xml:space="preserve">0003</w:t>
-      </w:r>
-      <w:r>
-        <w:t xml:space="preserve"> </w:t>
-      </w:r>
-      <w:r>
-        <w:t xml:space="preserve">wallet’s</w:t>
-      </w:r>
-      <w:r>
-        <w:t xml:space="preserve"> </w:t>
-      </w:r>
-      <w:r>
-        <w:rPr>
-          <w:rStyle w:val="VerbatimChar"/>
-        </w:rPr>
-        <w:t xml:space="preserve">WalletSpend</w:t>
-      </w:r>
-      <w:r>
-        <w:t xml:space="preserve"> </w:t>
-      </w:r>
-      <w:r>
-        <w:t xml:space="preserve">records. No</w:t>
-      </w:r>
-      <w:r>
-        <w:t xml:space="preserve"> </w:t>
-      </w:r>
-      <w:r>
-        <w:t xml:space="preserve">“</w:t>
-      </w:r>
-      <w:r>
-        <w:t xml:space="preserve">+ Payment</w:t>
-      </w:r>
-      <w:r>
-        <w:t xml:space="preserve">”</w:t>
-      </w:r>
-      <w:r>
-        <w:t xml:space="preserve"> </w:t>
-      </w:r>
-      <w:r>
-        <w:t xml:space="preserve">or</w:t>
-      </w:r>
-      <w:r>
-        <w:t xml:space="preserve"> </w:t>
-      </w:r>
-      <w:r>
-        <w:t xml:space="preserve">“</w:t>
-      </w:r>
-      <w:r>
-        <w:t xml:space="preserve">+ Calendar</w:t>
-      </w:r>
-      <w:r>
-        <w:t xml:space="preserve">”</w:t>
-      </w:r>
-      <w:r>
-        <w:t xml:space="preserve"> </w:t>
-      </w:r>
-      <w:r>
-        <w:t xml:space="preserve">actions because these are already paid (and bought via Setnayan Pay, not direct PHP).</w:t>
-      </w:r>
-    </w:p>
-    <w:p>
-      <w:pPr>
-        <w:pStyle w:val="Heading3"/>
-      </w:pPr>
-      <w:bookmarkStart w:id="28" w:name="miscellaneous-expenses"/>
-      <w:r>
-        <w:t xml:space="preserve">Miscellaneous expenses</w:t>
-      </w:r>
-      <w:bookmarkEnd w:id="28"/>
-    </w:p>
-    <w:p>
-      <w:pPr>
-        <w:pStyle w:val="FirstParagraph"/>
-      </w:pPr>
-      <w:r>
-        <w:t>Free-form section at the bottom for things the couple buys directly without a Setnayan vendor:</w:t>
-      </w:r>
-    </w:p>
-    <w:p>
-      <w:pPr>
         <w:numPr>
           <w:ilvl w:val="0"/>
           <w:numId w:val="1006"/>
         </w:numPr>
+      </w:pPr>
+      <w:r>
+        <w:t xml:space="preserve">Wedding rings</w:t>
+      </w:r>
+    </w:p>
+    <w:p>
+      <w:pPr>
         <w:pStyle w:val="Compact"/>
-      </w:pPr>
-      <w:r>
-        <w:t xml:space="preserve">Wedding rings</w:t>
-      </w:r>
-    </w:p>
-    <w:p>
-      <w:pPr>
         <w:numPr>
           <w:ilvl w:val="0"/>
           <w:numId w:val="1006"/>
         </w:numPr>
+      </w:pPr>
+      <w:r>
+        <w:t xml:space="preserve">Marriage license fees</w:t>
+      </w:r>
+    </w:p>
+    <w:p>
+      <w:pPr>
         <w:pStyle w:val="Compact"/>
-      </w:pPr>
-      <w:r>
-        <w:t xml:space="preserve">Marriage license fees</w:t>
-      </w:r>
-    </w:p>
-    <w:p>
-      <w:pPr>
         <w:numPr>
           <w:ilvl w:val="0"/>
           <w:numId w:val="1006"/>
         </w:numPr>
+      </w:pPr>
+      <w:r>
+        <w:t xml:space="preserve">Save-the-date printing</w:t>
+      </w:r>
+    </w:p>
+    <w:p>
+      <w:pPr>
         <w:pStyle w:val="Compact"/>
-      </w:pPr>
-      <w:r>
-        <w:t xml:space="preserve">Save-the-date printing</w:t>
-      </w:r>
-    </w:p>
-    <w:p>
-      <w:pPr>
         <w:numPr>
           <w:ilvl w:val="0"/>
           <w:numId w:val="1006"/>
         </w:numPr>
+      </w:pPr>
+      <w:r>
+        <w:t xml:space="preserve">Gift bags</w:t>
+      </w:r>
+    </w:p>
+    <w:p>
+      <w:pPr>
         <w:pStyle w:val="Compact"/>
-      </w:pPr>
-      <w:r>
-        <w:t xml:space="preserve">Gift bags</w:t>
-      </w:r>
-    </w:p>
-    <w:p>
-      <w:pPr>
         <w:numPr>
           <w:ilvl w:val="0"/>
           <w:numId w:val="1006"/>
         </w:numPr>
-        <w:pStyle w:val="Compact"/>
       </w:pPr>
       <w:r>
         <w:t xml:space="preserve">Decor extras</w:t>
@@ -1963,11 +1934,13 @@
         </w:pict>
       </w:r>
     </w:p>
+    <w:bookmarkEnd w:id="15"/>
+    <w:bookmarkEnd w:id="16"/>
+    <w:bookmarkStart w:id="21" w:name="calendar-export-.ics-mechanics"/>
     <w:p>
       <w:pPr>
         <w:pStyle w:val="Heading2"/>
       </w:pPr>
-      <w:bookmarkStart w:id="29" w:name="calendar-export-.ics-mechanics"/>
       <w:r>
         <w:t xml:space="preserve">Calendar export —</w:t>
       </w:r>
@@ -1986,17 +1959,15 @@
       <w:r>
         <w:t xml:space="preserve">mechanics</w:t>
       </w:r>
-      <w:bookmarkEnd w:id="29"/>
-    </w:p>
+    </w:p>
+    <w:bookmarkStart w:id="17" w:name="single-line-export"/>
     <w:p>
       <w:pPr>
         <w:pStyle w:val="Heading3"/>
       </w:pPr>
-      <w:bookmarkStart w:id="30" w:name="single-line-export"/>
       <w:r>
         <w:t xml:space="preserve">Single-line export</w:t>
       </w:r>
-      <w:bookmarkEnd w:id="30"/>
     </w:p>
     <w:p>
       <w:pPr>
@@ -2009,13 +1980,7 @@
         <w:t xml:space="preserve"> </w:t>
       </w:r>
       <w:r>
-        <w:t xml:space="preserve">“</w:t>
-      </w:r>
-      <w:r>
-        <w:t xml:space="preserve">Add to calendar</w:t>
-      </w:r>
-      <w:r>
-        <w:t xml:space="preserve">”</w:t>
+        <w:t xml:space="preserve">“Add to calendar”</w:t>
       </w:r>
       <w:r>
         <w:t xml:space="preserve"> </w:t>
@@ -2050,7 +2015,7 @@
         <w:rPr>
           <w:rStyle w:val="VerbatimChar"/>
         </w:rPr>
-        <w:t>PRODID:-//Setnayan//Wedding Budget//EN</w:t>
+        <w:t xml:space="preserve">PRODID:-//Setnayan//Wedding Budget//EN</w:t>
       </w:r>
       <w:r>
         <w:br/>
@@ -2068,7 +2033,7 @@
         <w:rPr>
           <w:rStyle w:val="VerbatimChar"/>
         </w:rPr>
-        <w:t>UID:{event_id}-{line_item_id}@setnayan.ph</w:t>
+        <w:t xml:space="preserve">UID:{event_id}-{line_item_id}@setnayan.ph</w:t>
       </w:r>
       <w:r>
         <w:br/>
@@ -2095,7 +2060,7 @@
         <w:rPr>
           <w:rStyle w:val="VerbatimChar"/>
         </w:rPr>
-        <w:t>SUMMARY:Setnayan: Payment due — {Vendor name} — {Line type}</w:t>
+        <w:t xml:space="preserve">SUMMARY:Setnayan: Payment due — {Vendor name} — {Line type}</w:t>
       </w:r>
       <w:r>
         <w:br/>
@@ -2149,7 +2114,7 @@
         <w:rPr>
           <w:rStyle w:val="VerbatimChar"/>
         </w:rPr>
-        <w:t>DESCRIPTION:Setnayan: Payment due tomorrow</w:t>
+        <w:t xml:space="preserve">DESCRIPTION:Setnayan: Payment due tomorrow</w:t>
       </w:r>
       <w:r>
         <w:br/>
@@ -2194,7 +2159,7 @@
         <w:rPr>
           <w:rStyle w:val="VerbatimChar"/>
         </w:rPr>
-        <w:t>DESCRIPTION:Setnayan: Payment due in 1 hour</w:t>
+        <w:t xml:space="preserve">DESCRIPTION:Setnayan: Payment due in 1 hour</w:t>
       </w:r>
       <w:r>
         <w:br/>
@@ -2224,28 +2189,22 @@
         <w:t xml:space="preserve">END:VCALENDAR</w:t>
       </w:r>
     </w:p>
+    <w:bookmarkEnd w:id="17"/>
+    <w:bookmarkStart w:id="18" w:name="bulk-export"/>
     <w:p>
       <w:pPr>
         <w:pStyle w:val="Heading3"/>
       </w:pPr>
-      <w:bookmarkStart w:id="31" w:name="bulk-export"/>
       <w:r>
         <w:t xml:space="preserve">Bulk export</w:t>
       </w:r>
-      <w:bookmarkEnd w:id="31"/>
     </w:p>
     <w:p>
       <w:pPr>
         <w:pStyle w:val="FirstParagraph"/>
       </w:pPr>
       <w:r>
-        <w:t xml:space="preserve">“</w:t>
-      </w:r>
-      <w:r>
-        <w:t xml:space="preserve">Add all due dates to calendar</w:t>
-      </w:r>
-      <w:r>
-        <w:t xml:space="preserve">”</w:t>
+        <w:t xml:space="preserve">“Add all due dates to calendar”</w:t>
       </w:r>
       <w:r>
         <w:t xml:space="preserve"> </w:t>
@@ -2304,6 +2263,7 @@
       <w:r>
         <w:rPr>
           <w:b/>
+          <w:bCs/>
         </w:rPr>
         <w:t xml:space="preserve">and</w:t>
       </w:r>
@@ -2334,7 +2294,7 @@
         <w:rPr>
           <w:rStyle w:val="VerbatimChar"/>
         </w:rPr>
-        <w:t>setnayan-{couple-slug}-payments.ics</w:t>
+        <w:t xml:space="preserve">setnayan-{couple-slug}-payments.ics</w:t>
       </w:r>
       <w:r>
         <w:t xml:space="preserve"> </w:t>
@@ -2346,7 +2306,7 @@
         <w:rPr>
           <w:rStyle w:val="VerbatimChar"/>
         </w:rPr>
-        <w:t>setnayan-maria-and-juan-payments.ics</w:t>
+        <w:t xml:space="preserve">setnayan-maria-and-juan-payments.ics</w:t>
       </w:r>
       <w:r>
         <w:t xml:space="preserve">).</w:t>
@@ -2362,288 +2322,273 @@
     </w:p>
     <w:p>
       <w:pPr>
+        <w:pStyle w:val="Compact"/>
         <w:numPr>
           <w:ilvl w:val="0"/>
           <w:numId w:val="1007"/>
         </w:numPr>
+      </w:pPr>
+      <w:r>
+        <w:t xml:space="preserve">“Add 5 new dates to calendar”</w:t>
+      </w:r>
+      <w:r>
+        <w:t xml:space="preserve"> </w:t>
+      </w:r>
+      <w:r>
+        <w:t xml:space="preserve">— when 5 lines have</w:t>
+      </w:r>
+      <w:r>
+        <w:t xml:space="preserve"> </w:t>
+      </w:r>
+      <w:r>
+        <w:rPr>
+          <w:rStyle w:val="VerbatimChar"/>
+        </w:rPr>
+        <w:t xml:space="preserve">tracked_in_calendar = false</w:t>
+      </w:r>
+    </w:p>
+    <w:p>
+      <w:pPr>
         <w:pStyle w:val="Compact"/>
-      </w:pPr>
-      <w:r>
-        <w:t xml:space="preserve">“</w:t>
-      </w:r>
-      <w:r>
-        <w:t xml:space="preserve">Add 5 new dates to calendar</w:t>
-      </w:r>
-      <w:r>
-        <w:t xml:space="preserve">”</w:t>
-      </w:r>
-      <w:r>
-        <w:t xml:space="preserve"> </w:t>
-      </w:r>
-      <w:r>
-        <w:t xml:space="preserve">— when 5 lines have</w:t>
-      </w:r>
-      <w:r>
-        <w:t xml:space="preserve"> </w:t>
-      </w:r>
-      <w:r>
-        <w:rPr>
-          <w:rStyle w:val="VerbatimChar"/>
-        </w:rPr>
-        <w:t xml:space="preserve">tracked_in_calendar = false</w:t>
-      </w:r>
-    </w:p>
-    <w:p>
-      <w:pPr>
         <w:numPr>
           <w:ilvl w:val="0"/>
           <w:numId w:val="1007"/>
         </w:numPr>
+      </w:pPr>
+      <w:r>
+        <w:t xml:space="preserve">“Add all due dates to calendar”</w:t>
+      </w:r>
+      <w:r>
+        <w:t xml:space="preserve"> </w:t>
+      </w:r>
+      <w:r>
+        <w:t xml:space="preserve">— when nothing’s been tracked yet</w:t>
+      </w:r>
+    </w:p>
+    <w:p>
+      <w:pPr>
         <w:pStyle w:val="Compact"/>
-      </w:pPr>
-      <w:r>
-        <w:t xml:space="preserve">“</w:t>
-      </w:r>
-      <w:r>
-        <w:t xml:space="preserve">Add all due dates to calendar</w:t>
-      </w:r>
-      <w:r>
-        <w:t xml:space="preserve">”</w:t>
-      </w:r>
-      <w:r>
-        <w:t xml:space="preserve"> </w:t>
-      </w:r>
-      <w:r>
-        <w:t xml:space="preserve">— when nothing’s been tracked yet</w:t>
-      </w:r>
-    </w:p>
-    <w:p>
-      <w:pPr>
         <w:numPr>
           <w:ilvl w:val="0"/>
           <w:numId w:val="1007"/>
         </w:numPr>
+      </w:pPr>
+      <w:r>
+        <w:t xml:space="preserve">“All dates already on calendar — re-export to update?”</w:t>
+      </w:r>
+      <w:r>
+        <w:t xml:space="preserve"> </w:t>
+      </w:r>
+      <w:r>
+        <w:t xml:space="preserve">— when every line is flagged tracked; tapping anyway re-exports the full set in case the couple wants to refresh</w:t>
+      </w:r>
+    </w:p>
+    <w:bookmarkEnd w:id="18"/>
+    <w:bookmarkStart w:id="19" w:name="duplicate-avoidance-two-layers"/>
+    <w:p>
+      <w:pPr>
+        <w:pStyle w:val="Heading3"/>
+      </w:pPr>
+      <w:r>
+        <w:t xml:space="preserve">Duplicate avoidance — two layers</w:t>
+      </w:r>
+    </w:p>
+    <w:p>
+      <w:pPr>
+        <w:pStyle w:val="FirstParagraph"/>
+      </w:pPr>
+      <w:r>
+        <w:rPr>
+          <w:b/>
+          <w:bCs/>
+        </w:rPr>
+        <w:t xml:space="preserve">Layer 1: stable UIDs.</w:t>
+      </w:r>
+      <w:r>
+        <w:t xml:space="preserve"> </w:t>
+      </w:r>
+      <w:r>
+        <w:t xml:space="preserve">Every VEVENT uses the format</w:t>
+      </w:r>
+      <w:r>
+        <w:t xml:space="preserve"> </w:t>
+      </w:r>
+      <w:r>
+        <w:rPr>
+          <w:rStyle w:val="VerbatimChar"/>
+        </w:rPr>
+        <w:t xml:space="preserve">{event_id}-{line_item_id}@setnayan.ph</w:t>
+      </w:r>
+      <w:r>
+        <w:t xml:space="preserve">. Apple Calendar, Google Calendar, and Outlook all match incoming</w:t>
+      </w:r>
+      <w:r>
+        <w:t xml:space="preserve"> </w:t>
+      </w:r>
+      <w:r>
+        <w:rPr>
+          <w:rStyle w:val="VerbatimChar"/>
+        </w:rPr>
+        <w:t xml:space="preserve">.ics</w:t>
+      </w:r>
+      <w:r>
+        <w:t xml:space="preserve"> </w:t>
+      </w:r>
+      <w:r>
+        <w:t xml:space="preserve">events by UID and</w:t>
+      </w:r>
+      <w:r>
+        <w:t xml:space="preserve"> </w:t>
+      </w:r>
+      <w:r>
+        <w:rPr>
+          <w:b/>
+          <w:bCs/>
+        </w:rPr>
+        <w:t xml:space="preserve">update the existing event instead of creating a duplicate</w:t>
+      </w:r>
+      <w:r>
+        <w:t xml:space="preserve"> </w:t>
+      </w:r>
+      <w:r>
+        <w:t xml:space="preserve">when the same UID is imported twice. So even without the toggle, re-importing Setnayan’s</w:t>
+      </w:r>
+      <w:r>
+        <w:t xml:space="preserve"> </w:t>
+      </w:r>
+      <w:r>
+        <w:rPr>
+          <w:rStyle w:val="VerbatimChar"/>
+        </w:rPr>
+        <w:t xml:space="preserve">.ics</w:t>
+      </w:r>
+      <w:r>
+        <w:t xml:space="preserve"> </w:t>
+      </w:r>
+      <w:r>
+        <w:t xml:space="preserve">won’t multiply entries.</w:t>
+      </w:r>
+    </w:p>
+    <w:p>
+      <w:pPr>
+        <w:pStyle w:val="BodyText"/>
+      </w:pPr>
+      <w:r>
+        <w:rPr>
+          <w:b/>
+          <w:bCs/>
+        </w:rPr>
+        <w:t xml:space="preserve">Layer 2:</w:t>
+      </w:r>
+      <w:r>
+        <w:rPr>
+          <w:b/>
+          <w:bCs/>
+        </w:rPr>
+        <w:t xml:space="preserve"> </w:t>
+      </w:r>
+      <w:r>
+        <w:rPr>
+          <w:rStyle w:val="VerbatimChar"/>
+          <w:b/>
+          <w:bCs/>
+        </w:rPr>
+        <w:t xml:space="preserve">tracked_in_calendar</w:t>
+      </w:r>
+      <w:r>
+        <w:rPr>
+          <w:b/>
+          <w:bCs/>
+        </w:rPr>
+        <w:t xml:space="preserve"> </w:t>
+      </w:r>
+      <w:r>
+        <w:rPr>
+          <w:b/>
+          <w:bCs/>
+        </w:rPr>
+        <w:t xml:space="preserve">toggle.</w:t>
+      </w:r>
+      <w:r>
+        <w:t xml:space="preserve"> </w:t>
+      </w:r>
+      <w:r>
+        <w:t xml:space="preserve">Each line item carries a boolean flag. Tapping the per-line</w:t>
+      </w:r>
+      <w:r>
+        <w:t xml:space="preserve"> </w:t>
+      </w:r>
+      <w:r>
+        <w:t xml:space="preserve">“+ Calendar”</w:t>
+      </w:r>
+      <w:r>
+        <w:t xml:space="preserve"> </w:t>
+      </w:r>
+      <w:r>
+        <w:t xml:space="preserve">button or downloading the bulk</w:t>
+      </w:r>
+      <w:r>
+        <w:t xml:space="preserve"> </w:t>
+      </w:r>
+      <w:r>
+        <w:rPr>
+          <w:rStyle w:val="VerbatimChar"/>
+        </w:rPr>
+        <w:t xml:space="preserve">.ics</w:t>
+      </w:r>
+      <w:r>
+        <w:t xml:space="preserve"> </w:t>
+      </w:r>
+      <w:r>
+        <w:t xml:space="preserve">flips affected lines to</w:t>
+      </w:r>
+      <w:r>
+        <w:t xml:space="preserve"> </w:t>
+      </w:r>
+      <w:r>
+        <w:rPr>
+          <w:rStyle w:val="VerbatimChar"/>
+        </w:rPr>
+        <w:t xml:space="preserve">tracked_in_calendar = true</w:t>
+      </w:r>
+      <w:r>
+        <w:t xml:space="preserve">. Couple can manually toggle in either direction — for example, if they removed an event from their calendar and want it back in the next bulk export, they un-toggle. The toggle visible state is a small status pill on the line item:</w:t>
+      </w:r>
+    </w:p>
+    <w:p>
+      <w:pPr>
         <w:pStyle w:val="Compact"/>
-      </w:pPr>
-      <w:r>
-        <w:t xml:space="preserve">“</w:t>
-      </w:r>
-      <w:r>
-        <w:t xml:space="preserve">All dates already on calendar — re-export to update?</w:t>
-      </w:r>
-      <w:r>
-        <w:t xml:space="preserve">”</w:t>
-      </w:r>
-      <w:r>
-        <w:t xml:space="preserve"> </w:t>
-      </w:r>
-      <w:r>
-        <w:t xml:space="preserve">— when every line is flagged tracked; tapping anyway re-exports the full set in case the couple wants to refresh</w:t>
-      </w:r>
-    </w:p>
-    <w:p>
-      <w:pPr>
-        <w:pStyle w:val="Heading3"/>
-      </w:pPr>
-      <w:bookmarkStart w:id="32" w:name="duplicate-avoidance-two-layers"/>
-      <w:r>
-        <w:t xml:space="preserve">Duplicate avoidance — two layers</w:t>
-      </w:r>
-      <w:bookmarkEnd w:id="32"/>
-    </w:p>
-    <w:p>
-      <w:pPr>
-        <w:pStyle w:val="FirstParagraph"/>
-      </w:pPr>
-      <w:r>
-        <w:rPr>
-          <w:b/>
-        </w:rPr>
-        <w:t xml:space="preserve">Layer 1: stable UIDs.</w:t>
-      </w:r>
-      <w:r>
-        <w:t xml:space="preserve"> </w:t>
-      </w:r>
-      <w:r>
-        <w:t xml:space="preserve">Every VEVENT uses the format</w:t>
-      </w:r>
-      <w:r>
-        <w:t xml:space="preserve"> </w:t>
-      </w:r>
-      <w:r>
-        <w:rPr>
-          <w:rStyle w:val="VerbatimChar"/>
-        </w:rPr>
-        <w:t>{event_id}-{line_item_id}@setnayan.ph</w:t>
-      </w:r>
-      <w:r>
-        <w:t xml:space="preserve">. Apple Calendar, Google Calendar, and Outlook all match incoming</w:t>
-      </w:r>
-      <w:r>
-        <w:t xml:space="preserve"> </w:t>
-      </w:r>
-      <w:r>
-        <w:rPr>
-          <w:rStyle w:val="VerbatimChar"/>
-        </w:rPr>
-        <w:t xml:space="preserve">.ics</w:t>
-      </w:r>
-      <w:r>
-        <w:t xml:space="preserve"> </w:t>
-      </w:r>
-      <w:r>
-        <w:t xml:space="preserve">events by UID and</w:t>
-      </w:r>
-      <w:r>
-        <w:t xml:space="preserve"> </w:t>
-      </w:r>
-      <w:r>
-        <w:rPr>
-          <w:b/>
-        </w:rPr>
-        <w:t xml:space="preserve">update the existing event instead of creating a duplicate</w:t>
-      </w:r>
-      <w:r>
-        <w:t xml:space="preserve"> </w:t>
-      </w:r>
-      <w:r>
-        <w:t>when the same UID is imported twice. So even without the toggle, re-importing Setnayan’s</w:t>
-      </w:r>
-      <w:r>
-        <w:t xml:space="preserve"> </w:t>
-      </w:r>
-      <w:r>
-        <w:rPr>
-          <w:rStyle w:val="VerbatimChar"/>
-        </w:rPr>
-        <w:t xml:space="preserve">.ics</w:t>
-      </w:r>
-      <w:r>
-        <w:t xml:space="preserve"> </w:t>
-      </w:r>
-      <w:r>
-        <w:t xml:space="preserve">won’t multiply entries.</w:t>
-      </w:r>
-    </w:p>
-    <w:p>
-      <w:pPr>
-        <w:pStyle w:val="BodyText"/>
-      </w:pPr>
-      <w:r>
-        <w:rPr>
-          <w:b/>
-        </w:rPr>
-        <w:t xml:space="preserve">Layer 2:</w:t>
-      </w:r>
-      <w:r>
-        <w:rPr>
-          <w:b/>
-        </w:rPr>
-        <w:t xml:space="preserve"> </w:t>
-      </w:r>
-      <w:r>
-        <w:rPr>
-          <w:rStyle w:val="VerbatimChar"/>
-          <w:b/>
-        </w:rPr>
-        <w:t xml:space="preserve">tracked_in_calendar</w:t>
-      </w:r>
-      <w:r>
-        <w:rPr>
-          <w:b/>
-        </w:rPr>
-        <w:t xml:space="preserve"> </w:t>
-      </w:r>
-      <w:r>
-        <w:rPr>
-          <w:b/>
-        </w:rPr>
-        <w:t xml:space="preserve">toggle.</w:t>
-      </w:r>
-      <w:r>
-        <w:t xml:space="preserve"> </w:t>
-      </w:r>
-      <w:r>
-        <w:t xml:space="preserve">Each line item carries a boolean flag. Tapping the per-line</w:t>
-      </w:r>
-      <w:r>
-        <w:t xml:space="preserve"> </w:t>
-      </w:r>
-      <w:r>
-        <w:t xml:space="preserve">“</w:t>
-      </w:r>
-      <w:r>
-        <w:t xml:space="preserve">+ Calendar</w:t>
-      </w:r>
-      <w:r>
-        <w:t xml:space="preserve">”</w:t>
-      </w:r>
-      <w:r>
-        <w:t xml:space="preserve"> </w:t>
-      </w:r>
-      <w:r>
-        <w:t xml:space="preserve">button or downloading the bulk</w:t>
-      </w:r>
-      <w:r>
-        <w:t xml:space="preserve"> </w:t>
-      </w:r>
-      <w:r>
-        <w:rPr>
-          <w:rStyle w:val="VerbatimChar"/>
-        </w:rPr>
-        <w:t xml:space="preserve">.ics</w:t>
-      </w:r>
-      <w:r>
-        <w:t xml:space="preserve"> </w:t>
-      </w:r>
-      <w:r>
-        <w:t xml:space="preserve">flips affected lines to</w:t>
-      </w:r>
-      <w:r>
-        <w:t xml:space="preserve"> </w:t>
-      </w:r>
-      <w:r>
-        <w:rPr>
-          <w:rStyle w:val="VerbatimChar"/>
-        </w:rPr>
-        <w:t xml:space="preserve">tracked_in_calendar = true</w:t>
-      </w:r>
-      <w:r>
-        <w:t xml:space="preserve">. Couple can manually toggle in either direction — for example, if they removed an event from their calendar and want it back in the next bulk export, they un-toggle. The toggle visible state is a small status pill on the line item:</w:t>
-      </w:r>
-    </w:p>
-    <w:p>
-      <w:pPr>
         <w:numPr>
           <w:ilvl w:val="0"/>
           <w:numId w:val="1008"/>
         </w:numPr>
+      </w:pPr>
+      <w:r>
+        <w:rPr>
+          <w:b/>
+          <w:bCs/>
+        </w:rPr>
+        <w:t xml:space="preserve">Not on calendar</w:t>
+      </w:r>
+      <w:r>
+        <w:t xml:space="preserve"> </w:t>
+      </w:r>
+      <w:r>
+        <w:t xml:space="preserve">(gray pill) — default</w:t>
+      </w:r>
+    </w:p>
+    <w:p>
+      <w:pPr>
         <w:pStyle w:val="Compact"/>
-      </w:pPr>
-      <w:r>
-        <w:rPr>
-          <w:b/>
-        </w:rPr>
-        <w:t xml:space="preserve">Not on calendar</w:t>
-      </w:r>
-      <w:r>
-        <w:t xml:space="preserve"> </w:t>
-      </w:r>
-      <w:r>
-        <w:t xml:space="preserve">(gray pill) — default</w:t>
-      </w:r>
-    </w:p>
-    <w:p>
-      <w:pPr>
         <w:numPr>
           <w:ilvl w:val="0"/>
           <w:numId w:val="1008"/>
         </w:numPr>
-        <w:pStyle w:val="Compact"/>
-      </w:pPr>
-      <w:r>
-        <w:rPr>
-          <w:b/>
+      </w:pPr>
+      <w:r>
+        <w:rPr>
+          <w:b/>
+          <w:bCs/>
         </w:rPr>
         <w:t xml:space="preserve">On calendar</w:t>
       </w:r>
@@ -2651,7 +2596,7 @@
         <w:t xml:space="preserve"> </w:t>
       </w:r>
       <w:r>
-        <w:t>(green pill) — flagged after couple added it via Setnayan’s export, or set manually</w:t>
+        <w:t xml:space="preserve">(green pill) — flagged after couple added it via Setnayan’s export, or set manually</w:t>
       </w:r>
     </w:p>
     <w:p>
@@ -2662,15 +2607,15 @@
         <w:t xml:space="preserve">Together, the two layers handle the common cases without needing read access to the user’s actual calendar.</w:t>
       </w:r>
     </w:p>
+    <w:bookmarkEnd w:id="19"/>
+    <w:bookmarkStart w:id="20" w:name="why-.ics-over-native-api-integration"/>
     <w:p>
       <w:pPr>
         <w:pStyle w:val="Heading3"/>
       </w:pPr>
-      <w:bookmarkStart w:id="33" w:name="why-.ics-over-native-api-integration"/>
       <w:r>
         <w:t xml:space="preserve">Why .ics over native API integration</w:t>
       </w:r>
-      <w:bookmarkEnd w:id="33"/>
     </w:p>
     <w:p>
       <w:pPr>
@@ -2692,13 +2637,7 @@
         <w:t xml:space="preserve"> </w:t>
       </w:r>
       <w:r>
-        <w:t xml:space="preserve">“</w:t>
-      </w:r>
-      <w:r>
-        <w:t xml:space="preserve">Add all</w:t>
-      </w:r>
-      <w:r>
-        <w:t xml:space="preserve">”</w:t>
+        <w:t xml:space="preserve">“Add all”</w:t>
       </w:r>
       <w:r>
         <w:t xml:space="preserve"> </w:t>
@@ -2712,6 +2651,7 @@
       <w:r>
         <w:rPr>
           <w:i/>
+          <w:iCs/>
         </w:rPr>
         <w:t xml:space="preserve">read</w:t>
       </w:r>
@@ -2719,7 +2659,7 @@
         <w:t xml:space="preserve"> </w:t>
       </w:r>
       <w:r>
-        <w:t>the calendar are V2 candidates — they’d let Setnayan see what’s already there directly rather than relying on the toggle. V1’s two-layer approach gets ~95% of the value for ~5% of the build effort.</w:t>
+        <w:t xml:space="preserve">the calendar are V2 candidates — they’d let Setnayan see what’s already there directly rather than relying on the toggle. V1’s two-layer approach gets ~95% of the value for ~5% of the build effort.</w:t>
       </w:r>
     </w:p>
     <w:p>
@@ -2729,15 +2669,16 @@
         </w:pict>
       </w:r>
     </w:p>
+    <w:bookmarkEnd w:id="20"/>
+    <w:bookmarkEnd w:id="21"/>
+    <w:bookmarkStart w:id="22" w:name="vendor-qr-display-depends-on-0006"/>
     <w:p>
       <w:pPr>
         <w:pStyle w:val="Heading2"/>
       </w:pPr>
-      <w:bookmarkStart w:id="34" w:name="vendor-qr-display-depends-on-0006"/>
       <w:r>
         <w:t xml:space="preserve">Vendor QR display (depends on 0006)</w:t>
       </w:r>
-      <w:bookmarkEnd w:id="34"/>
     </w:p>
     <w:p>
       <w:pPr>
@@ -2786,23 +2727,23 @@
     </w:p>
     <w:p>
       <w:pPr>
+        <w:pStyle w:val="Compact"/>
         <w:numPr>
           <w:ilvl w:val="0"/>
           <w:numId w:val="1009"/>
         </w:numPr>
+      </w:pPr>
+      <w:r>
+        <w:t xml:space="preserve">Tap the [QR] button on a line item</w:t>
+      </w:r>
+    </w:p>
+    <w:p>
+      <w:pPr>
         <w:pStyle w:val="Compact"/>
-      </w:pPr>
-      <w:r>
-        <w:t xml:space="preserve">Tap the [QR] button on a line item</w:t>
-      </w:r>
-    </w:p>
-    <w:p>
-      <w:pPr>
         <w:numPr>
           <w:ilvl w:val="0"/>
           <w:numId w:val="1009"/>
         </w:numPr>
-        <w:pStyle w:val="Compact"/>
       </w:pPr>
       <w:r>
         <w:t xml:space="preserve">Modal shows the QR image, the vendor’s payment method label, and a</w:t>
@@ -2811,13 +2752,7 @@
         <w:t xml:space="preserve"> </w:t>
       </w:r>
       <w:r>
-        <w:t xml:space="preserve">“</w:t>
-      </w:r>
-      <w:r>
-        <w:t xml:space="preserve">Save QR</w:t>
-      </w:r>
-      <w:r>
-        <w:t xml:space="preserve">”</w:t>
+        <w:t xml:space="preserve">“Save QR”</w:t>
       </w:r>
       <w:r>
         <w:t xml:space="preserve"> </w:t>
@@ -2837,13 +2772,7 @@
         <w:t xml:space="preserve"> </w:t>
       </w:r>
       <w:r>
-        <w:t xml:space="preserve">“</w:t>
-      </w:r>
-      <w:r>
-        <w:t xml:space="preserve">Contact vendor</w:t>
-      </w:r>
-      <w:r>
-        <w:t xml:space="preserve">”</w:t>
+        <w:t xml:space="preserve">“Contact vendor”</w:t>
       </w:r>
       <w:r>
         <w:t xml:space="preserve"> </w:t>
@@ -2859,15 +2788,15 @@
         </w:pict>
       </w:r>
     </w:p>
+    <w:bookmarkEnd w:id="22"/>
+    <w:bookmarkStart w:id="23" w:name="wallet-integration-depends-on-0003"/>
     <w:p>
       <w:pPr>
         <w:pStyle w:val="Heading2"/>
       </w:pPr>
-      <w:bookmarkStart w:id="35" w:name="wallet-integration-depends-on-0003"/>
       <w:r>
         <w:t xml:space="preserve">Wallet integration (depends on 0003)</w:t>
       </w:r>
-      <w:bookmarkEnd w:id="35"/>
     </w:p>
     <w:p>
       <w:pPr>
@@ -2882,6 +2811,7 @@
       <w:r>
         <w:rPr>
           <w:b/>
+          <w:bCs/>
         </w:rPr>
         <w:t xml:space="preserve">does not register any new wallet services</w:t>
       </w:r>
@@ -2903,53 +2833,53 @@
     </w:p>
     <w:p>
       <w:pPr>
+        <w:pStyle w:val="Compact"/>
         <w:numPr>
           <w:ilvl w:val="0"/>
           <w:numId w:val="1010"/>
         </w:numPr>
+      </w:pPr>
+      <w:r>
+        <w:t xml:space="preserve">Reads</w:t>
+      </w:r>
+      <w:r>
+        <w:t xml:space="preserve"> </w:t>
+      </w:r>
+      <w:r>
+        <w:rPr>
+          <w:rStyle w:val="VerbatimChar"/>
+        </w:rPr>
+        <w:t xml:space="preserve">WalletSpend</w:t>
+      </w:r>
+      <w:r>
+        <w:t xml:space="preserve"> </w:t>
+      </w:r>
+      <w:r>
+        <w:t xml:space="preserve">records filtered by</w:t>
+      </w:r>
+      <w:r>
+        <w:t xml:space="preserve"> </w:t>
+      </w:r>
+      <w:r>
+        <w:rPr>
+          <w:rStyle w:val="VerbatimChar"/>
+        </w:rPr>
+        <w:t xml:space="preserve">event_id</w:t>
+      </w:r>
+      <w:r>
+        <w:t xml:space="preserve"> </w:t>
+      </w:r>
+      <w:r>
+        <w:t xml:space="preserve">to populate the Setnayan platform costs section</w:t>
+      </w:r>
+    </w:p>
+    <w:p>
+      <w:pPr>
         <w:pStyle w:val="Compact"/>
-      </w:pPr>
-      <w:r>
-        <w:t xml:space="preserve">Reads</w:t>
-      </w:r>
-      <w:r>
-        <w:t xml:space="preserve"> </w:t>
-      </w:r>
-      <w:r>
-        <w:rPr>
-          <w:rStyle w:val="VerbatimChar"/>
-        </w:rPr>
-        <w:t xml:space="preserve">WalletSpend</w:t>
-      </w:r>
-      <w:r>
-        <w:t xml:space="preserve"> </w:t>
-      </w:r>
-      <w:r>
-        <w:t xml:space="preserve">records filtered by</w:t>
-      </w:r>
-      <w:r>
-        <w:t xml:space="preserve"> </w:t>
-      </w:r>
-      <w:r>
-        <w:rPr>
-          <w:rStyle w:val="VerbatimChar"/>
-        </w:rPr>
-        <w:t xml:space="preserve">event_id</w:t>
-      </w:r>
-      <w:r>
-        <w:t xml:space="preserve"> </w:t>
-      </w:r>
-      <w:r>
-        <w:t>to populate the Setnayan platform costs section</w:t>
-      </w:r>
-    </w:p>
-    <w:p>
-      <w:pPr>
         <w:numPr>
           <w:ilvl w:val="0"/>
           <w:numId w:val="1010"/>
         </w:numPr>
-        <w:pStyle w:val="Compact"/>
       </w:pPr>
       <w:r>
         <w:t xml:space="preserve">No new</w:t>
@@ -2983,6 +2913,7 @@
       <w:r>
         <w:rPr>
           <w:b/>
+          <w:bCs/>
         </w:rPr>
         <w:t xml:space="preserve">off-platform</w:t>
       </w:r>
@@ -2990,7 +2921,7 @@
         <w:t xml:space="preserve"> </w:t>
       </w:r>
       <w:r>
-        <w:t>(couple paying vendors directly via GCash/bank/cash, recorded for tracking only). Setnayan doesn’t process or hold these payments — that’s a 0006 vendors / payments processor question and remains out of scope here.</w:t>
+        <w:t xml:space="preserve">(couple paying vendors directly via GCash/bank/cash, recorded for tracking only). Setnayan doesn’t process or hold these payments — that’s a 0006 vendors / payments processor question and remains out of scope here.</w:t>
       </w:r>
     </w:p>
     <w:p>
@@ -3000,123 +2931,128 @@
         </w:pict>
       </w:r>
     </w:p>
+    <w:bookmarkEnd w:id="23"/>
+    <w:bookmarkStart w:id="24" w:name="privacy-access"/>
     <w:p>
       <w:pPr>
         <w:pStyle w:val="Heading2"/>
       </w:pPr>
-      <w:bookmarkStart w:id="36" w:name="privacy-access"/>
       <w:r>
         <w:t xml:space="preserve">Privacy &amp; access</w:t>
       </w:r>
-      <w:bookmarkEnd w:id="36"/>
-    </w:p>
-    <w:p>
-      <w:pPr>
+    </w:p>
+    <w:p>
+      <w:pPr>
+        <w:pStyle w:val="Compact"/>
         <w:numPr>
           <w:ilvl w:val="0"/>
           <w:numId w:val="1011"/>
         </w:numPr>
+      </w:pPr>
+      <w:r>
+        <w:rPr>
+          <w:b/>
+          <w:bCs/>
+        </w:rPr>
+        <w:t xml:space="preserve">Couple-only access</w:t>
+      </w:r>
+      <w:r>
+        <w:t xml:space="preserve"> </w:t>
+      </w:r>
+      <w:r>
+        <w:t xml:space="preserve">— the budget panel uses Setnayan’s existing couple-shared session (per 0001). Both spouses see and edit; no third-party access in V1.</w:t>
+      </w:r>
+    </w:p>
+    <w:p>
+      <w:pPr>
         <w:pStyle w:val="Compact"/>
-      </w:pPr>
-      <w:r>
-        <w:rPr>
-          <w:b/>
-        </w:rPr>
-        <w:t xml:space="preserve">Couple-only access</w:t>
-      </w:r>
-      <w:r>
-        <w:t xml:space="preserve"> </w:t>
-      </w:r>
-      <w:r>
-        <w:t>— the budget panel uses Setnayan’s existing couple-shared session (per 0001). Both spouses see and edit; no third-party access in V1.</w:t>
-      </w:r>
-    </w:p>
-    <w:p>
-      <w:pPr>
         <w:numPr>
           <w:ilvl w:val="0"/>
           <w:numId w:val="1011"/>
         </w:numPr>
+      </w:pPr>
+      <w:r>
+        <w:rPr>
+          <w:b/>
+          <w:bCs/>
+        </w:rPr>
+        <w:t xml:space="preserve">Proof screenshots</w:t>
+      </w:r>
+      <w:r>
+        <w:t xml:space="preserve"> </w:t>
+      </w:r>
+      <w:r>
+        <w:t xml:space="preserve">stored in R2 at</w:t>
+      </w:r>
+      <w:r>
+        <w:t xml:space="preserve"> </w:t>
+      </w:r>
+      <w:r>
+        <w:rPr>
+          <w:rStyle w:val="VerbatimChar"/>
+        </w:rPr>
+        <w:t xml:space="preserve">events/{event_id}/payment_proofs/</w:t>
+      </w:r>
+      <w:r>
+        <w:t xml:space="preserve">. R2 access is wedding-scoped via signed URLs; expires after 90 days (refreshes on viewing).</w:t>
+      </w:r>
+    </w:p>
+    <w:p>
+      <w:pPr>
         <w:pStyle w:val="Compact"/>
-      </w:pPr>
-      <w:r>
-        <w:rPr>
-          <w:b/>
-        </w:rPr>
-        <w:t xml:space="preserve">Proof screenshots</w:t>
-      </w:r>
-      <w:r>
-        <w:t xml:space="preserve"> </w:t>
-      </w:r>
-      <w:r>
-        <w:t xml:space="preserve">stored in R2 at</w:t>
-      </w:r>
-      <w:r>
-        <w:t xml:space="preserve"> </w:t>
-      </w:r>
-      <w:r>
-        <w:rPr>
-          <w:rStyle w:val="VerbatimChar"/>
-        </w:rPr>
-        <w:t xml:space="preserve">events/{event_id}/payment_proofs/</w:t>
-      </w:r>
-      <w:r>
-        <w:t xml:space="preserve">. R2 access is wedding-scoped via signed URLs; expires after 90 days (refreshes on viewing).</w:t>
-      </w:r>
-    </w:p>
-    <w:p>
-      <w:pPr>
         <w:numPr>
           <w:ilvl w:val="0"/>
           <w:numId w:val="1011"/>
         </w:numPr>
+      </w:pPr>
+      <w:r>
+        <w:rPr>
+          <w:b/>
+          <w:bCs/>
+        </w:rPr>
+        <w:t xml:space="preserve">Audit log</w:t>
+      </w:r>
+      <w:r>
+        <w:t xml:space="preserve"> </w:t>
+      </w:r>
+      <w:r>
+        <w:t xml:space="preserve">on every payment record edit. Lists who changed what and when.</w:t>
+      </w:r>
+    </w:p>
+    <w:p>
+      <w:pPr>
         <w:pStyle w:val="Compact"/>
-      </w:pPr>
-      <w:r>
-        <w:rPr>
-          <w:b/>
-        </w:rPr>
-        <w:t xml:space="preserve">Audit log</w:t>
-      </w:r>
-      <w:r>
-        <w:t xml:space="preserve"> </w:t>
-      </w:r>
-      <w:r>
-        <w:t xml:space="preserve">on every payment record edit. Lists who changed what and when.</w:t>
-      </w:r>
-    </w:p>
-    <w:p>
-      <w:pPr>
         <w:numPr>
           <w:ilvl w:val="0"/>
           <w:numId w:val="1011"/>
         </w:numPr>
+      </w:pPr>
+      <w:r>
+        <w:rPr>
+          <w:b/>
+          <w:bCs/>
+        </w:rPr>
+        <w:t xml:space="preserve">No PII shared externally.</w:t>
+      </w:r>
+      <w:r>
+        <w:t xml:space="preserve"> </w:t>
+      </w:r>
+      <w:r>
+        <w:t xml:space="preserve">Vendor QRs are vendor-provided assets (vendor consents to display in 0006 onboarding).</w:t>
+      </w:r>
+    </w:p>
+    <w:p>
+      <w:pPr>
         <w:pStyle w:val="Compact"/>
-      </w:pPr>
-      <w:r>
-        <w:rPr>
-          <w:b/>
-        </w:rPr>
-        <w:t xml:space="preserve">No PII shared externally.</w:t>
-      </w:r>
-      <w:r>
-        <w:t xml:space="preserve"> </w:t>
-      </w:r>
-      <w:r>
-        <w:t xml:space="preserve">Vendor QRs are vendor-provided assets (vendor consents to display in 0006 onboarding).</w:t>
-      </w:r>
-    </w:p>
-    <w:p>
-      <w:pPr>
         <w:numPr>
           <w:ilvl w:val="0"/>
           <w:numId w:val="1011"/>
         </w:numPr>
-        <w:pStyle w:val="Compact"/>
-      </w:pPr>
-      <w:r>
-        <w:rPr>
-          <w:b/>
+      </w:pPr>
+      <w:r>
+        <w:rPr>
+          <w:b/>
+          <w:bCs/>
         </w:rPr>
         <w:t xml:space="preserve">Data retention</w:t>
       </w:r>
@@ -3124,7 +3060,7 @@
         <w:t xml:space="preserve"> </w:t>
       </w:r>
       <w:r>
-        <w:t>matches Setnayan’s 5-year wedding industry standard. Payment records keep their proof images for the full 5-year window.</w:t>
+        <w:t xml:space="preserve">matches Setnayan’s 5-year wedding industry standard. Payment records keep their proof images for the full 5-year window.</w:t>
       </w:r>
     </w:p>
     <w:p>
@@ -3134,15 +3070,15 @@
         </w:pict>
       </w:r>
     </w:p>
+    <w:bookmarkEnd w:id="24"/>
+    <w:bookmarkStart w:id="25" w:name="acceptance-criteria"/>
     <w:p>
       <w:pPr>
         <w:pStyle w:val="Heading2"/>
       </w:pPr>
-      <w:bookmarkStart w:id="37" w:name="acceptance-criteria"/>
       <w:r>
         <w:t xml:space="preserve">Acceptance criteria</w:t>
       </w:r>
-      <w:bookmarkEnd w:id="37"/>
     </w:p>
     <w:p>
       <w:pPr>
@@ -3154,248 +3090,242 @@
     </w:p>
     <w:p>
       <w:pPr>
+        <w:pStyle w:val="Compact"/>
         <w:numPr>
           <w:ilvl w:val="0"/>
           <w:numId w:val="1012"/>
         </w:numPr>
+      </w:pPr>
+      <w:r>
+        <w:t xml:space="preserve">Every vendor in the couple’s 0006 vendor list automatically appears as a row in Budget &amp; Expenses with three editable line items (Package, Crew Meal, Transportation).</w:t>
+      </w:r>
+    </w:p>
+    <w:p>
+      <w:pPr>
         <w:pStyle w:val="Compact"/>
-      </w:pPr>
-      <w:r>
-        <w:t xml:space="preserve">Every vendor in the couple’s 0006 vendor list automatically appears as a row in Budget &amp; Expenses with three editable line items (Package, Crew Meal, Transportation).</w:t>
-      </w:r>
-    </w:p>
-    <w:p>
-      <w:pPr>
         <w:numPr>
           <w:ilvl w:val="0"/>
           <w:numId w:val="1012"/>
         </w:numPr>
+      </w:pPr>
+      <w:r>
+        <w:t xml:space="preserve">Couple can input an amount and a deadline for each line item; both fields are independent and optional (a line item with zero amount is hidden but not deleted).</w:t>
+      </w:r>
+    </w:p>
+    <w:p>
+      <w:pPr>
         <w:pStyle w:val="Compact"/>
-      </w:pPr>
-      <w:r>
-        <w:t xml:space="preserve">Couple can input an amount and a deadline for each line item; both fields are independent and optional (a line item with zero amount is hidden but not deleted).</w:t>
-      </w:r>
-    </w:p>
-    <w:p>
-      <w:pPr>
         <w:numPr>
           <w:ilvl w:val="0"/>
           <w:numId w:val="1012"/>
         </w:numPr>
+      </w:pPr>
+      <w:r>
+        <w:t xml:space="preserve">Couple can record multiple payments against any single line item; running balance auto-updates.</w:t>
+      </w:r>
+    </w:p>
+    <w:p>
+      <w:pPr>
         <w:pStyle w:val="Compact"/>
-      </w:pPr>
-      <w:r>
-        <w:t xml:space="preserve">Couple can record multiple payments against any single line item; running balance auto-updates.</w:t>
-      </w:r>
-    </w:p>
-    <w:p>
-      <w:pPr>
         <w:numPr>
           <w:ilvl w:val="0"/>
           <w:numId w:val="1012"/>
         </w:numPr>
+      </w:pPr>
+      <w:r>
+        <w:t xml:space="preserve">Payment records require amount, date, method, reference, and a proof screenshot upload; validation prevents amount from exceeding the line’s remaining balance.</w:t>
+      </w:r>
+    </w:p>
+    <w:p>
+      <w:pPr>
         <w:pStyle w:val="Compact"/>
-      </w:pPr>
-      <w:r>
-        <w:t xml:space="preserve">Payment records require amount, date, method, reference, and a proof screenshot upload; validation prevents amount from exceeding the line’s remaining balance.</w:t>
-      </w:r>
-    </w:p>
-    <w:p>
-      <w:pPr>
         <w:numPr>
           <w:ilvl w:val="0"/>
           <w:numId w:val="1012"/>
         </w:numPr>
+      </w:pPr>
+      <w:r>
+        <w:t xml:space="preserve">Proof screenshots are stored in R2 and viewable inline on the payment row.</w:t>
+      </w:r>
+    </w:p>
+    <w:p>
+      <w:pPr>
         <w:pStyle w:val="Compact"/>
-      </w:pPr>
-      <w:r>
-        <w:t xml:space="preserve">Proof screenshots are stored in R2 and viewable inline on the payment row.</w:t>
-      </w:r>
-    </w:p>
-    <w:p>
-      <w:pPr>
         <w:numPr>
           <w:ilvl w:val="0"/>
           <w:numId w:val="1012"/>
         </w:numPr>
+      </w:pPr>
+      <w:r>
+        <w:t xml:space="preserve">Vendor’s GCash/Maya/bank QR (if uploaded in 0006) is displayed next to each line item for one-tap scan-to-pay.</w:t>
+      </w:r>
+    </w:p>
+    <w:p>
+      <w:pPr>
         <w:pStyle w:val="Compact"/>
-      </w:pPr>
-      <w:r>
-        <w:t xml:space="preserve">Vendor’s GCash/Maya/bank QR (if uploaded in 0006) is displayed next to each line item for one-tap scan-to-pay.</w:t>
-      </w:r>
-    </w:p>
-    <w:p>
-      <w:pPr>
         <w:numPr>
           <w:ilvl w:val="0"/>
           <w:numId w:val="1012"/>
         </w:numPr>
+      </w:pPr>
+      <w:r>
+        <w:t xml:space="preserve">Top-of-panel rollup cards show Total amount, Total paid, Remaining balance, and Next payment due, all updating in real-time as payments are recorded.</w:t>
+      </w:r>
+    </w:p>
+    <w:p>
+      <w:pPr>
         <w:pStyle w:val="Compact"/>
-      </w:pPr>
-      <w:r>
-        <w:t xml:space="preserve">Top-of-panel rollup cards show Total amount, Total paid, Remaining balance, and Next payment due, all updating in real-time as payments are recorded.</w:t>
-      </w:r>
-    </w:p>
-    <w:p>
-      <w:pPr>
         <w:numPr>
           <w:ilvl w:val="0"/>
           <w:numId w:val="1012"/>
         </w:numPr>
+      </w:pPr>
+      <w:r>
+        <w:t xml:space="preserve">“Add to calendar”</w:t>
+      </w:r>
+      <w:r>
+        <w:t xml:space="preserve"> </w:t>
+      </w:r>
+      <w:r>
+        <w:t xml:space="preserve">buttons (per-line and bulk) generate valid</w:t>
+      </w:r>
+      <w:r>
+        <w:t xml:space="preserve"> </w:t>
+      </w:r>
+      <w:r>
+        <w:rPr>
+          <w:rStyle w:val="VerbatimChar"/>
+        </w:rPr>
+        <w:t xml:space="preserve">.ics</w:t>
+      </w:r>
+      <w:r>
+        <w:t xml:space="preserve"> </w:t>
+      </w:r>
+      <w:r>
+        <w:t xml:space="preserve">files that import successfully into Apple Calendar, Google Calendar, and Outlook.</w:t>
+      </w:r>
+    </w:p>
+    <w:p>
+      <w:pPr>
         <w:pStyle w:val="Compact"/>
-      </w:pPr>
-      <w:r>
-        <w:t xml:space="preserve">“</w:t>
-      </w:r>
-      <w:r>
-        <w:t xml:space="preserve">Add to calendar</w:t>
-      </w:r>
-      <w:r>
-        <w:t xml:space="preserve">”</w:t>
-      </w:r>
-      <w:r>
-        <w:t xml:space="preserve"> </w:t>
-      </w:r>
-      <w:r>
-        <w:t xml:space="preserve">buttons (per-line and bulk) generate valid</w:t>
-      </w:r>
-      <w:r>
-        <w:t xml:space="preserve"> </w:t>
-      </w:r>
-      <w:r>
-        <w:rPr>
-          <w:rStyle w:val="VerbatimChar"/>
-        </w:rPr>
-        <w:t xml:space="preserve">.ics</w:t>
-      </w:r>
-      <w:r>
-        <w:t xml:space="preserve"> </w:t>
-      </w:r>
-      <w:r>
-        <w:t xml:space="preserve">files that import successfully into Apple Calendar, Google Calendar, and Outlook.</w:t>
-      </w:r>
-    </w:p>
-    <w:p>
-      <w:pPr>
         <w:numPr>
           <w:ilvl w:val="0"/>
           <w:numId w:val="1012"/>
         </w:numPr>
+      </w:pPr>
+      <w:r>
+        <w:t xml:space="preserve">VEVENT UIDs are stable per line item — re-importing the same</w:t>
+      </w:r>
+      <w:r>
+        <w:t xml:space="preserve"> </w:t>
+      </w:r>
+      <w:r>
+        <w:rPr>
+          <w:rStyle w:val="VerbatimChar"/>
+        </w:rPr>
+        <w:t xml:space="preserve">.ics</w:t>
+      </w:r>
+      <w:r>
+        <w:t xml:space="preserve"> </w:t>
+      </w:r>
+      <w:r>
+        <w:t xml:space="preserve">updates the existing calendar entry rather than duplicating.</w:t>
+      </w:r>
+    </w:p>
+    <w:p>
+      <w:pPr>
         <w:pStyle w:val="Compact"/>
-      </w:pPr>
-      <w:r>
-        <w:t xml:space="preserve">VEVENT UIDs are stable per line item — re-importing the same</w:t>
-      </w:r>
-      <w:r>
-        <w:t xml:space="preserve"> </w:t>
-      </w:r>
-      <w:r>
-        <w:rPr>
-          <w:rStyle w:val="VerbatimChar"/>
-        </w:rPr>
-        <w:t xml:space="preserve">.ics</w:t>
-      </w:r>
-      <w:r>
-        <w:t xml:space="preserve"> </w:t>
-      </w:r>
-      <w:r>
-        <w:t xml:space="preserve">updates the existing calendar entry rather than duplicating.</w:t>
-      </w:r>
-    </w:p>
-    <w:p>
-      <w:pPr>
         <w:numPr>
           <w:ilvl w:val="0"/>
           <w:numId w:val="1012"/>
         </w:numPr>
+      </w:pPr>
+      <w:r>
+        <w:t xml:space="preserve">Per-line</w:t>
+      </w:r>
+      <w:r>
+        <w:t xml:space="preserve"> </w:t>
+      </w:r>
+      <w:r>
+        <w:rPr>
+          <w:rStyle w:val="VerbatimChar"/>
+        </w:rPr>
+        <w:t xml:space="preserve">tracked_in_calendar</w:t>
+      </w:r>
+      <w:r>
+        <w:t xml:space="preserve"> </w:t>
+      </w:r>
+      <w:r>
+        <w:t xml:space="preserve">toggle exists; flips to true on download via the per-line button or bulk export; couple can manually toggle in either direction.</w:t>
+      </w:r>
+    </w:p>
+    <w:p>
+      <w:pPr>
         <w:pStyle w:val="Compact"/>
-      </w:pPr>
-      <w:r>
-        <w:t xml:space="preserve">Per-line</w:t>
-      </w:r>
-      <w:r>
-        <w:t xml:space="preserve"> </w:t>
-      </w:r>
-      <w:r>
-        <w:rPr>
-          <w:rStyle w:val="VerbatimChar"/>
-        </w:rPr>
-        <w:t xml:space="preserve">tracked_in_calendar</w:t>
-      </w:r>
-      <w:r>
-        <w:t xml:space="preserve"> </w:t>
-      </w:r>
-      <w:r>
-        <w:t xml:space="preserve">toggle exists; flips to true on download via the per-line button or bulk export; couple can manually toggle in either direction.</w:t>
-      </w:r>
-    </w:p>
-    <w:p>
-      <w:pPr>
         <w:numPr>
           <w:ilvl w:val="0"/>
           <w:numId w:val="1012"/>
         </w:numPr>
+      </w:pPr>
+      <w:r>
+        <w:t xml:space="preserve">Bulk export skips lines where</w:t>
+      </w:r>
+      <w:r>
+        <w:t xml:space="preserve"> </w:t>
+      </w:r>
+      <w:r>
+        <w:rPr>
+          <w:rStyle w:val="VerbatimChar"/>
+        </w:rPr>
+        <w:t xml:space="preserve">tracked_in_calendar = true</w:t>
+      </w:r>
+      <w:r>
+        <w:t xml:space="preserve">; bulk button text adapts to show the count of lines that would actually be added.</w:t>
+      </w:r>
+    </w:p>
+    <w:p>
+      <w:pPr>
         <w:pStyle w:val="Compact"/>
-      </w:pPr>
-      <w:r>
-        <w:t xml:space="preserve">Bulk export skips lines where</w:t>
-      </w:r>
-      <w:r>
-        <w:t xml:space="preserve"> </w:t>
-      </w:r>
-      <w:r>
-        <w:rPr>
-          <w:rStyle w:val="VerbatimChar"/>
-        </w:rPr>
-        <w:t xml:space="preserve">tracked_in_calendar = true</w:t>
-      </w:r>
-      <w:r>
-        <w:t xml:space="preserve">; bulk button text adapts to show the count of lines that would actually be added.</w:t>
-      </w:r>
-    </w:p>
-    <w:p>
-      <w:pPr>
         <w:numPr>
           <w:ilvl w:val="0"/>
           <w:numId w:val="1012"/>
         </w:numPr>
+      </w:pPr>
+      <w:r>
+        <w:t xml:space="preserve">Default reminders on calendar events fire at 24h before and 1h before the deadline.</w:t>
+      </w:r>
+    </w:p>
+    <w:p>
+      <w:pPr>
         <w:pStyle w:val="Compact"/>
-      </w:pPr>
-      <w:r>
-        <w:t xml:space="preserve">Default reminders on calendar events fire at 24h before and 1h before the deadline.</w:t>
-      </w:r>
-    </w:p>
-    <w:p>
-      <w:pPr>
         <w:numPr>
           <w:ilvl w:val="0"/>
           <w:numId w:val="1012"/>
         </w:numPr>
+      </w:pPr>
+      <w:r>
+        <w:t xml:space="preserve">Setnayan platform costs section auto-populates from service_orders (V1 apply-then-pay) spends and shows accurate totals.</w:t>
+      </w:r>
+    </w:p>
+    <w:p>
+      <w:pPr>
         <w:pStyle w:val="Compact"/>
-      </w:pPr>
-      <w:r>
-        <w:t>Setnayan platform costs section auto-populates from service_orders (V1 apply-then-pay) spends and shows accurate totals.</w:t>
-      </w:r>
-    </w:p>
-    <w:p>
-      <w:pPr>
         <w:numPr>
           <w:ilvl w:val="0"/>
           <w:numId w:val="1012"/>
         </w:numPr>
+      </w:pPr>
+      <w:r>
+        <w:t xml:space="preserve">Miscellaneous expenses can be added free-form with the same payment recording flow.</w:t>
+      </w:r>
+    </w:p>
+    <w:p>
+      <w:pPr>
         <w:pStyle w:val="Compact"/>
-      </w:pPr>
-      <w:r>
-        <w:t xml:space="preserve">Miscellaneous expenses can be added free-form with the same payment recording flow.</w:t>
-      </w:r>
-    </w:p>
-    <w:p>
-      <w:pPr>
         <w:numPr>
           <w:ilvl w:val="0"/>
           <w:numId w:val="1012"/>
         </w:numPr>
-        <w:pStyle w:val="Compact"/>
       </w:pPr>
       <w:r>
         <w:t xml:space="preserve">Edit history audit log is queryable for any payment record.</w:t>
@@ -3408,104 +3338,107 @@
         </w:pict>
       </w:r>
     </w:p>
+    <w:bookmarkEnd w:id="25"/>
+    <w:bookmarkStart w:id="26" w:name="open-questions"/>
     <w:p>
       <w:pPr>
         <w:pStyle w:val="Heading2"/>
       </w:pPr>
-      <w:bookmarkStart w:id="38" w:name="open-questions"/>
       <w:r>
         <w:t xml:space="preserve">Open questions</w:t>
       </w:r>
-      <w:bookmarkEnd w:id="38"/>
-    </w:p>
-    <w:p>
-      <w:pPr>
+    </w:p>
+    <w:p>
+      <w:pPr>
+        <w:pStyle w:val="Compact"/>
         <w:numPr>
           <w:ilvl w:val="0"/>
           <w:numId w:val="1013"/>
         </w:numPr>
+      </w:pPr>
+      <w:r>
+        <w:t xml:space="preserve">Whether to add</w:t>
+      </w:r>
+      <w:r>
+        <w:t xml:space="preserve"> </w:t>
+      </w:r>
+      <w:r>
+        <w:rPr>
+          <w:b/>
+          <w:bCs/>
+        </w:rPr>
+        <w:t xml:space="preserve">vendor-side push</w:t>
+      </w:r>
+      <w:r>
+        <w:t xml:space="preserve"> </w:t>
+      </w:r>
+      <w:r>
+        <w:t xml:space="preserve">of deadlines (vendor logs into a partner portal and sets the schedule themselves) — V2. For V1, the couple inputs all deadlines.</w:t>
+      </w:r>
+    </w:p>
+    <w:p>
+      <w:pPr>
         <w:pStyle w:val="Compact"/>
-      </w:pPr>
-      <w:r>
-        <w:t xml:space="preserve">Whether to add</w:t>
-      </w:r>
-      <w:r>
-        <w:t xml:space="preserve"> </w:t>
-      </w:r>
-      <w:r>
-        <w:rPr>
-          <w:b/>
-        </w:rPr>
-        <w:t xml:space="preserve">vendor-side push</w:t>
-      </w:r>
-      <w:r>
-        <w:t xml:space="preserve"> </w:t>
-      </w:r>
-      <w:r>
-        <w:t xml:space="preserve">of deadlines (vendor logs into a partner portal and sets the schedule themselves) — V2. For V1, the couple inputs all deadlines.</w:t>
-      </w:r>
-    </w:p>
-    <w:p>
-      <w:pPr>
         <w:numPr>
           <w:ilvl w:val="0"/>
           <w:numId w:val="1013"/>
         </w:numPr>
+      </w:pPr>
+      <w:r>
+        <w:t xml:space="preserve">Whether to add</w:t>
+      </w:r>
+      <w:r>
+        <w:t xml:space="preserve"> </w:t>
+      </w:r>
+      <w:r>
+        <w:rPr>
+          <w:b/>
+          <w:bCs/>
+        </w:rPr>
+        <w:t xml:space="preserve">EventKit / CalendarContract two-way sync</w:t>
+      </w:r>
+      <w:r>
+        <w:t xml:space="preserve"> </w:t>
+      </w:r>
+      <w:r>
+        <w:t xml:space="preserve">— V2. V1 ships .ics export only.</w:t>
+      </w:r>
+    </w:p>
+    <w:p>
+      <w:pPr>
         <w:pStyle w:val="Compact"/>
-      </w:pPr>
-      <w:r>
-        <w:t xml:space="preserve">Whether to add</w:t>
-      </w:r>
-      <w:r>
-        <w:t xml:space="preserve"> </w:t>
-      </w:r>
-      <w:r>
-        <w:rPr>
-          <w:b/>
-        </w:rPr>
-        <w:t xml:space="preserve">EventKit / CalendarContract two-way sync</w:t>
-      </w:r>
-      <w:r>
-        <w:t xml:space="preserve"> </w:t>
-      </w:r>
-      <w:r>
-        <w:t xml:space="preserve">— V2. V1 ships .ics export only.</w:t>
-      </w:r>
-    </w:p>
-    <w:p>
-      <w:pPr>
         <w:numPr>
           <w:ilvl w:val="0"/>
           <w:numId w:val="1013"/>
         </w:numPr>
+      </w:pPr>
+      <w:r>
+        <w:t xml:space="preserve">Whether to add</w:t>
+      </w:r>
+      <w:r>
+        <w:t xml:space="preserve"> </w:t>
+      </w:r>
+      <w:r>
+        <w:rPr>
+          <w:b/>
+          <w:bCs/>
+        </w:rPr>
+        <w:t xml:space="preserve">payment plan templates</w:t>
+      </w:r>
+      <w:r>
+        <w:t xml:space="preserve"> </w:t>
+      </w:r>
+      <w:r>
+        <w:t xml:space="preserve">(e.g., 50/50, 30/40/30 down/mid/final) that pre-fill multi-installment schedules per line item — V1.1 nice-to-have. V1 keeps it simple: one deadline per line, multiple payment records allowed.</w:t>
+      </w:r>
+    </w:p>
+    <w:p>
+      <w:pPr>
         <w:pStyle w:val="Compact"/>
-      </w:pPr>
-      <w:r>
-        <w:t xml:space="preserve">Whether to add</w:t>
-      </w:r>
-      <w:r>
-        <w:t xml:space="preserve"> </w:t>
-      </w:r>
-      <w:r>
-        <w:rPr>
-          <w:b/>
-        </w:rPr>
-        <w:t xml:space="preserve">payment plan templates</w:t>
-      </w:r>
-      <w:r>
-        <w:t xml:space="preserve"> </w:t>
-      </w:r>
-      <w:r>
-        <w:t xml:space="preserve">(e.g., 50/50, 30/40/30 down/mid/final) that pre-fill multi-installment schedules per line item — V1.1 nice-to-have. V1 keeps it simple: one deadline per line, multiple payment records allowed.</w:t>
-      </w:r>
-    </w:p>
-    <w:p>
-      <w:pPr>
         <w:numPr>
           <w:ilvl w:val="0"/>
           <w:numId w:val="1013"/>
         </w:numPr>
-        <w:pStyle w:val="Compact"/>
       </w:pPr>
       <w:r>
         <w:t xml:space="preserve">Whether to add</w:t>
@@ -3516,6 +3449,7 @@
       <w:r>
         <w:rPr>
           <w:b/>
+          <w:bCs/>
         </w:rPr>
         <w:t xml:space="preserve">OCR on payment proof screenshots</w:t>
       </w:r>
@@ -3533,122 +3467,122 @@
         </w:pict>
       </w:r>
     </w:p>
+    <w:bookmarkEnd w:id="26"/>
+    <w:bookmarkStart w:id="29" w:name="companion-specs-and-cross-references"/>
     <w:p>
       <w:pPr>
         <w:pStyle w:val="Heading2"/>
       </w:pPr>
-      <w:bookmarkStart w:id="39" w:name="companion-specs-and-cross-references"/>
       <w:r>
         <w:t xml:space="preserve">Companion specs and cross-references</w:t>
       </w:r>
-      <w:bookmarkEnd w:id="39"/>
-    </w:p>
-    <w:p>
-      <w:pPr>
+    </w:p>
+    <w:p>
+      <w:pPr>
+        <w:pStyle w:val="Compact"/>
         <w:numPr>
           <w:ilvl w:val="0"/>
           <w:numId w:val="1014"/>
         </w:numPr>
+      </w:pPr>
+      <w:r>
+        <w:rPr>
+          <w:rStyle w:val="VerbatimChar"/>
+        </w:rPr>
+        <w:t xml:space="preserve">0001_creating_guest_list/</w:t>
+      </w:r>
+      <w:r>
+        <w:t xml:space="preserve"> </w:t>
+      </w:r>
+      <w:r>
+        <w:t xml:space="preserve">— couple identity and shared access model</w:t>
+      </w:r>
+    </w:p>
+    <w:p>
+      <w:pPr>
         <w:pStyle w:val="Compact"/>
-      </w:pPr>
-      <w:r>
-        <w:rPr>
-          <w:rStyle w:val="VerbatimChar"/>
-        </w:rPr>
-        <w:t xml:space="preserve">0001_creating_guest_list/</w:t>
-      </w:r>
-      <w:r>
-        <w:t xml:space="preserve"> </w:t>
-      </w:r>
-      <w:r>
-        <w:t xml:space="preserve">— couple identity and shared access model</w:t>
-      </w:r>
-    </w:p>
-    <w:p>
-      <w:pPr>
         <w:numPr>
           <w:ilvl w:val="0"/>
           <w:numId w:val="1014"/>
         </w:numPr>
+      </w:pPr>
+      <w:r>
+        <w:rPr>
+          <w:rStyle w:val="VerbatimChar"/>
+        </w:rPr>
+        <w:t xml:space="preserve">0003_token_wallet_and_packs/</w:t>
+      </w:r>
+      <w:r>
+        <w:t xml:space="preserve"> </w:t>
+      </w:r>
+      <w:r>
+        <w:t xml:space="preserve">—</w:t>
+      </w:r>
+      <w:r>
+        <w:t xml:space="preserve"> </w:t>
+      </w:r>
+      <w:r>
+        <w:rPr>
+          <w:rStyle w:val="VerbatimChar"/>
+        </w:rPr>
+        <w:t xml:space="preserve">WalletSpend</w:t>
+      </w:r>
+      <w:r>
+        <w:t xml:space="preserve"> </w:t>
+      </w:r>
+      <w:r>
+        <w:t xml:space="preserve">records consumed for the Setnayan platform costs section</w:t>
+      </w:r>
+    </w:p>
+    <w:p>
+      <w:pPr>
         <w:pStyle w:val="Compact"/>
-      </w:pPr>
-      <w:r>
-        <w:rPr>
-          <w:rStyle w:val="VerbatimChar"/>
-        </w:rPr>
-        <w:t xml:space="preserve">0003_token_wallet_and_packs/</w:t>
-      </w:r>
-      <w:r>
-        <w:t xml:space="preserve"> </w:t>
-      </w:r>
-      <w:r>
-        <w:t xml:space="preserve">—</w:t>
-      </w:r>
-      <w:r>
-        <w:t xml:space="preserve"> </w:t>
-      </w:r>
-      <w:r>
-        <w:rPr>
-          <w:rStyle w:val="VerbatimChar"/>
-        </w:rPr>
-        <w:t xml:space="preserve">WalletSpend</w:t>
-      </w:r>
-      <w:r>
-        <w:t xml:space="preserve"> </w:t>
-      </w:r>
-      <w:r>
-        <w:t>records consumed for the Setnayan platform costs section</w:t>
-      </w:r>
-    </w:p>
-    <w:p>
-      <w:pPr>
         <w:numPr>
           <w:ilvl w:val="0"/>
           <w:numId w:val="1014"/>
         </w:numPr>
+      </w:pPr>
+      <w:r>
+        <w:rPr>
+          <w:rStyle w:val="VerbatimChar"/>
+        </w:rPr>
+        <w:t xml:space="preserve">0006_vendors_management/</w:t>
+      </w:r>
+      <w:r>
+        <w:t xml:space="preserve"> </w:t>
+      </w:r>
+      <w:r>
+        <w:t xml:space="preserve">— vendor records, contact info, payment QR uploads</w:t>
+      </w:r>
+    </w:p>
+    <w:p>
+      <w:pPr>
         <w:pStyle w:val="Compact"/>
-      </w:pPr>
-      <w:r>
-        <w:rPr>
-          <w:rStyle w:val="VerbatimChar"/>
-        </w:rPr>
-        <w:t xml:space="preserve">0006_vendors_management/</w:t>
-      </w:r>
-      <w:r>
-        <w:t xml:space="preserve"> </w:t>
-      </w:r>
-      <w:r>
-        <w:t xml:space="preserve">— vendor records, contact info, payment QR uploads</w:t>
-      </w:r>
-    </w:p>
-    <w:p>
-      <w:pPr>
         <w:numPr>
           <w:ilvl w:val="0"/>
           <w:numId w:val="1014"/>
         </w:numPr>
+      </w:pPr>
+      <w:r>
+        <w:rPr>
+          <w:rStyle w:val="VerbatimChar"/>
+        </w:rPr>
+        <w:t xml:space="preserve">12_Master_Blueprint.docx</w:t>
+      </w:r>
+      <w:r>
+        <w:t xml:space="preserve"> </w:t>
+      </w:r>
+      <w:r>
+        <w:t xml:space="preserve">— overall couple dashboard architecture</w:t>
+      </w:r>
+    </w:p>
+    <w:p>
+      <w:pPr>
         <w:pStyle w:val="Compact"/>
-      </w:pPr>
-      <w:r>
-        <w:rPr>
-          <w:rStyle w:val="VerbatimChar"/>
-        </w:rPr>
-        <w:t xml:space="preserve">12_Master_Blueprint.docx</w:t>
-      </w:r>
-      <w:r>
-        <w:t xml:space="preserve"> </w:t>
-      </w:r>
-      <w:r>
-        <w:t xml:space="preserve">— overall couple dashboard architecture</w:t>
-      </w:r>
-    </w:p>
-    <w:p>
-      <w:pPr>
         <w:numPr>
           <w:ilvl w:val="0"/>
           <w:numId w:val="1014"/>
         </w:numPr>
-        <w:pStyle w:val="Compact"/>
       </w:pPr>
       <w:r>
         <w:rPr>
@@ -3674,7 +3608,7 @@
       <w:pPr>
         <w:pStyle w:val="FirstParagraph"/>
       </w:pPr>
-      <w:hyperlink r:id="rId40">
+      <w:hyperlink r:id="rId27">
         <w:r>
           <w:rPr>
             <w:rStyle w:val="Hyperlink"/>
@@ -3687,7 +3621,7 @@
       <w:pPr>
         <w:pStyle w:val="BodyText"/>
       </w:pPr>
-      <w:hyperlink r:id="rId41">
+      <w:hyperlink r:id="rId28">
         <w:r>
           <w:rPr>
             <w:rStyle w:val="Hyperlink"/>
@@ -3696,9 +3630,2858 @@
         </w:r>
       </w:hyperlink>
     </w:p>
+    <w:p>
+      <w:r>
+        <w:pict>
+          <v:rect style="width:0;height:1.5pt" o:hralign="center" o:hrstd="t" o:hr="t"/>
+        </w:pict>
+      </w:r>
+    </w:p>
+    <w:bookmarkEnd w:id="29"/>
+    <w:bookmarkStart w:id="38" w:name="X165d2fec4fddc0cd89b63bc08a45158b97e9843"/>
+    <w:p>
+      <w:pPr>
+        <w:pStyle w:val="Heading2"/>
+      </w:pPr>
+      <w:r>
+        <w:t xml:space="preserve">V1.2 Amendment — Per-Payer Attribution + Visibility Tags (added 2026-05-19)</w:t>
+      </w:r>
+    </w:p>
+    <w:p>
+      <w:pPr>
+        <w:pStyle w:val="FirstParagraph"/>
+      </w:pPr>
+      <w:r>
+        <w:t xml:space="preserve">Per</w:t>
+      </w:r>
+      <w:r>
+        <w:t xml:space="preserve"> </w:t>
+      </w:r>
+      <w:hyperlink r:id="rId30">
+        <w:r>
+          <w:rPr>
+            <w:rStyle w:val="Hyperlink"/>
+          </w:rPr>
+          <w:t xml:space="preserve">0048 Multi-Moderator Event Access</w:t>
+        </w:r>
+      </w:hyperlink>
+      <w:r>
+        <w:t xml:space="preserve"> </w:t>
+      </w:r>
+      <w:r>
+        <w:t xml:space="preserve">and</w:t>
+      </w:r>
+      <w:r>
+        <w:t xml:space="preserve"> </w:t>
+      </w:r>
+      <w:hyperlink r:id="rId31">
+        <w:r>
+          <w:rPr>
+            <w:rStyle w:val="Hyperlink"/>
+          </w:rPr>
+          <w:t xml:space="preserve">0049 Multi-Payer Cart</w:t>
+        </w:r>
+      </w:hyperlink>
+      <w:r>
+        <w:t xml:space="preserve">, budget line items extend to track per-payer attribution + role-based visibility in V1.2.</w:t>
+      </w:r>
+    </w:p>
+    <w:bookmarkStart w:id="32" w:name="schema-additions-to-budget_line_items"/>
+    <w:p>
+      <w:pPr>
+        <w:pStyle w:val="Heading3"/>
+      </w:pPr>
+      <w:r>
+        <w:t xml:space="preserve">Schema additions to</w:t>
+      </w:r>
+      <w:r>
+        <w:t xml:space="preserve"> </w:t>
+      </w:r>
+      <w:r>
+        <w:rPr>
+          <w:rStyle w:val="VerbatimChar"/>
+        </w:rPr>
+        <w:t xml:space="preserve">budget_line_items</w:t>
+      </w:r>
+    </w:p>
+    <w:p>
+      <w:pPr>
+        <w:pStyle w:val="SourceCode"/>
+      </w:pPr>
+      <w:r>
+        <w:rPr>
+          <w:rStyle w:val="KeywordTok"/>
+        </w:rPr>
+        <w:t xml:space="preserve">ALTER</w:t>
+      </w:r>
+      <w:r>
+        <w:rPr>
+          <w:rStyle w:val="NormalTok"/>
+        </w:rPr>
+        <w:t xml:space="preserve"> </w:t>
+      </w:r>
+      <w:r>
+        <w:rPr>
+          <w:rStyle w:val="KeywordTok"/>
+        </w:rPr>
+        <w:t xml:space="preserve">TABLE</w:t>
+      </w:r>
+      <w:r>
+        <w:rPr>
+          <w:rStyle w:val="NormalTok"/>
+        </w:rPr>
+        <w:t xml:space="preserve"> budget_line_items</w:t>
+      </w:r>
+      <w:r>
+        <w:br/>
+      </w:r>
+      <w:r>
+        <w:rPr>
+          <w:rStyle w:val="NormalTok"/>
+        </w:rPr>
+        <w:t xml:space="preserve">  </w:t>
+      </w:r>
+      <w:r>
+        <w:rPr>
+          <w:rStyle w:val="KeywordTok"/>
+        </w:rPr>
+        <w:t xml:space="preserve">ADD</w:t>
+      </w:r>
+      <w:r>
+        <w:rPr>
+          <w:rStyle w:val="NormalTok"/>
+        </w:rPr>
+        <w:t xml:space="preserve"> </w:t>
+      </w:r>
+      <w:r>
+        <w:rPr>
+          <w:rStyle w:val="KeywordTok"/>
+        </w:rPr>
+        <w:t xml:space="preserve">COLUMN</w:t>
+      </w:r>
+      <w:r>
+        <w:rPr>
+          <w:rStyle w:val="NormalTok"/>
+        </w:rPr>
+        <w:t xml:space="preserve"> paid_by_role TEXT[],                          </w:t>
+      </w:r>
+      <w:r>
+        <w:rPr>
+          <w:rStyle w:val="CommentTok"/>
+        </w:rPr>
+        <w:t xml:space="preserve">-- mirror of paid_by_role from cart line items</w:t>
+      </w:r>
+      <w:r>
+        <w:br/>
+      </w:r>
+      <w:r>
+        <w:rPr>
+          <w:rStyle w:val="NormalTok"/>
+        </w:rPr>
+        <w:t xml:space="preserve">  </w:t>
+      </w:r>
+      <w:r>
+        <w:rPr>
+          <w:rStyle w:val="KeywordTok"/>
+        </w:rPr>
+        <w:t xml:space="preserve">ADD</w:t>
+      </w:r>
+      <w:r>
+        <w:rPr>
+          <w:rStyle w:val="NormalTok"/>
+        </w:rPr>
+        <w:t xml:space="preserve"> </w:t>
+      </w:r>
+      <w:r>
+        <w:rPr>
+          <w:rStyle w:val="KeywordTok"/>
+        </w:rPr>
+        <w:t xml:space="preserve">COLUMN</w:t>
+      </w:r>
+      <w:r>
+        <w:rPr>
+          <w:rStyle w:val="NormalTok"/>
+        </w:rPr>
+        <w:t xml:space="preserve"> linked_order_line_item_id UUID </w:t>
+      </w:r>
+      <w:r>
+        <w:rPr>
+          <w:rStyle w:val="KeywordTok"/>
+        </w:rPr>
+        <w:t xml:space="preserve">REFERENCES</w:t>
+      </w:r>
+      <w:r>
+        <w:rPr>
+          <w:rStyle w:val="NormalTok"/>
+        </w:rPr>
+        <w:t xml:space="preserve"> service_order_line_items(line_item_id),</w:t>
+      </w:r>
+      <w:r>
+        <w:br/>
+      </w:r>
+      <w:r>
+        <w:rPr>
+          <w:rStyle w:val="NormalTok"/>
+        </w:rPr>
+        <w:t xml:space="preserve">  </w:t>
+      </w:r>
+      <w:r>
+        <w:rPr>
+          <w:rStyle w:val="KeywordTok"/>
+        </w:rPr>
+        <w:t xml:space="preserve">ADD</w:t>
+      </w:r>
+      <w:r>
+        <w:rPr>
+          <w:rStyle w:val="NormalTok"/>
+        </w:rPr>
+        <w:t xml:space="preserve"> </w:t>
+      </w:r>
+      <w:r>
+        <w:rPr>
+          <w:rStyle w:val="KeywordTok"/>
+        </w:rPr>
+        <w:t xml:space="preserve">COLUMN</w:t>
+      </w:r>
+      <w:r>
+        <w:rPr>
+          <w:rStyle w:val="NormalTok"/>
+        </w:rPr>
+        <w:t xml:space="preserve"> private_to_role TEXT[],</w:t>
+      </w:r>
+      <w:r>
+        <w:br/>
+      </w:r>
+      <w:r>
+        <w:rPr>
+          <w:rStyle w:val="NormalTok"/>
+        </w:rPr>
+        <w:t xml:space="preserve">  </w:t>
+      </w:r>
+      <w:r>
+        <w:rPr>
+          <w:rStyle w:val="KeywordTok"/>
+        </w:rPr>
+        <w:t xml:space="preserve">ADD</w:t>
+      </w:r>
+      <w:r>
+        <w:rPr>
+          <w:rStyle w:val="NormalTok"/>
+        </w:rPr>
+        <w:t xml:space="preserve"> </w:t>
+      </w:r>
+      <w:r>
+        <w:rPr>
+          <w:rStyle w:val="KeywordTok"/>
+        </w:rPr>
+        <w:t xml:space="preserve">COLUMN</w:t>
+      </w:r>
+      <w:r>
+        <w:rPr>
+          <w:rStyle w:val="NormalTok"/>
+        </w:rPr>
+        <w:t xml:space="preserve"> hidden_from_role TEXT[],</w:t>
+      </w:r>
+      <w:r>
+        <w:br/>
+      </w:r>
+      <w:r>
+        <w:rPr>
+          <w:rStyle w:val="NormalTok"/>
+        </w:rPr>
+        <w:t xml:space="preserve">  </w:t>
+      </w:r>
+      <w:r>
+        <w:rPr>
+          <w:rStyle w:val="KeywordTok"/>
+        </w:rPr>
+        <w:t xml:space="preserve">ADD</w:t>
+      </w:r>
+      <w:r>
+        <w:rPr>
+          <w:rStyle w:val="NormalTok"/>
+        </w:rPr>
+        <w:t xml:space="preserve"> </w:t>
+      </w:r>
+      <w:r>
+        <w:rPr>
+          <w:rStyle w:val="KeywordTok"/>
+        </w:rPr>
+        <w:t xml:space="preserve">COLUMN</w:t>
+      </w:r>
+      <w:r>
+        <w:rPr>
+          <w:rStyle w:val="NormalTok"/>
+        </w:rPr>
+        <w:t xml:space="preserve"> surprise_for_role TEXT,</w:t>
+      </w:r>
+      <w:r>
+        <w:br/>
+      </w:r>
+      <w:r>
+        <w:rPr>
+          <w:rStyle w:val="NormalTok"/>
+        </w:rPr>
+        <w:t xml:space="preserve">  </w:t>
+      </w:r>
+      <w:r>
+        <w:rPr>
+          <w:rStyle w:val="KeywordTok"/>
+        </w:rPr>
+        <w:t xml:space="preserve">ADD</w:t>
+      </w:r>
+      <w:r>
+        <w:rPr>
+          <w:rStyle w:val="NormalTok"/>
+        </w:rPr>
+        <w:t xml:space="preserve"> </w:t>
+      </w:r>
+      <w:r>
+        <w:rPr>
+          <w:rStyle w:val="KeywordTok"/>
+        </w:rPr>
+        <w:t xml:space="preserve">COLUMN</w:t>
+      </w:r>
+      <w:r>
+        <w:rPr>
+          <w:rStyle w:val="NormalTok"/>
+        </w:rPr>
+        <w:t xml:space="preserve"> amount_revealed_to_aggregate </w:t>
+      </w:r>
+      <w:r>
+        <w:rPr>
+          <w:rStyle w:val="DataTypeTok"/>
+        </w:rPr>
+        <w:t xml:space="preserve">BOOLEAN</w:t>
+      </w:r>
+      <w:r>
+        <w:rPr>
+          <w:rStyle w:val="NormalTok"/>
+        </w:rPr>
+        <w:t xml:space="preserve"> </w:t>
+      </w:r>
+      <w:r>
+        <w:rPr>
+          <w:rStyle w:val="KeywordTok"/>
+        </w:rPr>
+        <w:t xml:space="preserve">NOT</w:t>
+      </w:r>
+      <w:r>
+        <w:rPr>
+          <w:rStyle w:val="NormalTok"/>
+        </w:rPr>
+        <w:t xml:space="preserve"> </w:t>
+      </w:r>
+      <w:r>
+        <w:rPr>
+          <w:rStyle w:val="KeywordTok"/>
+        </w:rPr>
+        <w:t xml:space="preserve">NULL</w:t>
+      </w:r>
+      <w:r>
+        <w:rPr>
+          <w:rStyle w:val="NormalTok"/>
+        </w:rPr>
+        <w:t xml:space="preserve"> </w:t>
+      </w:r>
+      <w:r>
+        <w:rPr>
+          <w:rStyle w:val="KeywordTok"/>
+        </w:rPr>
+        <w:t xml:space="preserve">DEFAULT</w:t>
+      </w:r>
+      <w:r>
+        <w:rPr>
+          <w:rStyle w:val="NormalTok"/>
+        </w:rPr>
+        <w:t xml:space="preserve"> </w:t>
+      </w:r>
+      <w:r>
+        <w:rPr>
+          <w:rStyle w:val="KeywordTok"/>
+        </w:rPr>
+        <w:t xml:space="preserve">TRUE</w:t>
+      </w:r>
+      <w:r>
+        <w:rPr>
+          <w:rStyle w:val="NormalTok"/>
+        </w:rPr>
+        <w:t xml:space="preserve">;</w:t>
+      </w:r>
+    </w:p>
+    <w:bookmarkEnd w:id="32"/>
+    <w:bookmarkStart w:id="33" w:name="automatic-flow-from-cart"/>
+    <w:p>
+      <w:pPr>
+        <w:pStyle w:val="Heading3"/>
+      </w:pPr>
+      <w:r>
+        <w:t xml:space="preserve">Automatic flow from cart</w:t>
+      </w:r>
+    </w:p>
+    <w:p>
+      <w:pPr>
+        <w:pStyle w:val="FirstParagraph"/>
+      </w:pPr>
+      <w:r>
+        <w:t xml:space="preserve">When a cart line item checks out via</w:t>
+      </w:r>
+      <w:r>
+        <w:t xml:space="preserve"> </w:t>
+      </w:r>
+      <w:hyperlink r:id="rId31">
+        <w:r>
+          <w:rPr>
+            <w:rStyle w:val="Hyperlink"/>
+          </w:rPr>
+          <w:t xml:space="preserve">0049</w:t>
+        </w:r>
+      </w:hyperlink>
+      <w:r>
+        <w:t xml:space="preserve"> </w:t>
+      </w:r>
+      <w:r>
+        <w:t xml:space="preserve">checkout flow, a corresponding</w:t>
+      </w:r>
+      <w:r>
+        <w:t xml:space="preserve"> </w:t>
+      </w:r>
+      <w:r>
+        <w:rPr>
+          <w:rStyle w:val="VerbatimChar"/>
+        </w:rPr>
+        <w:t xml:space="preserve">budget_line_items</w:t>
+      </w:r>
+      <w:r>
+        <w:t xml:space="preserve"> </w:t>
+      </w:r>
+      <w:r>
+        <w:t xml:space="preserve">row is auto-created with:</w:t>
+      </w:r>
+      <w:r>
+        <w:t xml:space="preserve"> </w:t>
+      </w:r>
+      <w:r>
+        <w:t xml:space="preserve">- Same</w:t>
+      </w:r>
+      <w:r>
+        <w:t xml:space="preserve"> </w:t>
+      </w:r>
+      <w:r>
+        <w:rPr>
+          <w:rStyle w:val="VerbatimChar"/>
+        </w:rPr>
+        <w:t xml:space="preserve">paid_by_role</w:t>
+      </w:r>
+      <w:r>
+        <w:t xml:space="preserve"> </w:t>
+      </w:r>
+      <w:r>
+        <w:t xml:space="preserve">as the cart item</w:t>
+      </w:r>
+      <w:r>
+        <w:t xml:space="preserve"> </w:t>
+      </w:r>
+      <w:r>
+        <w:t xml:space="preserve">-</w:t>
+      </w:r>
+      <w:r>
+        <w:t xml:space="preserve"> </w:t>
+      </w:r>
+      <w:r>
+        <w:rPr>
+          <w:rStyle w:val="VerbatimChar"/>
+        </w:rPr>
+        <w:t xml:space="preserve">linked_order_line_item_id</w:t>
+      </w:r>
+      <w:r>
+        <w:t xml:space="preserve"> </w:t>
+      </w:r>
+      <w:r>
+        <w:t xml:space="preserve">populated for traceability</w:t>
+      </w:r>
+      <w:r>
+        <w:t xml:space="preserve"> </w:t>
+      </w:r>
+      <w:r>
+        <w:t xml:space="preserve">- Same visibility tags propagated</w:t>
+      </w:r>
+    </w:p>
+    <w:bookmarkEnd w:id="33"/>
+    <w:bookmarkStart w:id="34" w:name="budget-view-changes"/>
+    <w:p>
+      <w:pPr>
+        <w:pStyle w:val="Heading3"/>
+      </w:pPr>
+      <w:r>
+        <w:t xml:space="preserve">Budget view changes</w:t>
+      </w:r>
+    </w:p>
+    <w:p>
+      <w:pPr>
+        <w:pStyle w:val="FirstParagraph"/>
+      </w:pPr>
+      <w:r>
+        <w:t xml:space="preserve">Three new views on</w:t>
+      </w:r>
+      <w:r>
+        <w:t xml:space="preserve"> </w:t>
+      </w:r>
+      <w:r>
+        <w:rPr>
+          <w:rStyle w:val="VerbatimChar"/>
+        </w:rPr>
+        <w:t xml:space="preserve">/dashboard/{eventId}/budget</w:t>
+      </w:r>
+      <w:r>
+        <w:t xml:space="preserve">:</w:t>
+      </w:r>
+    </w:p>
+    <w:p>
+      <w:pPr>
+        <w:pStyle w:val="Compact"/>
+        <w:numPr>
+          <w:ilvl w:val="0"/>
+          <w:numId w:val="1015"/>
+        </w:numPr>
+      </w:pPr>
+      <w:r>
+        <w:rPr>
+          <w:b/>
+          <w:bCs/>
+        </w:rPr>
+        <w:t xml:space="preserve">“Who paid what”</w:t>
+      </w:r>
+      <w:r>
+        <w:t xml:space="preserve"> </w:t>
+      </w:r>
+      <w:r>
+        <w:t xml:space="preserve">tab — group budget lines by</w:t>
+      </w:r>
+      <w:r>
+        <w:t xml:space="preserve"> </w:t>
+      </w:r>
+      <w:r>
+        <w:rPr>
+          <w:rStyle w:val="VerbatimChar"/>
+        </w:rPr>
+        <w:t xml:space="preserve">paid_by_role</w:t>
+      </w:r>
+      <w:r>
+        <w:t xml:space="preserve">. Shows</w:t>
+      </w:r>
+      <w:r>
+        <w:t xml:space="preserve"> </w:t>
+      </w:r>
+      <w:r>
+        <w:t xml:space="preserve">“Bride: ₱X / Parent of Bride: ₱Y / Ninang Lita: ₱Z”</w:t>
+      </w:r>
+      <w:r>
+        <w:t xml:space="preserve"> </w:t>
+      </w:r>
+      <w:r>
+        <w:t xml:space="preserve">subtotals. Useful for couples managing multi-payer reality.</w:t>
+      </w:r>
+    </w:p>
+    <w:p>
+      <w:pPr>
+        <w:pStyle w:val="Compact"/>
+        <w:numPr>
+          <w:ilvl w:val="0"/>
+          <w:numId w:val="1015"/>
+        </w:numPr>
+      </w:pPr>
+      <w:r>
+        <w:rPr>
+          <w:b/>
+          <w:bCs/>
+        </w:rPr>
+        <w:t xml:space="preserve">“By category”</w:t>
+      </w:r>
+      <w:r>
+        <w:t xml:space="preserve"> </w:t>
+      </w:r>
+      <w:r>
+        <w:t xml:space="preserve">tab (existing) — extended to show payer attribution per line item.</w:t>
+      </w:r>
+    </w:p>
+    <w:p>
+      <w:pPr>
+        <w:pStyle w:val="Compact"/>
+        <w:numPr>
+          <w:ilvl w:val="0"/>
+          <w:numId w:val="1015"/>
+        </w:numPr>
+      </w:pPr>
+      <w:r>
+        <w:rPr>
+          <w:b/>
+          <w:bCs/>
+        </w:rPr>
+        <w:t xml:space="preserve">“Pending”</w:t>
+      </w:r>
+      <w:r>
+        <w:t xml:space="preserve"> </w:t>
+      </w:r>
+      <w:r>
+        <w:t xml:space="preserve">tab — items added to cart but not yet paid; grouped by attributed payer for tracking.</w:t>
+      </w:r>
+    </w:p>
+    <w:bookmarkEnd w:id="34"/>
+    <w:bookmarkStart w:id="35" w:name="visibility-aware-aggregate"/>
+    <w:p>
+      <w:pPr>
+        <w:pStyle w:val="Heading3"/>
+      </w:pPr>
+      <w:r>
+        <w:t xml:space="preserve">Visibility-aware aggregate</w:t>
+      </w:r>
+    </w:p>
+    <w:p>
+      <w:pPr>
+        <w:pStyle w:val="FirstParagraph"/>
+      </w:pPr>
+      <w:r>
+        <w:t xml:space="preserve">Critical leak-prevention rule from</w:t>
+      </w:r>
+      <w:r>
+        <w:t xml:space="preserve"> </w:t>
+      </w:r>
+      <w:hyperlink r:id="rId30">
+        <w:r>
+          <w:rPr>
+            <w:rStyle w:val="Hyperlink"/>
+          </w:rPr>
+          <w:t xml:space="preserve">0048 § Aggregate budget handling</w:t>
+        </w:r>
+      </w:hyperlink>
+      <w:r>
+        <w:t xml:space="preserve">:</w:t>
+      </w:r>
+    </w:p>
+    <w:p>
+      <w:pPr>
+        <w:pStyle w:val="Compact"/>
+        <w:numPr>
+          <w:ilvl w:val="0"/>
+          <w:numId w:val="1016"/>
+        </w:numPr>
+      </w:pPr>
+      <w:r>
+        <w:t xml:space="preserve">Hidden line items (e.g., bridal_gown order in groom’s view) show as</w:t>
+      </w:r>
+      <w:r>
+        <w:t xml:space="preserve"> </w:t>
+      </w:r>
+      <w:r>
+        <w:t xml:space="preserve">“Reserved — Bride’s items ₱X”</w:t>
+      </w:r>
+      <w:r>
+        <w:t xml:space="preserve"> </w:t>
+      </w:r>
+      <w:r>
+        <w:t xml:space="preserve">with line items hidden but total preserved.</w:t>
+      </w:r>
+    </w:p>
+    <w:p>
+      <w:pPr>
+        <w:pStyle w:val="Compact"/>
+        <w:numPr>
+          <w:ilvl w:val="0"/>
+          <w:numId w:val="1016"/>
+        </w:numPr>
+      </w:pPr>
+      <w:r>
+        <w:t xml:space="preserve">Groom’s aggregate total rounded to nearest ₱5K to prevent reverse-calculation of hidden item exact amount.</w:t>
+      </w:r>
+    </w:p>
+    <w:p>
+      <w:pPr>
+        <w:pStyle w:val="Compact"/>
+        <w:numPr>
+          <w:ilvl w:val="0"/>
+          <w:numId w:val="1016"/>
+        </w:numPr>
+      </w:pPr>
+      <w:r>
+        <w:t xml:space="preserve">Bride + parents see full breakdown.</w:t>
+      </w:r>
+    </w:p>
+    <w:bookmarkEnd w:id="35"/>
+    <w:bookmarkStart w:id="36" w:name="csv-export"/>
+    <w:p>
+      <w:pPr>
+        <w:pStyle w:val="Heading3"/>
+      </w:pPr>
+      <w:r>
+        <w:t xml:space="preserve">CSV export</w:t>
+      </w:r>
+    </w:p>
+    <w:p>
+      <w:pPr>
+        <w:pStyle w:val="FirstParagraph"/>
+      </w:pPr>
+      <w:r>
+        <w:t xml:space="preserve">Existing budget CSV export gains a</w:t>
+      </w:r>
+      <w:r>
+        <w:t xml:space="preserve"> </w:t>
+      </w:r>
+      <w:r>
+        <w:rPr>
+          <w:rStyle w:val="VerbatimChar"/>
+        </w:rPr>
+        <w:t xml:space="preserve">paid_by_role</w:t>
+      </w:r>
+      <w:r>
+        <w:t xml:space="preserve"> </w:t>
+      </w:r>
+      <w:r>
+        <w:t xml:space="preserve">column. Couples exporting for off-platform accounting see per-payer attribution.</w:t>
+      </w:r>
+    </w:p>
+    <w:bookmarkEnd w:id="36"/>
+    <w:bookmarkStart w:id="37" w:name="forward-compat"/>
+    <w:p>
+      <w:pPr>
+        <w:pStyle w:val="Heading3"/>
+      </w:pPr>
+      <w:r>
+        <w:t xml:space="preserve">Forward-compat</w:t>
+      </w:r>
+    </w:p>
+    <w:p>
+      <w:pPr>
+        <w:pStyle w:val="FirstParagraph"/>
+      </w:pPr>
+      <w:r>
+        <w:t xml:space="preserve">V1.1 single-couple events backfill with</w:t>
+      </w:r>
+      <w:r>
+        <w:t xml:space="preserve"> </w:t>
+      </w:r>
+      <w:r>
+        <w:rPr>
+          <w:rStyle w:val="VerbatimChar"/>
+        </w:rPr>
+        <w:t xml:space="preserve">paid_by_role: ['bride', 'groom']</w:t>
+      </w:r>
+      <w:r>
+        <w:t xml:space="preserve"> </w:t>
+      </w:r>
+      <w:r>
+        <w:t xml:space="preserve">(joint attribution) on existing budget lines. UI hides the per-payer view if the event has only</w:t>
+      </w:r>
+      <w:r>
+        <w:t xml:space="preserve"> </w:t>
+      </w:r>
+      <w:r>
+        <w:rPr>
+          <w:rStyle w:val="VerbatimChar"/>
+        </w:rPr>
+        <w:t xml:space="preserve">bride</w:t>
+      </w:r>
+      <w:r>
+        <w:t xml:space="preserve"> </w:t>
+      </w:r>
+      <w:r>
+        <w:t xml:space="preserve">+</w:t>
+      </w:r>
+      <w:r>
+        <w:t xml:space="preserve"> </w:t>
+      </w:r>
+      <w:r>
+        <w:rPr>
+          <w:rStyle w:val="VerbatimChar"/>
+        </w:rPr>
+        <w:t xml:space="preserve">groom</w:t>
+      </w:r>
+      <w:r>
+        <w:t xml:space="preserve"> </w:t>
+      </w:r>
+      <w:r>
+        <w:t xml:space="preserve">moderators (no real multi-payer to show).</w:t>
+      </w:r>
+    </w:p>
+    <w:p>
+      <w:r>
+        <w:pict>
+          <v:rect style="width:0;height:1.5pt" o:hralign="center" o:hrstd="t" o:hr="t"/>
+        </w:pict>
+      </w:r>
+    </w:p>
+    <w:bookmarkEnd w:id="37"/>
+    <w:bookmarkEnd w:id="38"/>
+    <w:bookmarkStart w:id="39" w:name="Xb97ab782e5a8a483020c283d0c2b07c0e6755e1"/>
+    <w:p>
+      <w:pPr>
+        <w:pStyle w:val="Heading2"/>
+      </w:pPr>
+      <w:r>
+        <w:t xml:space="preserve">Vendor direct-pay settlement rail (added 2026-06-04)</w:t>
+      </w:r>
+    </w:p>
+    <w:p>
+      <w:pPr>
+        <w:pStyle w:val="BlockText"/>
+      </w:pPr>
+      <w:r>
+        <w:t xml:space="preserve">Shipped 2026-06-04 (PR #969). On each booked vendor’s budget card, a</w:t>
+      </w:r>
+      <w:r>
+        <w:t xml:space="preserve"> </w:t>
+      </w:r>
+      <w:r>
+        <w:rPr>
+          <w:rStyle w:val="VerbatimChar"/>
+        </w:rPr>
+        <w:t xml:space="preserve">VendorDirectPay</w:t>
+      </w:r>
+      <w:r>
+        <w:t xml:space="preserve"> </w:t>
+      </w:r>
+      <w:r>
+        <w:t xml:space="preserve">rail shows that vendor’s published payment options so the couple can pay</w:t>
+      </w:r>
+      <w:r>
+        <w:t xml:space="preserve"> </w:t>
+      </w:r>
+      <w:r>
+        <w:rPr>
+          <w:b/>
+          <w:bCs/>
+        </w:rPr>
+        <w:t xml:space="preserve">directly, off-platform</w:t>
+      </w:r>
+      <w:r>
+        <w:t xml:space="preserve">. Canonical spec + schema:</w:t>
+      </w:r>
+      <w:r>
+        <w:t xml:space="preserve"> </w:t>
+      </w:r>
+      <w:r>
+        <w:rPr>
+          <w:b/>
+          <w:bCs/>
+        </w:rPr>
+        <w:t xml:space="preserve">0034 -&gt;</w:t>
+      </w:r>
+      <w:r>
+        <w:rPr>
+          <w:b/>
+          <w:bCs/>
+        </w:rPr>
+        <w:t xml:space="preserve"> </w:t>
+      </w:r>
+      <w:r>
+        <w:rPr>
+          <w:b/>
+          <w:bCs/>
+        </w:rPr>
+        <w:t xml:space="preserve">“Vendor Payment Options — off-platform direct rail”</w:t>
+      </w:r>
+      <w:r>
+        <w:t xml:space="preserve">.</w:t>
+      </w:r>
+    </w:p>
+    <w:p>
+      <w:pPr>
+        <w:pStyle w:val="BlockText"/>
+      </w:pPr>
+      <w:r>
+        <w:t xml:space="preserve">Couple-side specifics: an always-on</w:t>
+      </w:r>
+      <w:r>
+        <w:t xml:space="preserve"> </w:t>
+      </w:r>
+      <w:r>
+        <w:rPr>
+          <w:b/>
+          <w:bCs/>
+        </w:rPr>
+        <w:t xml:space="preserve">vigilance disclosure</w:t>
+      </w:r>
+      <w:r>
+        <w:t xml:space="preserve"> </w:t>
+      </w:r>
+      <w:r>
+        <w:t xml:space="preserve">(</w:t>
+      </w:r>
+      <w:r>
+        <w:t xml:space="preserve">“Setnayan doesn’t control or hold payments to vendors… confirm the details are theirs, only pay vendors you trust, Setnayan can’t reverse an off-platform payment”</w:t>
+      </w:r>
+      <w:r>
+        <w:t xml:space="preserve">); copyable bank details; a QR modal showing the decoded destination; a</w:t>
+      </w:r>
+      <w:r>
+        <w:t xml:space="preserve"> </w:t>
+      </w:r>
+      <w:r>
+        <w:t xml:space="preserve">“you’re leaving Setnayan”</w:t>
+      </w:r>
+      <w:r>
+        <w:t xml:space="preserve"> </w:t>
+      </w:r>
+      <w:r>
+        <w:t xml:space="preserve">interstitial before any payment link. The existing payment log (</w:t>
+      </w:r>
+      <w:r>
+        <w:rPr>
+          <w:rStyle w:val="VerbatimChar"/>
+        </w:rPr>
+        <w:t xml:space="preserve">event_vendor_payments</w:t>
+      </w:r>
+      <w:r>
+        <w:t xml:space="preserve"> </w:t>
+      </w:r>
+      <w:r>
+        <w:t xml:space="preserve">via</w:t>
+      </w:r>
+      <w:r>
+        <w:t xml:space="preserve"> </w:t>
+      </w:r>
+      <w:r>
+        <w:rPr>
+          <w:rStyle w:val="VerbatimChar"/>
+        </w:rPr>
+        <w:t xml:space="preserve">logPayment</w:t>
+      </w:r>
+      <w:r>
+        <w:t xml:space="preserve">) gains an optional</w:t>
+      </w:r>
+      <w:r>
+        <w:t xml:space="preserve"> </w:t>
+      </w:r>
+      <w:r>
+        <w:rPr>
+          <w:b/>
+          <w:bCs/>
+        </w:rPr>
+        <w:t xml:space="preserve">receipt upload</w:t>
+      </w:r>
+      <w:r>
+        <w:t xml:space="preserve"> </w:t>
+      </w:r>
+      <w:r>
+        <w:t xml:space="preserve">(</w:t>
+      </w:r>
+      <w:r>
+        <w:rPr>
+          <w:rStyle w:val="VerbatimChar"/>
+        </w:rPr>
+        <w:t xml:space="preserve">proof_r2_key</w:t>
+      </w:r>
+      <w:r>
+        <w:t xml:space="preserve">). Methods are fetched server-side per booked vendor (couples never query the vendor’s payment table directly).</w:t>
+      </w:r>
+    </w:p>
+    <w:p>
+      <w:r>
+        <w:pict>
+          <v:rect style="width:0;height:1.5pt" o:hralign="center" o:hrstd="t" o:hr="t"/>
+        </w:pict>
+      </w:r>
+    </w:p>
+    <w:bookmarkEnd w:id="39"/>
+    <w:bookmarkStart w:id="47" w:name="X9a3bb25ac7392c960bdd016856e096c07fc79e5"/>
+    <w:p>
+      <w:pPr>
+        <w:pStyle w:val="Heading2"/>
+      </w:pPr>
+      <w:r>
+        <w:t xml:space="preserve">Budget Planner — Allocation Engine + Behavioral Capture (added 2026-06-05)</w:t>
+      </w:r>
+    </w:p>
+    <w:p>
+      <w:pPr>
+        <w:pStyle w:val="BlockText"/>
+      </w:pPr>
+      <w:r>
+        <w:rPr>
+          <w:b/>
+          <w:bCs/>
+        </w:rPr>
+        <w:t xml:space="preserve">This iteration is the PRIMARY HOME for the budget</w:t>
+      </w:r>
+      <w:r>
+        <w:rPr>
+          <w:b/>
+          <w:bCs/>
+        </w:rPr>
+        <w:t xml:space="preserve"> </w:t>
+      </w:r>
+      <w:r>
+        <w:rPr>
+          <w:b/>
+          <w:bCs/>
+          <w:i/>
+          <w:iCs/>
+        </w:rPr>
+        <w:t xml:space="preserve">allocation</w:t>
+      </w:r>
+      <w:r>
+        <w:rPr>
+          <w:b/>
+          <w:bCs/>
+        </w:rPr>
+        <w:t xml:space="preserve"> </w:t>
+      </w:r>
+      <w:r>
+        <w:rPr>
+          <w:b/>
+          <w:bCs/>
+        </w:rPr>
+        <w:t xml:space="preserve">layer.</w:t>
+      </w:r>
+      <w:r>
+        <w:t xml:space="preserve"> </w:t>
+      </w:r>
+      <w:r>
+        <w:t xml:space="preserve">Full design:</w:t>
+      </w:r>
+      <w:r>
+        <w:t xml:space="preserve"> </w:t>
+      </w:r>
+      <w:r>
+        <w:rPr>
+          <w:rStyle w:val="VerbatimChar"/>
+        </w:rPr>
+        <w:t xml:space="preserve">Budget_Planner_Allocation_Engine_2026-06-05.md</w:t>
+      </w:r>
+      <w:r>
+        <w:t xml:space="preserve"> </w:t>
+      </w:r>
+      <w:r>
+        <w:t xml:space="preserve">(corpus root) ·</w:t>
+      </w:r>
+      <w:r>
+        <w:t xml:space="preserve"> </w:t>
+      </w:r>
+      <w:r>
+        <w:rPr>
+          <w:rStyle w:val="VerbatimChar"/>
+        </w:rPr>
+        <w:t xml:space="preserve">DECISION_LOG.md</w:t>
+      </w:r>
+      <w:r>
+        <w:t xml:space="preserve"> </w:t>
+      </w:r>
+      <w:r>
+        <w:t xml:space="preserve">2026-06-05. Privacy/consent details (RA 10173 opt-out + erasure for the behavioral layer) live in</w:t>
+      </w:r>
+      <w:r>
+        <w:t xml:space="preserve"> </w:t>
+      </w:r>
+      <w:r>
+        <w:rPr>
+          <w:b/>
+          <w:bCs/>
+        </w:rPr>
+        <w:t xml:space="preserve">0025</w:t>
+      </w:r>
+      <w:r>
+        <w:t xml:space="preserve">; admin weight/benchmark tuning + the two-admin data-export gate live in</w:t>
+      </w:r>
+      <w:r>
+        <w:t xml:space="preserve"> </w:t>
+      </w:r>
+      <w:r>
+        <w:rPr>
+          <w:b/>
+          <w:bCs/>
+        </w:rPr>
+        <w:t xml:space="preserve">0023</w:t>
+      </w:r>
+      <w:r>
+        <w:t xml:space="preserve">. A NEW V1.x capability — design locked this session.</w:t>
+      </w:r>
+    </w:p>
+    <w:p>
+      <w:pPr>
+        <w:pStyle w:val="FirstParagraph"/>
+      </w:pPr>
+      <w:r>
+        <w:rPr>
+          <w:b/>
+          <w:bCs/>
+        </w:rPr>
+        <w:t xml:space="preserve">Allocation sits ATOP this iteration’s existing ledger.</w:t>
+      </w:r>
+      <w:r>
+        <w:t xml:space="preserve"> </w:t>
+      </w:r>
+      <w:r>
+        <w:t xml:space="preserve">Everything above tracks what</w:t>
+      </w:r>
+      <w:r>
+        <w:t xml:space="preserve"> </w:t>
+      </w:r>
+      <w:r>
+        <w:rPr>
+          <w:i/>
+          <w:iCs/>
+        </w:rPr>
+        <w:t xml:space="preserve">booked</w:t>
+      </w:r>
+      <w:r>
+        <w:t xml:space="preserve"> </w:t>
+      </w:r>
+      <w:r>
+        <w:t xml:space="preserve">vendors</w:t>
+      </w:r>
+      <w:r>
+        <w:t xml:space="preserve"> </w:t>
+      </w:r>
+      <w:r>
+        <w:rPr>
+          <w:b/>
+          <w:bCs/>
+        </w:rPr>
+        <w:t xml:space="preserve">actually</w:t>
+      </w:r>
+      <w:r>
+        <w:t xml:space="preserve"> </w:t>
+      </w:r>
+      <w:r>
+        <w:t xml:space="preserve">cost. The allocation layer answers a different question —</w:t>
+      </w:r>
+      <w:r>
+        <w:t xml:space="preserve"> </w:t>
+      </w:r>
+      <w:r>
+        <w:rPr>
+          <w:i/>
+          <w:iCs/>
+        </w:rPr>
+        <w:t xml:space="preserve">what should each service cost?</w:t>
+      </w:r>
+      <w:r>
+        <w:t xml:space="preserve"> </w:t>
+      </w:r>
+      <w:r>
+        <w:t xml:space="preserve">—</w:t>
+      </w:r>
+      <w:r>
+        <w:t xml:space="preserve"> </w:t>
+      </w:r>
+      <w:r>
+        <w:rPr>
+          <w:b/>
+          <w:bCs/>
+        </w:rPr>
+        <w:t xml:space="preserve">recommended BEFORE the couple picks anyone.</w:t>
+      </w:r>
+      <w:r>
+        <w:t xml:space="preserve"> </w:t>
+      </w:r>
+      <w:r>
+        <w:t xml:space="preserve">Tracking = actuals; allocation = a pre-pick ₱ target + range per service. The two never replace each other;</w:t>
+      </w:r>
+      <w:r>
+        <w:t xml:space="preserve"> </w:t>
+      </w:r>
+      <w:r>
+        <w:rPr>
+          <w:rStyle w:val="VerbatimChar"/>
+        </w:rPr>
+        <w:t xml:space="preserve">lib/budget.ts</w:t>
+      </w:r>
+      <w:r>
+        <w:t xml:space="preserve"> </w:t>
+      </w:r>
+      <w:r>
+        <w:t xml:space="preserve">+ the V2.x plan/budget tab stay the tracking layer.</w:t>
+      </w:r>
+    </w:p>
+    <w:bookmarkStart w:id="40" w:name="spine-median-proportion-target"/>
+    <w:p>
+      <w:pPr>
+        <w:pStyle w:val="Heading3"/>
+      </w:pPr>
+      <w:r>
+        <w:t xml:space="preserve">Spine — median → proportion → ₱ target</w:t>
+      </w:r>
+    </w:p>
+    <w:p>
+      <w:pPr>
+        <w:pStyle w:val="FirstParagraph"/>
+      </w:pPr>
+      <w:r>
+        <w:t xml:space="preserve">For the set of service</w:t>
+      </w:r>
+      <w:r>
+        <w:t xml:space="preserve"> </w:t>
+      </w:r>
+      <w:r>
+        <w:rPr>
+          <w:b/>
+          <w:bCs/>
+        </w:rPr>
+        <w:t xml:space="preserve">leaves</w:t>
+      </w:r>
+      <w:r>
+        <w:t xml:space="preserve"> </w:t>
+      </w:r>
+      <w:r>
+        <w:t xml:space="preserve">the couple selects:</w:t>
+      </w:r>
+      <w:r>
+        <w:t xml:space="preserve"> </w:t>
+      </w:r>
+      <w:r>
+        <w:rPr>
+          <w:rStyle w:val="VerbatimChar"/>
+        </w:rPr>
+        <w:t xml:space="preserve">weight_L = median(solo prices on leaf L)</w:t>
+      </w:r>
+      <w:r>
+        <w:t xml:space="preserve"> </w:t>
+      </w:r>
+      <w:r>
+        <w:t xml:space="preserve">→</w:t>
+      </w:r>
+      <w:r>
+        <w:t xml:space="preserve"> </w:t>
+      </w:r>
+      <w:r>
+        <w:rPr>
+          <w:rStyle w:val="VerbatimChar"/>
+        </w:rPr>
+        <w:t xml:space="preserve">share_L = weight_L / Σ weights</w:t>
+      </w:r>
+      <w:r>
+        <w:t xml:space="preserve"> </w:t>
+      </w:r>
+      <w:r>
+        <w:t xml:space="preserve">→</w:t>
+      </w:r>
+      <w:r>
+        <w:t xml:space="preserve"> </w:t>
+      </w:r>
+      <w:r>
+        <w:rPr>
+          <w:rStyle w:val="VerbatimChar"/>
+        </w:rPr>
+        <w:t xml:space="preserve">₱target_L = share_L × budget</w:t>
+      </w:r>
+      <w:r>
+        <w:t xml:space="preserve">. One leaf selected = 100% of budget (owner’s ₱1M base case: budget ₱1M, reception venue only → ₱1M target). Adding services re-normalizes every share</w:t>
+      </w:r>
+      <w:r>
+        <w:t xml:space="preserve"> </w:t>
+      </w:r>
+      <w:r>
+        <w:rPr>
+          <w:b/>
+          <w:bCs/>
+        </w:rPr>
+        <w:t xml:space="preserve">down</w:t>
+      </w:r>
+      <w:r>
+        <w:t xml:space="preserve">; dropping services grows the rest.</w:t>
+      </w:r>
+    </w:p>
+    <w:bookmarkEnd w:id="40"/>
+    <w:bookmarkStart w:id="41" w:name="X98c2ede364e3d3fa4ab98b65b1c6e8c0dd8183a"/>
+    <w:p>
+      <w:pPr>
+        <w:pStyle w:val="Heading3"/>
+      </w:pPr>
+      <w:r>
+        <w:t xml:space="preserve">Median rule (LOCKED) — solo single-leaf prices only</w:t>
+      </w:r>
+    </w:p>
+    <w:p>
+      <w:pPr>
+        <w:pStyle w:val="FirstParagraph"/>
+      </w:pPr>
+      <w:r>
+        <w:t xml:space="preserve">The median is built</w:t>
+      </w:r>
+      <w:r>
+        <w:t xml:space="preserve"> </w:t>
+      </w:r>
+      <w:r>
+        <w:rPr>
+          <w:b/>
+          <w:bCs/>
+        </w:rPr>
+        <w:t xml:space="preserve">only</w:t>
+      </w:r>
+      <w:r>
+        <w:t xml:space="preserve"> </w:t>
+      </w:r>
+      <w:r>
+        <w:t xml:space="preserve">from</w:t>
+      </w:r>
+      <w:r>
+        <w:t xml:space="preserve"> </w:t>
+      </w:r>
+      <w:r>
+        <w:rPr>
+          <w:rStyle w:val="VerbatimChar"/>
+        </w:rPr>
+        <w:t xml:space="preserve">vendor_services.starting_price_php</w:t>
+      </w:r>
+      <w:r>
+        <w:t xml:space="preserve"> </w:t>
+      </w:r>
+      <w:r>
+        <w:t xml:space="preserve">rows where one row = one</w:t>
+      </w:r>
+      <w:r>
+        <w:t xml:space="preserve"> </w:t>
+      </w:r>
+      <w:r>
+        <w:rPr>
+          <w:rStyle w:val="VerbatimChar"/>
+        </w:rPr>
+        <w:t xml:space="preserve">canonical_service</w:t>
+      </w:r>
+      <w:r>
+        <w:t xml:space="preserve"> </w:t>
+      </w:r>
+      <w:r>
+        <w:t xml:space="preserve">priced standalone.</w:t>
+      </w:r>
+      <w:r>
+        <w:t xml:space="preserve"> </w:t>
+      </w:r>
+      <w:r>
+        <w:rPr>
+          <w:b/>
+          <w:bCs/>
+        </w:rPr>
+        <w:t xml:space="preserve">Bundles are EXCLUDED:</w:t>
+      </w:r>
+      <w:r>
+        <w:t xml:space="preserve"> </w:t>
+      </w:r>
+      <w:r>
+        <w:rPr>
+          <w:rStyle w:val="VerbatimChar"/>
+        </w:rPr>
+        <w:t xml:space="preserve">vendor_packages</w:t>
+      </w:r>
+      <w:r>
+        <w:t xml:space="preserve"> </w:t>
+      </w:r>
+      <w:r>
+        <w:t xml:space="preserve">/</w:t>
+      </w:r>
+      <w:r>
+        <w:t xml:space="preserve"> </w:t>
+      </w:r>
+      <w:r>
+        <w:rPr>
+          <w:rStyle w:val="VerbatimChar"/>
+        </w:rPr>
+        <w:t xml:space="preserve">vendor_package_items</w:t>
+      </w:r>
+      <w:r>
+        <w:t xml:space="preserve"> </w:t>
+      </w:r>
+      <w:r>
+        <w:t xml:space="preserve">carry multiple services under one price (</w:t>
+      </w:r>
+      <w:r>
+        <w:t xml:space="preserve">“the service has links to other services”</w:t>
+      </w:r>
+      <w:r>
+        <w:t xml:space="preserve">) — even an item’s</w:t>
+      </w:r>
+      <w:r>
+        <w:t xml:space="preserve"> </w:t>
+      </w:r>
+      <w:r>
+        <w:rPr>
+          <w:rStyle w:val="VerbatimChar"/>
+        </w:rPr>
+        <w:t xml:space="preserve">replacement_value_centavos</w:t>
+      </w:r>
+      <w:r>
+        <w:t xml:space="preserve"> </w:t>
+      </w:r>
+      <w:r>
+        <w:t xml:space="preserve">is excluded (intra-bundle accounting, not a standalone market price). Including a ₱500k all-in package would poison the leaf’s median upward and distort every downstream share.</w:t>
+      </w:r>
+      <w:r>
+        <w:t xml:space="preserve"> </w:t>
+      </w:r>
+      <w:r>
+        <w:rPr>
+          <w:b/>
+          <w:bCs/>
+        </w:rPr>
+        <w:t xml:space="preserve">Forward-flag:</w:t>
+      </w:r>
+      <w:r>
+        <w:t xml:space="preserve"> </w:t>
+      </w:r>
+      <w:r>
+        <w:t xml:space="preserve">the finer</w:t>
+      </w:r>
+      <w:r>
+        <w:t xml:space="preserve"> </w:t>
+      </w:r>
+      <w:r>
+        <w:t xml:space="preserve">“linked-services-on-card”</w:t>
+      </w:r>
+      <w:r>
+        <w:t xml:space="preserve"> </w:t>
+      </w:r>
+      <w:r>
+        <w:t xml:space="preserve">concept ([[project_setnayan_booking_ruleset]]) is not a schema field yet — when linked cards ship, a</w:t>
+      </w:r>
+      <w:r>
+        <w:t xml:space="preserve"> </w:t>
+      </w:r>
+      <w:r>
+        <w:rPr>
+          <w:b/>
+          <w:bCs/>
+        </w:rPr>
+        <w:t xml:space="preserve">solo-vs-linked marker on</w:t>
+      </w:r>
+      <w:r>
+        <w:rPr>
+          <w:b/>
+          <w:bCs/>
+        </w:rPr>
+        <w:t xml:space="preserve"> </w:t>
+      </w:r>
+      <w:r>
+        <w:rPr>
+          <w:rStyle w:val="VerbatimChar"/>
+          <w:b/>
+          <w:bCs/>
+        </w:rPr>
+        <w:t xml:space="preserve">vendor_services</w:t>
+      </w:r>
+      <w:r>
+        <w:t xml:space="preserve"> </w:t>
+      </w:r>
+      <w:r>
+        <w:t xml:space="preserve">is needed so the median filter drops those too. Until then</w:t>
+      </w:r>
+      <w:r>
+        <w:t xml:space="preserve"> </w:t>
+      </w:r>
+      <w:r>
+        <w:t xml:space="preserve">“exclude bundles”</w:t>
+      </w:r>
+      <w:r>
+        <w:t xml:space="preserve"> </w:t>
+      </w:r>
+      <w:r>
+        <w:t xml:space="preserve">fully covers the rule.</w:t>
+      </w:r>
+    </w:p>
+    <w:bookmarkEnd w:id="41"/>
+    <w:bookmarkStart w:id="42" w:name="refinement-tiers-same-spine"/>
+    <w:p>
+      <w:pPr>
+        <w:pStyle w:val="Heading3"/>
+      </w:pPr>
+      <w:r>
+        <w:t xml:space="preserve">Refinement tiers (same spine)</w:t>
+      </w:r>
+    </w:p>
+    <w:p>
+      <w:pPr>
+        <w:pStyle w:val="Compact"/>
+        <w:numPr>
+          <w:ilvl w:val="0"/>
+          <w:numId w:val="1017"/>
+        </w:numPr>
+      </w:pPr>
+      <w:r>
+        <w:rPr>
+          <w:b/>
+          <w:bCs/>
+        </w:rPr>
+        <w:t xml:space="preserve">Tier 1 — correctness (non-optional):</w:t>
+      </w:r>
+      <w:r>
+        <w:t xml:space="preserve"> </w:t>
+      </w:r>
+      <w:r>
+        <w:t xml:space="preserve">(1)</w:t>
+      </w:r>
+      <w:r>
+        <w:t xml:space="preserve"> </w:t>
+      </w:r>
+      <w:r>
+        <w:rPr>
+          <w:b/>
+          <w:bCs/>
+        </w:rPr>
+        <w:t xml:space="preserve">Market-scoped median</w:t>
+      </w:r>
+      <w:r>
+        <w:t xml:space="preserve"> </w:t>
+      </w:r>
+      <w:r>
+        <w:t xml:space="preserve">computed over eligible vendors via the</w:t>
+      </w:r>
+      <w:r>
+        <w:t xml:space="preserve"> </w:t>
+      </w:r>
+      <w:r>
+        <w:rPr>
+          <w:i/>
+          <w:iCs/>
+        </w:rPr>
+        <w:t xml:space="preserve">same</w:t>
+      </w:r>
+      <w:r>
+        <w:t xml:space="preserve"> </w:t>
+      </w:r>
+      <w:r>
+        <w:t xml:space="preserve">matcher</w:t>
+      </w:r>
+      <w:r>
+        <w:t xml:space="preserve"> </w:t>
+      </w:r>
+      <w:r>
+        <w:rPr>
+          <w:b/>
+          <w:bCs/>
+        </w:rPr>
+        <w:t xml:space="preserve">GATE</w:t>
+      </w:r>
+      <w:r>
+        <w:t xml:space="preserve"> </w:t>
+      </w:r>
+      <w:r>
+        <w:t xml:space="preserve">(region · venue type · pax band · ceremony —</w:t>
+      </w:r>
+      <w:r>
+        <w:t xml:space="preserve"> </w:t>
+      </w:r>
+      <w:r>
+        <w:rPr>
+          <w:rStyle w:val="VerbatimChar"/>
+        </w:rPr>
+        <w:t xml:space="preserve">Customer_Vendor_Marketplace_Architecture</w:t>
+      </w:r>
+      <w:r>
+        <w:t xml:space="preserve"> </w:t>
+      </w:r>
+      <w:r>
+        <w:t xml:space="preserve">§2; [[project_setnayan_leaf_match_contract]]). One eligibility definition, two consumers —</w:t>
+      </w:r>
+      <w:r>
+        <w:t xml:space="preserve"> </w:t>
+      </w:r>
+      <w:r>
+        <w:rPr>
+          <w:b/>
+          <w:bCs/>
+        </w:rPr>
+        <w:t xml:space="preserve">reuse the gate; don’t fork it.</w:t>
+      </w:r>
+      <w:r>
+        <w:t xml:space="preserve"> </w:t>
+      </w:r>
+      <w:r>
+        <w:t xml:space="preserve">(2)</w:t>
+      </w:r>
+      <w:r>
+        <w:t xml:space="preserve"> </w:t>
+      </w:r>
+      <w:r>
+        <w:rPr>
+          <w:b/>
+          <w:bCs/>
+        </w:rPr>
+        <w:t xml:space="preserve">Pricing-axis normalization</w:t>
+      </w:r>
+      <w:r>
+        <w:t xml:space="preserve"> </w:t>
+      </w:r>
+      <w:r>
+        <w:t xml:space="preserve">— pax-axis leaves (venue, catering) median the per-head rate × the couple’s pax; flat leaves (monogram, coordinator) median the flat price ([[project_setnayan_pax_based_pricing]]). (3)</w:t>
+      </w:r>
+      <w:r>
+        <w:t xml:space="preserve"> </w:t>
+      </w:r>
+      <w:r>
+        <w:rPr>
+          <w:b/>
+          <w:bCs/>
+        </w:rPr>
+        <w:t xml:space="preserve">Fixed-then-proportion</w:t>
+      </w:r>
+      <w:r>
+        <w:t xml:space="preserve"> </w:t>
+      </w:r>
+      <w:r>
+        <w:t xml:space="preserve">— known Setnayan SKUs are carved off the top as fixed lines; the proportion runs only over</w:t>
+      </w:r>
+      <w:r>
+        <w:t xml:space="preserve"> </w:t>
+      </w:r>
+      <w:r>
+        <w:rPr>
+          <w:rStyle w:val="VerbatimChar"/>
+        </w:rPr>
+        <w:t xml:space="preserve">(budget − Σ fixed)</w:t>
+      </w:r>
+      <w:r>
+        <w:t xml:space="preserve">. Never hand a known SKU a</w:t>
+      </w:r>
+      <w:r>
+        <w:t xml:space="preserve"> </w:t>
+      </w:r>
+      <w:r>
+        <w:t xml:space="preserve">“median share.”</w:t>
+      </w:r>
+    </w:p>
+    <w:p>
+      <w:pPr>
+        <w:pStyle w:val="Compact"/>
+        <w:numPr>
+          <w:ilvl w:val="0"/>
+          <w:numId w:val="1017"/>
+        </w:numPr>
+      </w:pPr>
+      <w:r>
+        <w:rPr>
+          <w:b/>
+          <w:bCs/>
+        </w:rPr>
+        <w:t xml:space="preserve">Tier 2 — honesty/usability:</w:t>
+      </w:r>
+      <w:r>
+        <w:t xml:space="preserve"> </w:t>
+      </w:r>
+      <w:r>
+        <w:t xml:space="preserve">(4)</w:t>
+      </w:r>
+      <w:r>
+        <w:t xml:space="preserve"> </w:t>
+      </w:r>
+      <w:r>
+        <w:rPr>
+          <w:b/>
+          <w:bCs/>
+        </w:rPr>
+        <w:t xml:space="preserve">Band not point</w:t>
+      </w:r>
+      <w:r>
+        <w:t xml:space="preserve"> </w:t>
+      </w:r>
+      <w:r>
+        <w:t xml:space="preserve">— carry</w:t>
+      </w:r>
+      <w:r>
+        <w:t xml:space="preserve"> </w:t>
+      </w:r>
+      <w:r>
+        <w:rPr>
+          <w:b/>
+          <w:bCs/>
+        </w:rPr>
+        <w:t xml:space="preserve">p25 – median – p75</w:t>
+      </w:r>
+      <w:r>
+        <w:t xml:space="preserve"> </w:t>
+      </w:r>
+      <w:r>
+        <w:t xml:space="preserve">→</w:t>
+      </w:r>
+      <w:r>
+        <w:t xml:space="preserve"> </w:t>
+      </w:r>
+      <w:r>
+        <w:t xml:space="preserve">“₱X–₱Y to work in”</w:t>
+      </w:r>
+      <w:r>
+        <w:t xml:space="preserve"> </w:t>
+      </w:r>
+      <w:r>
+        <w:t xml:space="preserve">(collapses to one price at n=1, widens with inventory). (5)</w:t>
+      </w:r>
+      <w:r>
+        <w:t xml:space="preserve"> </w:t>
+      </w:r>
+      <w:r>
+        <w:rPr>
+          <w:b/>
+          <w:bCs/>
+        </w:rPr>
+        <w:t xml:space="preserve">Feasibility clamp + shortfall</w:t>
+      </w:r>
+      <w:r>
+        <w:t xml:space="preserve"> </w:t>
+      </w:r>
+      <w:r>
+        <w:t xml:space="preserve">— floor each target at the leaf’s cheapest real solo price; if</w:t>
+      </w:r>
+      <w:r>
+        <w:t xml:space="preserve"> </w:t>
+      </w:r>
+      <w:r>
+        <w:rPr>
+          <w:rStyle w:val="VerbatimChar"/>
+        </w:rPr>
+        <w:t xml:space="preserve">Σ floors &gt; budget</w:t>
+      </w:r>
+      <w:r>
+        <w:t xml:space="preserve">, say</w:t>
+      </w:r>
+      <w:r>
+        <w:t xml:space="preserve"> </w:t>
+      </w:r>
+      <w:r>
+        <w:rPr>
+          <w:i/>
+          <w:iCs/>
+        </w:rPr>
+        <w:t xml:space="preserve">“you’re ₱X short for these N services”</w:t>
+      </w:r>
+      <w:r>
+        <w:t xml:space="preserve"> </w:t>
+      </w:r>
+      <w:r>
+        <w:t xml:space="preserve">instead of printing impossible targets (never-impossible, cousin of never-empty). (6)</w:t>
+      </w:r>
+      <w:r>
+        <w:t xml:space="preserve"> </w:t>
+      </w:r>
+      <w:r>
+        <w:rPr>
+          <w:b/>
+          <w:bCs/>
+        </w:rPr>
+        <w:t xml:space="preserve">Thin-data fallback</w:t>
+      </w:r>
+      <w:r>
+        <w:t xml:space="preserve"> </w:t>
+      </w:r>
+      <w:r>
+        <w:t xml:space="preserve">— below a</w:t>
+      </w:r>
+      <w:r>
+        <w:t xml:space="preserve"> </w:t>
+      </w:r>
+      <w:r>
+        <w:rPr>
+          <w:b/>
+          <w:bCs/>
+        </w:rPr>
+        <w:t xml:space="preserve">minimum-N</w:t>
+      </w:r>
+      <w:r>
+        <w:t xml:space="preserve"> </w:t>
+      </w:r>
+      <w:r>
+        <w:t xml:space="preserve">of solo prices, fall back to an</w:t>
+      </w:r>
+      <w:r>
+        <w:t xml:space="preserve"> </w:t>
+      </w:r>
+      <w:r>
+        <w:rPr>
+          <w:b/>
+          <w:bCs/>
+        </w:rPr>
+        <w:t xml:space="preserve">admin-seeded benchmark</w:t>
+      </w:r>
+      <w:r>
+        <w:t xml:space="preserve"> </w:t>
+      </w:r>
+      <w:r>
+        <w:t xml:space="preserve">labeled</w:t>
+      </w:r>
+      <w:r>
+        <w:t xml:space="preserve"> </w:t>
+      </w:r>
+      <w:r>
+        <w:rPr>
+          <w:i/>
+          <w:iCs/>
+        </w:rPr>
+        <w:t xml:space="preserve">“rough estimate”</w:t>
+      </w:r>
+      <w:r>
+        <w:t xml:space="preserve"> </w:t>
+      </w:r>
+      <w:r>
+        <w:t xml:space="preserve">+ a per-leaf</w:t>
+      </w:r>
+      <w:r>
+        <w:t xml:space="preserve"> </w:t>
+      </w:r>
+      <w:r>
+        <w:rPr>
+          <w:b/>
+          <w:bCs/>
+        </w:rPr>
+        <w:t xml:space="preserve">confidence</w:t>
+      </w:r>
+      <w:r>
+        <w:t xml:space="preserve"> </w:t>
+      </w:r>
+      <w:r>
+        <w:t xml:space="preserve">(sample count + spread). This is the</w:t>
+      </w:r>
+      <w:r>
+        <w:t xml:space="preserve"> </w:t>
+      </w:r>
+      <w:r>
+        <w:rPr>
+          <w:i/>
+          <w:iCs/>
+        </w:rPr>
+        <w:t xml:space="preserve">only</w:t>
+      </w:r>
+      <w:r>
+        <w:t xml:space="preserve"> </w:t>
+      </w:r>
+      <w:r>
+        <w:t xml:space="preserve">place a non-market number enters: admin-set,</w:t>
+      </w:r>
+      <w:r>
+        <w:t xml:space="preserve"> </w:t>
+      </w:r>
+      <w:r>
+        <w:rPr>
+          <w:b/>
+          <w:bCs/>
+        </w:rPr>
+        <w:t xml:space="preserve">never invented</w:t>
+      </w:r>
+      <w:r>
+        <w:t xml:space="preserve">.</w:t>
+      </w:r>
+    </w:p>
+    <w:p>
+      <w:pPr>
+        <w:pStyle w:val="Compact"/>
+        <w:numPr>
+          <w:ilvl w:val="0"/>
+          <w:numId w:val="1017"/>
+        </w:numPr>
+      </w:pPr>
+      <w:r>
+        <w:rPr>
+          <w:b/>
+          <w:bCs/>
+        </w:rPr>
+        <w:t xml:space="preserve">Tier 3 — personal:</w:t>
+      </w:r>
+      <w:r>
+        <w:t xml:space="preserve"> </w:t>
+      </w:r>
+      <w:r>
+        <w:t xml:space="preserve">couple</w:t>
+      </w:r>
+      <w:r>
+        <w:t xml:space="preserve"> </w:t>
+      </w:r>
+      <w:r>
+        <w:rPr>
+          <w:b/>
+          <w:bCs/>
+        </w:rPr>
+        <w:t xml:space="preserve">tilt</w:t>
+      </w:r>
+      <w:r>
+        <w:t xml:space="preserve"> </w:t>
+      </w:r>
+      <w:r>
+        <w:t xml:space="preserve">(below).</w:t>
+      </w:r>
+    </w:p>
+    <w:bookmarkEnd w:id="42"/>
+    <w:bookmarkStart w:id="43" w:name="tilt-locked-guide-never-rule"/>
+    <w:p>
+      <w:pPr>
+        <w:pStyle w:val="Heading3"/>
+      </w:pPr>
+      <w:r>
+        <w:t xml:space="preserve">Tilt (LOCKED — guide, never rule)</w:t>
+      </w:r>
+    </w:p>
+    <w:p>
+      <w:pPr>
+        <w:pStyle w:val="FirstParagraph"/>
+      </w:pPr>
+      <w:r>
+        <w:t xml:space="preserve">The whole engine is advisory: defaults you can override, never rails; the suggested number stays visible so the couple sees how far they’ve strayed.</w:t>
+      </w:r>
+      <w:r>
+        <w:t xml:space="preserve"> </w:t>
+      </w:r>
+      <w:r>
+        <w:rPr>
+          <w:b/>
+          <w:bCs/>
+        </w:rPr>
+        <w:t xml:space="preserve">Primary gesture = peso-pin, pre-filled with the median.</w:t>
+      </w:r>
+      <w:r>
+        <w:t xml:space="preserve"> </w:t>
+      </w:r>
+      <w:r>
+        <w:t xml:space="preserve">Tapping a leaf opens</w:t>
+      </w:r>
+      <w:r>
+        <w:t xml:space="preserve"> </w:t>
+      </w:r>
+      <w:r>
+        <w:rPr>
+          <w:b/>
+          <w:bCs/>
+        </w:rPr>
+        <w:t xml:space="preserve">one bottom sheet</w:t>
+      </w:r>
+      <w:r>
+        <w:t xml:space="preserve"> </w:t>
+      </w:r>
+      <w:r>
+        <w:t xml:space="preserve">(mobile) / popover (desktop): a</w:t>
+      </w:r>
+      <w:r>
+        <w:t xml:space="preserve"> </w:t>
+      </w:r>
+      <w:r>
+        <w:rPr>
+          <w:b/>
+          <w:bCs/>
+        </w:rPr>
+        <w:t xml:space="preserve">₱ field (pre-filled)</w:t>
+      </w:r>
+      <w:r>
+        <w:t xml:space="preserve"> </w:t>
+      </w:r>
+      <w:r>
+        <w:t xml:space="preserve">+ a</w:t>
+      </w:r>
+      <w:r>
+        <w:t xml:space="preserve"> </w:t>
+      </w:r>
+      <w:r>
+        <w:rPr>
+          <w:b/>
+          <w:bCs/>
+        </w:rPr>
+        <w:t xml:space="preserve">splurge / standard / save dial</w:t>
+      </w:r>
+      <w:r>
+        <w:t xml:space="preserve"> </w:t>
+      </w:r>
+      <w:r>
+        <w:t xml:space="preserve">(low-effort path for small leaves the couple has no peso opinion on) + the live</w:t>
+      </w:r>
+      <w:r>
+        <w:t xml:space="preserve"> </w:t>
+      </w:r>
+      <w:r>
+        <w:rPr>
+          <w:b/>
+          <w:bCs/>
+        </w:rPr>
+        <w:t xml:space="preserve">% and range</w:t>
+      </w:r>
+      <w:r>
+        <w:t xml:space="preserve"> </w:t>
+      </w:r>
+      <w:r>
+        <w:t xml:space="preserve">as</w:t>
+      </w:r>
+      <w:r>
+        <w:t xml:space="preserve"> </w:t>
+      </w:r>
+      <w:r>
+        <w:rPr>
+          <w:b/>
+          <w:bCs/>
+        </w:rPr>
+        <w:t xml:space="preserve">readouts</w:t>
+      </w:r>
+      <w:r>
+        <w:t xml:space="preserve"> </w:t>
+      </w:r>
+      <w:r>
+        <w:t xml:space="preserve">(never inputs — nobody thinks</w:t>
+      </w:r>
+      <w:r>
+        <w:t xml:space="preserve"> </w:t>
+      </w:r>
+      <w:r>
+        <w:t xml:space="preserve">“venue should be 38%”</w:t>
+      </w:r>
+      <w:r>
+        <w:t xml:space="preserve">).</w:t>
+      </w:r>
+      <w:r>
+        <w:t xml:space="preserve"> </w:t>
+      </w:r>
+      <w:r>
+        <w:rPr>
+          <w:b/>
+          <w:bCs/>
+        </w:rPr>
+        <w:t xml:space="preserve">“Reset to suggested”</w:t>
+      </w:r>
+      <w:r>
+        <w:rPr>
+          <w:b/>
+          <w:bCs/>
+        </w:rPr>
+        <w:t xml:space="preserve"> </w:t>
+      </w:r>
+      <w:r>
+        <w:rPr>
+          <w:b/>
+          <w:bCs/>
+        </w:rPr>
+        <w:t xml:space="preserve">is always one tap.</w:t>
+      </w:r>
+      <w:r>
+        <w:t xml:space="preserve"> </w:t>
+      </w:r>
+      <w:r>
+        <w:t xml:space="preserve">Peso-primary because the headline move — setting the venue budget before the first venue search — is inherently a peso decision ([[feedback_setnayan_ux_is_north_star]]).</w:t>
+      </w:r>
+    </w:p>
+    <w:bookmarkEnd w:id="43"/>
+    <w:bookmarkStart w:id="44" w:name="cushion-slack-first-absorption-locked"/>
+    <w:p>
+      <w:pPr>
+        <w:pStyle w:val="Heading3"/>
+      </w:pPr>
+      <w:r>
+        <w:t xml:space="preserve">Cushion — slack-first absorption (LOCKED)</w:t>
+      </w:r>
+    </w:p>
+    <w:p>
+      <w:pPr>
+        <w:pStyle w:val="FirstParagraph"/>
+      </w:pPr>
+      <w:r>
+        <w:rPr>
+          <w:b/>
+          <w:bCs/>
+        </w:rPr>
+        <w:t xml:space="preserve">Core principle: no auto-calculated leaf ever exceeds its own median.</w:t>
+      </w:r>
+      <w:r>
+        <w:t xml:space="preserve"> </w:t>
+      </w:r>
+      <w:r>
+        <w:t xml:space="preserve">When</w:t>
+      </w:r>
+      <w:r>
+        <w:t xml:space="preserve"> </w:t>
+      </w:r>
+      <w:r>
+        <w:rPr>
+          <w:rStyle w:val="VerbatimChar"/>
+        </w:rPr>
+        <w:t xml:space="preserve">budget &gt; Σ medians</w:t>
+      </w:r>
+      <w:r>
+        <w:t xml:space="preserve">, the leftover parks as a visible</w:t>
+      </w:r>
+      <w:r>
+        <w:t xml:space="preserve"> </w:t>
+      </w:r>
+      <w:r>
+        <w:rPr>
+          <w:b/>
+          <w:bCs/>
+        </w:rPr>
+        <w:t xml:space="preserve">Cushion</w:t>
+      </w:r>
+      <w:r>
+        <w:t xml:space="preserve"> </w:t>
+      </w:r>
+      <w:r>
+        <w:t xml:space="preserve">line — we do</w:t>
+      </w:r>
+      <w:r>
+        <w:t xml:space="preserve"> </w:t>
+      </w:r>
+      <w:r>
+        <w:rPr>
+          <w:b/>
+          <w:bCs/>
+        </w:rPr>
+        <w:t xml:space="preserve">not</w:t>
+      </w:r>
+      <w:r>
+        <w:t xml:space="preserve"> </w:t>
+      </w:r>
+      <w:r>
+        <w:t xml:space="preserve">inflate leaves above their market median to fill the budget (dishonest + nudges overspend). Absorption order when a leaf is tilted up: (1) drain</w:t>
+      </w:r>
+      <w:r>
+        <w:t xml:space="preserve"> </w:t>
+      </w:r>
+      <w:r>
+        <w:rPr>
+          <w:b/>
+          <w:bCs/>
+        </w:rPr>
+        <w:t xml:space="preserve">Cushion</w:t>
+      </w:r>
+      <w:r>
+        <w:t xml:space="preserve"> </w:t>
+      </w:r>
+      <w:r>
+        <w:t xml:space="preserve">first (→ 0, nothing else moves, no warning) → (2)</w:t>
+      </w:r>
+      <w:r>
+        <w:t xml:space="preserve"> </w:t>
+      </w:r>
+      <w:r>
+        <w:rPr>
+          <w:b/>
+          <w:bCs/>
+        </w:rPr>
+        <w:t xml:space="preserve">proportional drain</w:t>
+      </w:r>
+      <w:r>
+        <w:t xml:space="preserve"> </w:t>
+      </w:r>
+      <w:r>
+        <w:t xml:space="preserve">of unpinned leaves → (3) hit a leaf’s</w:t>
+      </w:r>
+      <w:r>
+        <w:t xml:space="preserve"> </w:t>
+      </w:r>
+      <w:r>
+        <w:rPr>
+          <w:b/>
+          <w:bCs/>
+        </w:rPr>
+        <w:t xml:space="preserve">soft floor</w:t>
+      </w:r>
+      <w:r>
+        <w:t xml:space="preserve"> </w:t>
+      </w:r>
+      <w:r>
+        <w:t xml:space="preserve">→ still goes below but now</w:t>
+      </w:r>
+      <w:r>
+        <w:t xml:space="preserve"> </w:t>
+      </w:r>
+      <w:r>
+        <w:rPr>
+          <w:b/>
+          <w:bCs/>
+        </w:rPr>
+        <w:t xml:space="preserve">warns</w:t>
+      </w:r>
+      <w:r>
+        <w:t xml:space="preserve"> </w:t>
+      </w:r>
+      <w:r>
+        <w:t xml:space="preserve">(</w:t>
+      </w:r>
+      <w:r>
+        <w:t xml:space="preserve">“most photographers here start around ₱Y”</w:t>
+      </w:r>
+      <w:r>
+        <w:t xml:space="preserve">) → (4) past the whole budget → Cushion goes negative →</w:t>
+      </w:r>
+      <w:r>
+        <w:t xml:space="preserve"> </w:t>
+      </w:r>
+      <w:r>
+        <w:rPr>
+          <w:i/>
+          <w:iCs/>
+        </w:rPr>
+        <w:t xml:space="preserve">“over budget by ₱X”</w:t>
+      </w:r>
+      <w:r>
+        <w:t xml:space="preserve"> </w:t>
+      </w:r>
+      <w:r>
+        <w:t xml:space="preserve">(still never blocked).</w:t>
+      </w:r>
+      <w:r>
+        <w:t xml:space="preserve"> </w:t>
+      </w:r>
+      <w:r>
+        <w:rPr>
+          <w:b/>
+          <w:bCs/>
+        </w:rPr>
+        <w:t xml:space="preserve">Symmetric:</w:t>
+      </w:r>
+      <w:r>
+        <w:t xml:space="preserve"> </w:t>
+      </w:r>
+      <w:r>
+        <w:t xml:space="preserve">pinning below the median returns freed money to the</w:t>
+      </w:r>
+      <w:r>
+        <w:t xml:space="preserve"> </w:t>
+      </w:r>
+      <w:r>
+        <w:rPr>
+          <w:b/>
+          <w:bCs/>
+        </w:rPr>
+        <w:t xml:space="preserve">Cushion</w:t>
+      </w:r>
+      <w:r>
+        <w:t xml:space="preserve"> </w:t>
+      </w:r>
+      <w:r>
+        <w:t xml:space="preserve">(not silently onto other leaves).</w:t>
+      </w:r>
+      <w:r>
+        <w:t xml:space="preserve"> </w:t>
+      </w:r>
+      <w:r>
+        <w:rPr>
+          <w:b/>
+          <w:bCs/>
+        </w:rPr>
+        <w:t xml:space="preserve">One mechanic, both regimes:</w:t>
+      </w:r>
+      <w:r>
+        <w:t xml:space="preserve"> </w:t>
+      </w:r>
+      <w:r>
+        <w:t xml:space="preserve">in the tight regime Cushion is already 0, so a tilt goes straight to proportional drain.</w:t>
+      </w:r>
+      <w:r>
+        <w:t xml:space="preserve"> </w:t>
+      </w:r>
+      <w:r>
+        <w:rPr>
+          <w:rStyle w:val="VerbatimChar"/>
+        </w:rPr>
+        <w:t xml:space="preserve">surplusMode</w:t>
+      </w:r>
+      <w:r>
+        <w:t xml:space="preserve"> </w:t>
+      </w:r>
+      <w:r>
+        <w:t xml:space="preserve">config:</w:t>
+      </w:r>
+      <w:r>
+        <w:t xml:space="preserve"> </w:t>
+      </w:r>
+      <w:r>
+        <w:rPr>
+          <w:rStyle w:val="VerbatimChar"/>
+          <w:b/>
+          <w:bCs/>
+        </w:rPr>
+        <w:t xml:space="preserve">'park'</w:t>
+      </w:r>
+      <w:r>
+        <w:rPr>
+          <w:b/>
+          <w:bCs/>
+        </w:rPr>
+        <w:t xml:space="preserve"> </w:t>
+      </w:r>
+      <w:r>
+        <w:rPr>
+          <w:b/>
+          <w:bCs/>
+        </w:rPr>
+        <w:t xml:space="preserve">(default, endorsed)</w:t>
+      </w:r>
+      <w:r>
+        <w:t xml:space="preserve"> </w:t>
+      </w:r>
+      <w:r>
+        <w:t xml:space="preserve">vs</w:t>
+      </w:r>
+      <w:r>
+        <w:t xml:space="preserve"> </w:t>
+      </w:r>
+      <w:r>
+        <w:rPr>
+          <w:rStyle w:val="VerbatimChar"/>
+        </w:rPr>
+        <w:t xml:space="preserve">'distribute'</w:t>
+      </w:r>
+      <w:r>
+        <w:t xml:space="preserve"> </w:t>
+      </w:r>
+      <w:r>
+        <w:t xml:space="preserve">(naive — collapses to 1-leaf=100%). Keeps warnings rare → meaningful.</w:t>
+      </w:r>
+    </w:p>
+    <w:bookmarkEnd w:id="44"/>
+    <w:bookmarkStart w:id="45" w:name="X9b24cd7ed596d7d666f4228086bfbf106b7cf9b"/>
+    <w:p>
+      <w:pPr>
+        <w:pStyle w:val="Heading3"/>
+      </w:pPr>
+      <w:r>
+        <w:t xml:space="preserve">Behavioral capture — Setnayan’s strategic EDGE (staged)</w:t>
+      </w:r>
+    </w:p>
+    <w:p>
+      <w:pPr>
+        <w:pStyle w:val="FirstParagraph"/>
+      </w:pPr>
+      <w:r>
+        <w:t xml:space="preserve">Per event, per leaf, capture:</w:t>
+      </w:r>
+      <w:r>
+        <w:t xml:space="preserve"> </w:t>
+      </w:r>
+      <w:r>
+        <w:rPr>
+          <w:b/>
+          <w:bCs/>
+        </w:rPr>
+        <w:t xml:space="preserve">default-vs-final</w:t>
+      </w:r>
+      <w:r>
+        <w:t xml:space="preserve"> </w:t>
+      </w:r>
+      <w:r>
+        <w:t xml:space="preserve">(revealed preference vs anchor) ·</w:t>
+      </w:r>
+      <w:r>
+        <w:t xml:space="preserve"> </w:t>
+      </w:r>
+      <w:r>
+        <w:rPr>
+          <w:b/>
+          <w:bCs/>
+        </w:rPr>
+        <w:t xml:space="preserve">pin-order / first-touched</w:t>
+      </w:r>
+      <w:r>
+        <w:t xml:space="preserve"> </w:t>
+      </w:r>
+      <w:r>
+        <w:t xml:space="preserve">(strongest</w:t>
+      </w:r>
+      <w:r>
+        <w:t xml:space="preserve"> </w:t>
+      </w:r>
+      <w:r>
+        <w:t xml:space="preserve">“what I care about most”</w:t>
+      </w:r>
+      <w:r>
+        <w:t xml:space="preserve"> </w:t>
+      </w:r>
+      <w:r>
+        <w:t xml:space="preserve">signal) ·</w:t>
+      </w:r>
+      <w:r>
+        <w:t xml:space="preserve"> </w:t>
+      </w:r>
+      <w:r>
+        <w:rPr>
+          <w:b/>
+          <w:bCs/>
+        </w:rPr>
+        <w:t xml:space="preserve">what got cut to fund a tilt</w:t>
+      </w:r>
+      <w:r>
+        <w:t xml:space="preserve"> </w:t>
+      </w:r>
+      <w:r>
+        <w:t xml:space="preserve">— tagged with</w:t>
+      </w:r>
+      <w:r>
+        <w:t xml:space="preserve"> </w:t>
+      </w:r>
+      <w:r>
+        <w:rPr>
+          <w:b/>
+          <w:bCs/>
+        </w:rPr>
+        <w:t xml:space="preserve">budget band · region · pax band · event type</w:t>
+      </w:r>
+      <w:r>
+        <w:t xml:space="preserve">.</w:t>
+      </w:r>
+      <w:r>
+        <w:t xml:space="preserve"> </w:t>
+      </w:r>
+      <w:r>
+        <w:rPr>
+          <w:b/>
+          <w:bCs/>
+        </w:rPr>
+        <w:t xml:space="preserve">Staged role (sequence, not binary):</w:t>
+      </w:r>
+      <w:r>
+        <w:t xml:space="preserve"> </w:t>
+      </w:r>
+      <w:r>
+        <w:rPr>
+          <w:i/>
+          <w:iCs/>
+        </w:rPr>
+        <w:t xml:space="preserve">now</w:t>
+      </w:r>
+      <w:r>
+        <w:t xml:space="preserve"> </w:t>
+      </w:r>
+      <w:r>
+        <w:t xml:space="preserve">→ median-only, data captured but</w:t>
+      </w:r>
+      <w:r>
+        <w:t xml:space="preserve"> </w:t>
+      </w:r>
+      <w:r>
+        <w:rPr>
+          <w:b/>
+          <w:bCs/>
+        </w:rPr>
+        <w:t xml:space="preserve">inert</w:t>
+      </w:r>
+      <w:r>
+        <w:t xml:space="preserve"> </w:t>
+      </w:r>
+      <w:r>
+        <w:t xml:space="preserve">(founder-only, no data yet) →</w:t>
+      </w:r>
+      <w:r>
+        <w:t xml:space="preserve"> </w:t>
+      </w:r>
+      <w:r>
+        <w:rPr>
+          <w:i/>
+          <w:iCs/>
+        </w:rPr>
+        <w:t xml:space="preserve">at min-N per segment</w:t>
+      </w:r>
+      <w:r>
+        <w:t xml:space="preserve"> </w:t>
+      </w:r>
+      <w:r>
+        <w:t xml:space="preserve">→ powers</w:t>
+      </w:r>
+      <w:r>
+        <w:t xml:space="preserve"> </w:t>
+      </w:r>
+      <w:r>
+        <w:rPr>
+          <w:b/>
+          <w:bCs/>
+        </w:rPr>
+        <w:t xml:space="preserve">guidance copy</w:t>
+      </w:r>
+      <w:r>
+        <w:t xml:space="preserve"> </w:t>
+      </w:r>
+      <w:r>
+        <w:t xml:space="preserve">(</w:t>
+      </w:r>
+      <w:r>
+        <w:t xml:space="preserve">“couples like you spend ~X% on venue”</w:t>
+      </w:r>
+      <w:r>
+        <w:t xml:space="preserve">) — annotates the number, never changes it, ship-first, zero risk →</w:t>
+      </w:r>
+      <w:r>
+        <w:t xml:space="preserve"> </w:t>
+      </w:r>
+      <w:r>
+        <w:rPr>
+          <w:i/>
+          <w:iCs/>
+        </w:rPr>
+        <w:t xml:space="preserve">at high-N + validated</w:t>
+      </w:r>
+      <w:r>
+        <w:t xml:space="preserve"> </w:t>
+      </w:r>
+      <w:r>
+        <w:t xml:space="preserve">→ a</w:t>
+      </w:r>
+      <w:r>
+        <w:t xml:space="preserve"> </w:t>
+      </w:r>
+      <w:r>
+        <w:rPr>
+          <w:b/>
+          <w:bCs/>
+        </w:rPr>
+        <w:t xml:space="preserve">bounded default-nudge</w:t>
+      </w:r>
+      <w:r>
+        <w:t xml:space="preserve"> </w:t>
+      </w:r>
+      <w:r>
+        <w:t xml:space="preserve">(capped deviation, market median retained as anchor/floor). Never a full replacement — guards the</w:t>
+      </w:r>
+      <w:r>
+        <w:t xml:space="preserve"> </w:t>
+      </w:r>
+      <w:r>
+        <w:rPr>
+          <w:b/>
+          <w:bCs/>
+        </w:rPr>
+        <w:t xml:space="preserve">feed-its-own-tail</w:t>
+      </w:r>
+      <w:r>
+        <w:t xml:space="preserve"> </w:t>
+      </w:r>
+      <w:r>
+        <w:t xml:space="preserve">drift (defaults derived from tilts that started from defaults).</w:t>
+      </w:r>
+    </w:p>
+    <w:bookmarkEnd w:id="45"/>
+    <w:bookmarkStart w:id="46" w:name="X03804f73edba2eef15b1db6f25df09a62c8d26d"/>
+    <w:p>
+      <w:pPr>
+        <w:pStyle w:val="Heading3"/>
+      </w:pPr>
+      <w:r>
+        <w:t xml:space="preserve">Build state — SHIPPED 2026-06-05 (engine PR #996 · couple + admin UI PR #1000)</w:t>
+      </w:r>
+    </w:p>
+    <w:p>
+      <w:pPr>
+        <w:pStyle w:val="Compact"/>
+        <w:numPr>
+          <w:ilvl w:val="0"/>
+          <w:numId w:val="1018"/>
+        </w:numPr>
+      </w:pPr>
+      <w:r>
+        <w:rPr>
+          <w:b/>
+          <w:bCs/>
+        </w:rPr>
+        <w:t xml:space="preserve">Pure engine</w:t>
+      </w:r>
+      <w:r>
+        <w:rPr>
+          <w:b/>
+          <w:bCs/>
+        </w:rPr>
+        <w:t xml:space="preserve"> </w:t>
+      </w:r>
+      <w:r>
+        <w:rPr>
+          <w:rStyle w:val="VerbatimChar"/>
+          <w:b/>
+          <w:bCs/>
+        </w:rPr>
+        <w:t xml:space="preserve">apps/web/lib/budget-allocation.ts</w:t>
+      </w:r>
+      <w:r>
+        <w:t xml:space="preserve"> </w:t>
+      </w:r>
+      <w:r>
+        <w:t xml:space="preserve">—</w:t>
+      </w:r>
+      <w:r>
+        <w:t xml:space="preserve"> </w:t>
+      </w:r>
+      <w:r>
+        <w:rPr>
+          <w:rStyle w:val="VerbatimChar"/>
+        </w:rPr>
+        <w:t xml:space="preserve">computeBudgetAllocation()</w:t>
+      </w:r>
+      <w:r>
+        <w:t xml:space="preserve">, mirrors</w:t>
+      </w:r>
+      <w:r>
+        <w:t xml:space="preserve"> </w:t>
+      </w:r>
+      <w:r>
+        <w:rPr>
+          <w:rStyle w:val="VerbatimChar"/>
+        </w:rPr>
+        <w:t xml:space="preserve">lib/compat-score.ts</w:t>
+      </w:r>
+      <w:r>
+        <w:t xml:space="preserve">; all weights/knobs in</w:t>
+      </w:r>
+      <w:r>
+        <w:t xml:space="preserve"> </w:t>
+      </w:r>
+      <w:r>
+        <w:rPr>
+          <w:b/>
+          <w:bCs/>
+        </w:rPr>
+        <w:t xml:space="preserve">one admin-tunable config constant</w:t>
+      </w:r>
+      <w:r>
+        <w:t xml:space="preserve">;</w:t>
+      </w:r>
+      <w:r>
+        <w:t xml:space="preserve"> </w:t>
+      </w:r>
+      <w:r>
+        <w:rPr>
+          <w:b/>
+          <w:bCs/>
+        </w:rPr>
+        <w:t xml:space="preserve">NO prices invented</w:t>
+      </w:r>
+      <w:r>
+        <w:t xml:space="preserve"> </w:t>
+      </w:r>
+      <w:r>
+        <w:t xml:space="preserve">(median reader scoped via the matcher’s gate).</w:t>
+      </w:r>
+    </w:p>
+    <w:p>
+      <w:pPr>
+        <w:pStyle w:val="Compact"/>
+        <w:numPr>
+          <w:ilvl w:val="0"/>
+          <w:numId w:val="1018"/>
+        </w:numPr>
+      </w:pPr>
+      <w:r>
+        <w:rPr>
+          <w:b/>
+          <w:bCs/>
+        </w:rPr>
+        <w:t xml:space="preserve">Layer-1 capture migration</w:t>
+      </w:r>
+      <w:r>
+        <w:rPr>
+          <w:b/>
+          <w:bCs/>
+        </w:rPr>
+        <w:t xml:space="preserve"> </w:t>
+      </w:r>
+      <w:r>
+        <w:rPr>
+          <w:rStyle w:val="VerbatimChar"/>
+          <w:b/>
+          <w:bCs/>
+        </w:rPr>
+        <w:t xml:space="preserve">20260824000000_budget_allocation_decisions</w:t>
+      </w:r>
+      <w:r>
+        <w:t xml:space="preserve"> </w:t>
+      </w:r>
+      <w:r>
+        <w:t xml:space="preserve">—</w:t>
+      </w:r>
+      <w:r>
+        <w:t xml:space="preserve"> </w:t>
+      </w:r>
+      <w:r>
+        <w:rPr>
+          <w:b/>
+          <w:bCs/>
+        </w:rPr>
+        <w:t xml:space="preserve">RLS at CREATE</w:t>
+      </w:r>
+      <w:r>
+        <w:t xml:space="preserve"> </w:t>
+      </w:r>
+      <w:r>
+        <w:t xml:space="preserve">· couple-own-only (</w:t>
+      </w:r>
+      <w:r>
+        <w:rPr>
+          <w:rStyle w:val="VerbatimChar"/>
+        </w:rPr>
+        <w:t xml:space="preserve">current_event_ids</w:t>
+      </w:r>
+      <w:r>
+        <w:t xml:space="preserve">) · admins</w:t>
+      </w:r>
+      <w:r>
+        <w:t xml:space="preserve"> </w:t>
+      </w:r>
+      <w:r>
+        <w:rPr>
+          <w:b/>
+          <w:bCs/>
+        </w:rPr>
+        <w:t xml:space="preserve">INTENTIONALLY no blanket read</w:t>
+      </w:r>
+      <w:r>
+        <w:t xml:space="preserve"> </w:t>
+      </w:r>
+      <w:r>
+        <w:t xml:space="preserve">(gated + audited path only) ·</w:t>
+      </w:r>
+      <w:r>
+        <w:t xml:space="preserve"> </w:t>
+      </w:r>
+      <w:r>
+        <w:rPr>
+          <w:b/>
+          <w:bCs/>
+        </w:rPr>
+        <w:t xml:space="preserve">RA 10173 erasable</w:t>
+      </w:r>
+      <w:r>
+        <w:t xml:space="preserve">.</w:t>
+      </w:r>
+      <w:r>
+        <w:t xml:space="preserve"> </w:t>
+      </w:r>
+      <w:r>
+        <w:rPr>
+          <w:b/>
+          <w:bCs/>
+        </w:rPr>
+        <w:t xml:space="preserve">APPLIED to prod</w:t>
+      </w:r>
+      <w:r>
+        <w:t xml:space="preserve"> </w:t>
+      </w:r>
+      <w:r>
+        <w:t xml:space="preserve">(2026-06-05, co-applied during PR #998’s migration push).</w:t>
+      </w:r>
+    </w:p>
+    <w:p>
+      <w:pPr>
+        <w:pStyle w:val="Compact"/>
+        <w:numPr>
+          <w:ilvl w:val="0"/>
+          <w:numId w:val="1018"/>
+        </w:numPr>
+      </w:pPr>
+      <w:r>
+        <w:rPr>
+          <w:b/>
+          <w:bCs/>
+        </w:rPr>
+        <w:t xml:space="preserve">Couple planner UI BUILT (PR #1000)</w:t>
+      </w:r>
+      <w:r>
+        <w:t xml:space="preserve"> </w:t>
+      </w:r>
+      <w:r>
+        <w:t xml:space="preserve">— a</w:t>
+      </w:r>
+      <w:r>
+        <w:t xml:space="preserve"> </w:t>
+      </w:r>
+      <w:r>
+        <w:t xml:space="preserve">“Suggested budget split”</w:t>
+      </w:r>
+      <w:r>
+        <w:t xml:space="preserve"> </w:t>
+      </w:r>
+      <w:r>
+        <w:t xml:space="preserve">on this budget tab: per-service suggested ₱ + range + share% + confidence chip, the</w:t>
+      </w:r>
+      <w:r>
+        <w:t xml:space="preserve"> </w:t>
+      </w:r>
+      <w:r>
+        <w:rPr>
+          <w:b/>
+          <w:bCs/>
+        </w:rPr>
+        <w:t xml:space="preserve">Cushion</w:t>
+      </w:r>
+      <w:r>
+        <w:t xml:space="preserve"> </w:t>
+      </w:r>
+      <w:r>
+        <w:t xml:space="preserve">/ over-budget / shortfall readouts, and a</w:t>
+      </w:r>
+      <w:r>
+        <w:t xml:space="preserve"> </w:t>
+      </w:r>
+      <w:r>
+        <w:rPr>
+          <w:b/>
+          <w:bCs/>
+        </w:rPr>
+        <w:t xml:space="preserve">peso-pin tilt sheet</w:t>
+      </w:r>
+      <w:r>
+        <w:t xml:space="preserve"> </w:t>
+      </w:r>
+      <w:r>
+        <w:t xml:space="preserve">(Splurge / Standard / Save dial + free ₱ + reset-to-suggested). The</w:t>
+      </w:r>
+      <w:r>
+        <w:t xml:space="preserve"> </w:t>
+      </w:r>
+      <w:r>
+        <w:rPr>
+          <w:b/>
+          <w:bCs/>
+        </w:rPr>
+        <w:t xml:space="preserve">pure engine runs client-side</w:t>
+      </w:r>
+      <w:r>
+        <w:t xml:space="preserve"> </w:t>
+      </w:r>
+      <w:r>
+        <w:t xml:space="preserve">so every tilt is instant; Save writes the Layer-1 snapshot. Backed by</w:t>
+      </w:r>
+      <w:r>
+        <w:t xml:space="preserve"> </w:t>
+      </w:r>
+      <w:r>
+        <w:rPr>
+          <w:rStyle w:val="VerbatimChar"/>
+        </w:rPr>
+        <w:t xml:space="preserve">lib/budget-allocation-data.ts</w:t>
+      </w:r>
+      <w:r>
+        <w:t xml:space="preserve"> </w:t>
+      </w:r>
+      <w:r>
+        <w:t xml:space="preserve">(</w:t>
+      </w:r>
+      <w:r>
+        <w:rPr>
+          <w:rStyle w:val="VerbatimChar"/>
+        </w:rPr>
+        <w:t xml:space="preserve">resolveAllocationInputs</w:t>
+      </w:r>
+      <w:r>
+        <w:t xml:space="preserve">) + migration</w:t>
+      </w:r>
+      <w:r>
+        <w:t xml:space="preserve"> </w:t>
+      </w:r>
+      <w:r>
+        <w:rPr>
+          <w:rStyle w:val="VerbatimChar"/>
+        </w:rPr>
+        <w:t xml:space="preserve">20260826000000_budget_planner_config_benchmarks</w:t>
+      </w:r>
+      <w:r>
+        <w:t xml:space="preserve"> </w:t>
+      </w:r>
+      <w:r>
+        <w:t xml:space="preserve">(admin config + per-leaf benchmark seeds;</w:t>
+      </w:r>
+      <w:r>
+        <w:t xml:space="preserve"> </w:t>
+      </w:r>
+      <w:r>
+        <w:rPr>
+          <w:b/>
+          <w:bCs/>
+        </w:rPr>
+        <w:t xml:space="preserve">applied to prod</w:t>
+      </w:r>
+      <w:r>
+        <w:t xml:space="preserve">). Still follow-on: Setnayan-SKU fixed carve-out, pax-axis normalization, pin re-hydration from the last snapshot, and driving the leaf set from the couple’s actual selected services (V1 uses the admin-curated benchmark set).</w:t>
+      </w:r>
+    </w:p>
+    <w:bookmarkEnd w:id="46"/>
+    <w:bookmarkEnd w:id="47"/>
+    <w:bookmarkEnd w:id="48"/>
     <w:sectPr>
-      <w:headerReference w:type="default" r:id="rId9"/>
-      <w:footerReference w:type="default" r:id="rId10"/>
+      <w:footnotePr>
+        <w:numRestart w:val="eachSect"/>
+      </w:footnotePr>
     </w:sectPr>
   </w:body>
 </w:document>
@@ -3708,16 +6491,6 @@
 <w:comments xmlns:w="http://schemas.openxmlformats.org/wordprocessingml/2006/main" xmlns:m="http://schemas.openxmlformats.org/officeDocument/2006/math" xmlns:r="http://schemas.openxmlformats.org/officeDocument/2006/relationships" xmlns:o="urn:schemas-microsoft-com:office:office" xmlns:v="urn:schemas-microsoft-com:vml" xmlns:w10="urn:schemas-microsoft-com:office:word" xmlns:a="http://schemas.openxmlformats.org/drawingml/2006/main" xmlns:pic="http://schemas.openxmlformats.org/drawingml/2006/picture" xmlns:wp="http://schemas.openxmlformats.org/drawingml/2006/wordprocessingDrawing"/>
 </file>
 
-<file path=word/footer1.xml><?xml version="1.0" encoding="utf-8"?>
-<w:ftr xmlns:m="http://schemas.openxmlformats.org/officeDocument/2006/math" xmlns:mc="http://schemas.openxmlformats.org/markup-compatibility/2006" xmlns:mo="http://schemas.microsoft.com/office/mac/office/2008/main" xmlns:mv="urn:schemas-microsoft-com:mac:vml" xmlns:o="urn:schemas-microsoft-com:office:office" xmlns:r="http://schemas.openxmlformats.org/officeDocument/2006/relationships" xmlns:v="urn:schemas-microsoft-com:vml" xmlns:w10="urn:schemas-microsoft-com:office:word" xmlns:w14="http://schemas.microsoft.com/office/word/2010/wordml" xmlns:w="http://schemas.openxmlformats.org/wordprocessingml/2006/main" xmlns:wne="http://schemas.microsoft.com/office/word/2006/wordml" xmlns:wp14="http://schemas.microsoft.com/office/word/2010/wordprocessingDrawing" xmlns:wp="http://schemas.openxmlformats.org/drawingml/2006/wordprocessingDrawing" xmlns:wpc="http://schemas.microsoft.com/office/word/2010/wordprocessingCanvas" xmlns:wpg="http://schemas.microsoft.com/office/word/2010/wordprocessingGroup" xmlns:wpi="http://schemas.microsoft.com/office/word/2010/wordprocessingInk" xmlns:wps="http://schemas.microsoft.com/office/word/2010/wordprocessingShape" mc:Ignorable="w14 wp14">
-  <w:p>
-    <w:pPr>
-      <w:pStyle w:val="Footer"/>
-    </w:pPr>
-  </w:p>
-</w:ftr>
-</file>
-
 <file path=word/footnotes.xml><?xml version="1.0" encoding="utf-8"?>
 <w:footnotes xmlns:w="http://schemas.openxmlformats.org/wordprocessingml/2006/main" xmlns:m="http://schemas.openxmlformats.org/officeDocument/2006/math" xmlns:r="http://schemas.openxmlformats.org/officeDocument/2006/relationships" xmlns:o="urn:schemas-microsoft-com:office:office" xmlns:v="urn:schemas-microsoft-com:vml" xmlns:w10="urn:schemas-microsoft-com:office:word" xmlns:a="http://schemas.openxmlformats.org/drawingml/2006/main" xmlns:pic="http://schemas.openxmlformats.org/drawingml/2006/picture" xmlns:wp="http://schemas.openxmlformats.org/drawingml/2006/wordprocessingDrawing">
   <w:footnote w:type="continuationSeparator" w:id="0">
@@ -3735,32 +6508,19 @@
     </w:p>
   </w:footnote>
 </w:footnotes>
-</file>
-
-<file path=word/header1.xml><?xml version="1.0" encoding="utf-8"?>
-<w:hdr xmlns:m="http://schemas.openxmlformats.org/officeDocument/2006/math" xmlns:mc="http://schemas.openxmlformats.org/markup-compatibility/2006" xmlns:mo="http://schemas.microsoft.com/office/mac/office/2008/main" xmlns:mv="urn:schemas-microsoft-com:mac:vml" xmlns:o="urn:schemas-microsoft-com:office:office" xmlns:r="http://schemas.openxmlformats.org/officeDocument/2006/relationships" xmlns:v="urn:schemas-microsoft-com:vml" xmlns:w10="urn:schemas-microsoft-com:office:word" xmlns:w14="http://schemas.microsoft.com/office/word/2010/wordml" xmlns:w="http://schemas.openxmlformats.org/wordprocessingml/2006/main" xmlns:wne="http://schemas.microsoft.com/office/word/2006/wordml" xmlns:wp14="http://schemas.microsoft.com/office/word/2010/wordprocessingDrawing" xmlns:wp="http://schemas.openxmlformats.org/drawingml/2006/wordprocessingDrawing" xmlns:wpc="http://schemas.microsoft.com/office/word/2010/wordprocessingCanvas" xmlns:wpg="http://schemas.microsoft.com/office/word/2010/wordprocessingGroup" xmlns:wpi="http://schemas.microsoft.com/office/word/2010/wordprocessingInk" xmlns:wps="http://schemas.microsoft.com/office/word/2010/wordprocessingShape" mc:Ignorable="w14 wp14">
-  <w:p>
-    <w:pPr>
-      <w:pStyle w:val="Header"/>
-    </w:pPr>
-  </w:p>
-</w:hdr>
 </file>
 
 <file path=word/numbering.xml><?xml version="1.0" encoding="utf-8"?>
 <w:numbering xmlns:w="http://schemas.openxmlformats.org/wordprocessingml/2006/main">
   <w:abstractNum w:abstractNumId="990">
-    <w:nsid w:val="2c1ae401"/>
+    <w:nsid w:val="0000A990"/>
     <w:multiLevelType w:val="multilevel"/>
     <w:lvl w:ilvl="0">
       <w:numFmt w:val="bullet"/>
       <w:lvlText w:val=" "/>
       <w:lvlJc w:val="left"/>
       <w:pPr>
-        <w:tabs>
-          <w:tab w:val="num" w:pos="0"/>
-        </w:tabs>
-        <w:ind w:left="480" w:hanging="480"/>
+        <w:ind w:left="720" w:hanging="360"/>
       </w:pPr>
     </w:lvl>
     <w:lvl w:ilvl="1">
@@ -3768,10 +6528,7 @@
       <w:lvlText w:val=" "/>
       <w:lvlJc w:val="left"/>
       <w:pPr>
-        <w:tabs>
-          <w:tab w:val="num" w:pos="720"/>
-        </w:tabs>
-        <w:ind w:left="1200" w:hanging="480"/>
+        <w:ind w:left="1440" w:hanging="360"/>
       </w:pPr>
     </w:lvl>
     <w:lvl w:ilvl="2">
@@ -3779,10 +6536,7 @@
       <w:lvlText w:val=" "/>
       <w:lvlJc w:val="left"/>
       <w:pPr>
-        <w:tabs>
-          <w:tab w:val="num" w:pos="1440"/>
-        </w:tabs>
-        <w:ind w:left="1920" w:hanging="480"/>
+        <w:ind w:left="2160" w:hanging="360"/>
       </w:pPr>
     </w:lvl>
     <w:lvl w:ilvl="3">
@@ -3790,10 +6544,7 @@
       <w:lvlText w:val=" "/>
       <w:lvlJc w:val="left"/>
       <w:pPr>
-        <w:tabs>
-          <w:tab w:val="num" w:pos="2160"/>
-        </w:tabs>
-        <w:ind w:left="2640" w:hanging="480"/>
+        <w:ind w:left="2880" w:hanging="360"/>
       </w:pPr>
     </w:lvl>
     <w:lvl w:ilvl="4">
@@ -3801,10 +6552,7 @@
       <w:lvlText w:val=" "/>
       <w:lvlJc w:val="left"/>
       <w:pPr>
-        <w:tabs>
-          <w:tab w:val="num" w:pos="2880"/>
-        </w:tabs>
-        <w:ind w:left="3360" w:hanging="480"/>
+        <w:ind w:left="3600" w:hanging="360"/>
       </w:pPr>
     </w:lvl>
     <w:lvl w:ilvl="5">
@@ -3812,10 +6560,7 @@
       <w:lvlText w:val=" "/>
       <w:lvlJc w:val="left"/>
       <w:pPr>
-        <w:tabs>
-          <w:tab w:val="num" w:pos="3600"/>
-        </w:tabs>
-        <w:ind w:left="4080" w:hanging="480"/>
+        <w:ind w:left="4320" w:hanging="360"/>
       </w:pPr>
     </w:lvl>
     <w:lvl w:ilvl="6">
@@ -3823,10 +6568,7 @@
       <w:lvlText w:val=" "/>
       <w:lvlJc w:val="left"/>
       <w:pPr>
-        <w:tabs>
-          <w:tab w:val="num" w:pos="4320"/>
-        </w:tabs>
-        <w:ind w:left="4800" w:hanging="480"/>
+        <w:ind w:left="5040" w:hanging="360"/>
       </w:pPr>
     </w:lvl>
     <w:lvl w:ilvl="7">
@@ -3834,10 +6576,7 @@
       <w:lvlText w:val=" "/>
       <w:lvlJc w:val="left"/>
       <w:pPr>
-        <w:tabs>
-          <w:tab w:val="num" w:pos="5040"/>
-        </w:tabs>
-        <w:ind w:left="5520" w:hanging="480"/>
+        <w:ind w:left="5760" w:hanging="360"/>
       </w:pPr>
     </w:lvl>
     <w:lvl w:ilvl="8">
@@ -3845,113 +6584,195 @@
       <w:lvlText w:val=" "/>
       <w:lvlJc w:val="left"/>
       <w:pPr>
-        <w:tabs>
-          <w:tab w:val="num" w:pos="5760"/>
-        </w:tabs>
-        <w:ind w:left="6240" w:hanging="480"/>
+        <w:ind w:left="6480" w:hanging="360"/>
       </w:pPr>
     </w:lvl>
   </w:abstractNum>
   <w:abstractNum w:abstractNumId="991">
-    <w:nsid w:val="ea454b4c"/>
+    <w:nsid w:val="0000A991"/>
     <w:multiLevelType w:val="multilevel"/>
     <w:lvl w:ilvl="0">
       <w:numFmt w:val="bullet"/>
-      <w:lvlText w:val="•"/>
+      <w:lvlText w:val=""/>
       <w:lvlJc w:val="left"/>
       <w:pPr>
-        <w:tabs>
-          <w:tab w:val="num" w:pos="0"/>
-        </w:tabs>
-        <w:ind w:left="480" w:hanging="480"/>
-      </w:pPr>
+        <w:ind w:left="720" w:hanging="360"/>
+      </w:pPr>
+      <w:rPr>
+        <w:rFonts w:ascii="Symbol" w:hAnsi="Symbol" w:cs="Symbol" w:hint="default"/>
+      </w:rPr>
     </w:lvl>
     <w:lvl w:ilvl="1">
       <w:numFmt w:val="bullet"/>
-      <w:lvlText w:val="–"/>
+      <w:lvlText w:val="o"/>
       <w:lvlJc w:val="left"/>
       <w:pPr>
-        <w:tabs>
-          <w:tab w:val="num" w:pos="720"/>
-        </w:tabs>
-        <w:ind w:left="1200" w:hanging="480"/>
-      </w:pPr>
+        <w:ind w:left="1440" w:hanging="360"/>
+      </w:pPr>
+      <w:rPr>
+        <w:rFonts w:ascii="Courier New" w:hAnsi="Courier New" w:cs="Courier New" w:hint="default"/>
+      </w:rPr>
     </w:lvl>
     <w:lvl w:ilvl="2">
       <w:numFmt w:val="bullet"/>
-      <w:lvlText w:val="•"/>
+      <w:lvlText w:val=""/>
       <w:lvlJc w:val="left"/>
       <w:pPr>
-        <w:tabs>
-          <w:tab w:val="num" w:pos="1440"/>
-        </w:tabs>
-        <w:ind w:left="1920" w:hanging="480"/>
-      </w:pPr>
+        <w:ind w:left="2160" w:hanging="360"/>
+      </w:pPr>
+      <w:rPr>
+        <w:rFonts w:ascii="Wingdings" w:hAnsi="Wingdings" w:cs="Wingdings" w:hint="default"/>
+      </w:rPr>
     </w:lvl>
     <w:lvl w:ilvl="3">
       <w:numFmt w:val="bullet"/>
-      <w:lvlText w:val="–"/>
+      <w:lvlText w:val=""/>
       <w:lvlJc w:val="left"/>
       <w:pPr>
-        <w:tabs>
-          <w:tab w:val="num" w:pos="2160"/>
-        </w:tabs>
-        <w:ind w:left="2640" w:hanging="480"/>
-      </w:pPr>
+        <w:ind w:left="2880" w:hanging="360"/>
+      </w:pPr>
+      <w:rPr>
+        <w:rFonts w:ascii="Symbol" w:hAnsi="Symbol" w:cs="Symbol" w:hint="default"/>
+      </w:rPr>
     </w:lvl>
     <w:lvl w:ilvl="4">
       <w:numFmt w:val="bullet"/>
-      <w:lvlText w:val="•"/>
+      <w:lvlText w:val="o"/>
       <w:lvlJc w:val="left"/>
       <w:pPr>
-        <w:tabs>
-          <w:tab w:val="num" w:pos="2880"/>
-        </w:tabs>
-        <w:ind w:left="3360" w:hanging="480"/>
-      </w:pPr>
+        <w:ind w:left="3600" w:hanging="360"/>
+      </w:pPr>
+      <w:rPr>
+        <w:rFonts w:ascii="Courier New" w:hAnsi="Courier New" w:cs="Courier New" w:hint="default"/>
+      </w:rPr>
     </w:lvl>
     <w:lvl w:ilvl="5">
       <w:numFmt w:val="bullet"/>
-      <w:lvlText w:val="–"/>
+      <w:lvlText w:val=""/>
       <w:lvlJc w:val="left"/>
       <w:pPr>
-        <w:tabs>
-          <w:tab w:val="num" w:pos="3600"/>
-        </w:tabs>
-        <w:ind w:left="4080" w:hanging="480"/>
-      </w:pPr>
+        <w:ind w:left="4320" w:hanging="360"/>
+      </w:pPr>
+      <w:rPr>
+        <w:rFonts w:ascii="Wingdings" w:hAnsi="Wingdings" w:cs="Wingdings" w:hint="default"/>
+      </w:rPr>
     </w:lvl>
     <w:lvl w:ilvl="6">
       <w:numFmt w:val="bullet"/>
-      <w:lvlText w:val="•"/>
+      <w:lvlText w:val=""/>
       <w:lvlJc w:val="left"/>
       <w:pPr>
-        <w:tabs>
-          <w:tab w:val="num" w:pos="4320"/>
-        </w:tabs>
-        <w:ind w:left="4800" w:hanging="480"/>
-      </w:pPr>
+        <w:ind w:left="5040" w:hanging="360"/>
+      </w:pPr>
+      <w:rPr>
+        <w:rFonts w:ascii="Symbol" w:hAnsi="Symbol" w:cs="Symbol" w:hint="default"/>
+      </w:rPr>
     </w:lvl>
     <w:lvl w:ilvl="7">
       <w:numFmt w:val="bullet"/>
-      <w:lvlText w:val="–"/>
+      <w:lvlText w:val="o"/>
       <w:lvlJc w:val="left"/>
       <w:pPr>
-        <w:tabs>
-          <w:tab w:val="num" w:pos="5040"/>
-        </w:tabs>
-        <w:ind w:left="5520" w:hanging="480"/>
-      </w:pPr>
+        <w:ind w:left="5760" w:hanging="360"/>
+      </w:pPr>
+      <w:rPr>
+        <w:rFonts w:ascii="Courier New" w:hAnsi="Courier New" w:cs="Courier New" w:hint="default"/>
+      </w:rPr>
     </w:lvl>
     <w:lvl w:ilvl="8">
       <w:numFmt w:val="bullet"/>
-      <w:lvlText w:val="•"/>
+      <w:lvlText w:val=""/>
       <w:lvlJc w:val="left"/>
       <w:pPr>
-        <w:tabs>
-          <w:tab w:val="num" w:pos="5760"/>
-        </w:tabs>
-        <w:ind w:left="6240" w:hanging="480"/>
+        <w:ind w:left="6480" w:hanging="360"/>
+      </w:pPr>
+      <w:rPr>
+        <w:rFonts w:ascii="Wingdings" w:hAnsi="Wingdings" w:cs="Wingdings" w:hint="default"/>
+      </w:rPr>
+    </w:lvl>
+  </w:abstractNum>
+  <w:abstractNum w:abstractNumId="99411">
+    <w:nsid w:val="00A99411"/>
+    <w:multiLevelType w:val="multilevel"/>
+    <w:lvl w:ilvl="0">
+      <w:start w:val="1"/>
+      <w:numFmt w:val="decimal"/>
+      <w:lvlText w:val="%1."/>
+      <w:lvlJc w:val="left"/>
+      <w:pPr>
+        <w:ind w:left="720" w:hanging="360"/>
+      </w:pPr>
+    </w:lvl>
+    <w:lvl w:ilvl="1">
+      <w:start w:val="1"/>
+      <w:numFmt w:val="decimal"/>
+      <w:lvlText w:val="%2."/>
+      <w:lvlJc w:val="left"/>
+      <w:pPr>
+        <w:ind w:left="1440" w:hanging="360"/>
+      </w:pPr>
+    </w:lvl>
+    <w:lvl w:ilvl="2">
+      <w:start w:val="1"/>
+      <w:numFmt w:val="decimal"/>
+      <w:lvlText w:val="%3."/>
+      <w:lvlJc w:val="left"/>
+      <w:pPr>
+        <w:ind w:left="2160" w:hanging="360"/>
+      </w:pPr>
+    </w:lvl>
+    <w:lvl w:ilvl="3">
+      <w:start w:val="1"/>
+      <w:numFmt w:val="decimal"/>
+      <w:lvlText w:val="%4."/>
+      <w:lvlJc w:val="left"/>
+      <w:pPr>
+        <w:ind w:left="2880" w:hanging="360"/>
+      </w:pPr>
+    </w:lvl>
+    <w:lvl w:ilvl="4">
+      <w:start w:val="1"/>
+      <w:numFmt w:val="decimal"/>
+      <w:lvlText w:val="%5."/>
+      <w:lvlJc w:val="left"/>
+      <w:pPr>
+        <w:ind w:left="3600" w:hanging="360"/>
+      </w:pPr>
+    </w:lvl>
+    <w:lvl w:ilvl="5">
+      <w:start w:val="1"/>
+      <w:numFmt w:val="decimal"/>
+      <w:lvlText w:val="%6."/>
+      <w:lvlJc w:val="left"/>
+      <w:pPr>
+        <w:ind w:left="4320" w:hanging="360"/>
+      </w:pPr>
+    </w:lvl>
+    <w:lvl w:ilvl="6">
+      <w:start w:val="1"/>
+      <w:numFmt w:val="decimal"/>
+      <w:lvlText w:val="%7."/>
+      <w:lvlJc w:val="left"/>
+      <w:pPr>
+        <w:ind w:left="5040" w:hanging="360"/>
+      </w:pPr>
+    </w:lvl>
+    <w:lvl w:ilvl="7">
+      <w:start w:val="1"/>
+      <w:numFmt w:val="decimal"/>
+      <w:lvlText w:val="%8."/>
+      <w:lvlJc w:val="left"/>
+      <w:pPr>
+        <w:ind w:left="5760" w:hanging="360"/>
+      </w:pPr>
+    </w:lvl>
+    <w:lvl w:ilvl="8">
+      <w:start w:val="1"/>
+      <w:numFmt w:val="decimal"/>
+      <w:lvlText w:val="%9."/>
+      <w:lvlJc w:val="left"/>
+      <w:pPr>
+        <w:ind w:left="6480" w:hanging="360"/>
       </w:pPr>
     </w:lvl>
   </w:abstractNum>
@@ -4000,6 +6821,45 @@
   <w:num w:numId="1014">
     <w:abstractNumId w:val="991"/>
   </w:num>
+  <w:num w:numId="1015">
+    <w:abstractNumId w:val="99411"/>
+    <w:lvlOverride w:ilvl="0">
+      <w:startOverride w:val="1"/>
+    </w:lvlOverride>
+    <w:lvlOverride w:ilvl="1">
+      <w:startOverride w:val="1"/>
+    </w:lvlOverride>
+    <w:lvlOverride w:ilvl="2">
+      <w:startOverride w:val="1"/>
+    </w:lvlOverride>
+    <w:lvlOverride w:ilvl="3">
+      <w:startOverride w:val="1"/>
+    </w:lvlOverride>
+    <w:lvlOverride w:ilvl="4">
+      <w:startOverride w:val="1"/>
+    </w:lvlOverride>
+    <w:lvlOverride w:ilvl="5">
+      <w:startOverride w:val="1"/>
+    </w:lvlOverride>
+    <w:lvlOverride w:ilvl="6">
+      <w:startOverride w:val="1"/>
+    </w:lvlOverride>
+    <w:lvlOverride w:ilvl="7">
+      <w:startOverride w:val="1"/>
+    </w:lvlOverride>
+    <w:lvlOverride w:ilvl="8">
+      <w:startOverride w:val="1"/>
+    </w:lvlOverride>
+  </w:num>
+  <w:num w:numId="1016">
+    <w:abstractNumId w:val="991"/>
+  </w:num>
+  <w:num w:numId="1017">
+    <w:abstractNumId w:val="991"/>
+  </w:num>
+  <w:num w:numId="1018">
+    <w:abstractNumId w:val="991"/>
+  </w:num>
 </w:numbering>
 </file>
 
@@ -4008,10 +6868,10 @@
   <w:docDefaults>
     <w:rPrDefault>
       <w:rPr>
-        <w:rFonts w:asciiTheme="minorHAnsi" w:eastAsiaTheme="minorHAnsi" w:hAnsiTheme="minorHAnsi" w:cstheme="minorBidi"/>
+        <w:rFonts w:asciiTheme="minorHAnsi" w:cstheme="minorBidi" w:eastAsiaTheme="minorEastAsia" w:hAnsiTheme="minorHAnsi"/>
         <w:sz w:val="24"/>
         <w:szCs w:val="24"/>
-        <w:lang w:val="en-US" w:eastAsia="en-US" w:bidi="ar-SA"/>
+        <w:lang w:bidi="ar-SA" w:eastAsia="zh-CN" w:val="en-US"/>
       </w:rPr>
     </w:rPrDefault>
     <w:pPrDefault>
@@ -4020,91 +6880,145 @@
       </w:pPr>
     </w:pPrDefault>
   </w:docDefaults>
-  <w:latentStyles w:defLockedState="0" w:defUIPriority="0" w:defSemiHidden="0" w:defUnhideWhenUsed="0" w:defQFormat="0" w:count="276"/>
-  <w:style w:type="paragraph" w:default="1" w:styleId="Normal">
+  <w:latentStyles w:count="276" w:defLockedState="0" w:defQFormat="0" w:defSemiHidden="0" w:defUIPriority="0" w:defUnhideWhenUsed="0"/>
+  <w:style w:default="1" w:styleId="Normal" w:type="paragraph">
     <w:name w:val="Normal"/>
     <w:qFormat/>
   </w:style>
-  <w:style w:type="paragraph" w:styleId="BodyText">
+  <w:style w:styleId="BodyText" w:type="paragraph">
     <w:name w:val="Body Text"/>
     <w:basedOn w:val="Normal"/>
     <w:link w:val="BodyTextChar"/>
+    <w:qFormat/>
     <w:pPr>
-      <w:spacing w:before="180" w:after="180"/>
+      <w:spacing w:after="180" w:before="180"/>
     </w:pPr>
-    <w:qFormat/>
   </w:style>
-  <w:style w:type="paragraph" w:customStyle="1" w:styleId="FirstParagraph">
+  <w:style w:customStyle="1" w:styleId="FirstParagraph" w:type="paragraph">
     <w:name w:val="First Paragraph"/>
     <w:basedOn w:val="BodyText"/>
     <w:next w:val="BodyText"/>
     <w:qFormat/>
   </w:style>
-  <w:style w:type="paragraph" w:customStyle="1" w:styleId="Compact">
+  <w:style w:customStyle="1" w:styleId="Compact" w:type="paragraph">
     <w:name w:val="Compact"/>
     <w:basedOn w:val="BodyText"/>
     <w:qFormat/>
     <w:pPr>
-      <w:spacing w:before="36" w:after="36"/>
+      <w:spacing w:after="36" w:before="36"/>
     </w:pPr>
   </w:style>
-  <w:style w:type="paragraph" w:styleId="Title">
+  <w:style w:styleId="Title" w:type="paragraph">
     <w:name w:val="Title"/>
     <w:basedOn w:val="Normal"/>
     <w:next w:val="BodyText"/>
+    <w:link w:val="TitleChar"/>
+    <w:uiPriority w:val="10"/>
     <w:qFormat/>
+    <w:rsid w:val="00A10FD9"/>
     <w:pPr>
-      <w:keepNext/>
-      <w:keepLines/>
-      <w:spacing w:before="480" w:after="240"/>
+      <w:spacing w:after="80" w:line="240" w:lineRule="auto"/>
+      <w:contextualSpacing/>
       <w:jc w:val="center"/>
     </w:pPr>
     <w:rPr>
-      <w:rFonts w:asciiTheme="majorHAnsi" w:eastAsiaTheme="majorEastAsia" w:hAnsiTheme="majorHAnsi" w:cstheme="majorBidi"/>
-      <w:b/>
-      <w:bCs/>
-      <w:color w:val="345A8A" w:themeColor="accent1" w:themeShade="B5"/>
-      <w:sz w:val="36"/>
-      <w:szCs w:val="36"/>
+      <w:rFonts w:asciiTheme="majorHAnsi" w:cstheme="majorBidi" w:eastAsiaTheme="majorEastAsia" w:hAnsiTheme="majorHAnsi"/>
+      <w:sz w:val="56"/>
+      <w:szCs w:val="56"/>
     </w:rPr>
   </w:style>
-  <w:style w:type="paragraph" w:styleId="Subtitle">
+  <w:style w:customStyle="1" w:styleId="TitleChar" w:type="character">
+    <w:name w:val="Title Char"/>
+    <w:basedOn w:val="DefaultParagraphFont"/>
+    <w:link w:val="Title"/>
+    <w:uiPriority w:val="10"/>
+    <w:rsid w:val="00A10FD9"/>
+    <w:rPr>
+      <w:rFonts w:asciiTheme="majorHAnsi" w:cstheme="majorBidi" w:eastAsiaTheme="majorEastAsia" w:hAnsiTheme="majorHAnsi"/>
+      <w:sz w:val="56"/>
+      <w:szCs w:val="56"/>
+    </w:rPr>
+  </w:style>
+  <w:style w:styleId="Subtitle" w:type="paragraph">
     <w:name w:val="Subtitle"/>
+    <w:basedOn w:val="Title"/>
+    <w:next w:val="BodyText"/>
+    <w:link w:val="SubtitleChar"/>
+    <w:uiPriority w:val="11"/>
+    <w:qFormat/>
+    <w:rsid w:val="00A10FD9"/>
+    <w:pPr>
+      <w:numPr>
+        <w:ilvl w:val="1"/>
+      </w:numPr>
+    </w:pPr>
+    <w:rPr>
+      <w:rFonts w:cstheme="majorBidi" w:eastAsiaTheme="majorEastAsia"/>
+      <w:spacing w:val="15"/>
+      <w:sz w:val="28"/>
+      <w:szCs w:val="28"/>
+    </w:rPr>
+  </w:style>
+  <w:style w:customStyle="1" w:styleId="SubtitleChar" w:type="character">
+    <w:name w:val="Subtitle Char"/>
+    <w:basedOn w:val="DefaultParagraphFont"/>
+    <w:link w:val="Subtitle"/>
+    <w:uiPriority w:val="11"/>
+    <w:rsid w:val="00A10FD9"/>
+    <w:rPr>
+      <w:rFonts w:cstheme="majorBidi" w:eastAsiaTheme="majorEastAsia"/>
+      <w:color w:themeColor="text1" w:themeTint="A6" w:val="595959"/>
+      <w:spacing w:val="15"/>
+      <w:sz w:val="28"/>
+      <w:szCs w:val="28"/>
+    </w:rPr>
+  </w:style>
+  <w:style w:customStyle="1" w:styleId="Author" w:type="paragraph">
+    <w:name w:val="Author"/>
     <w:basedOn w:val="Title"/>
     <w:next w:val="BodyText"/>
     <w:qFormat/>
     <w:pPr>
       <w:keepNext/>
       <w:keepLines/>
-      <w:spacing w:before="240" w:after="240"/>
-      <w:jc w:val="center"/>
     </w:pPr>
     <w:rPr>
-      <w:sz w:val="30"/>
-      <w:szCs w:val="30"/>
+      <w:sz w:val="24"/>
+      <w:szCs w:val="24"/>
     </w:rPr>
   </w:style>
-  <w:style w:type="paragraph" w:customStyle="1" w:styleId="Author">
-    <w:name w:val="Author"/>
+  <w:style w:styleId="Date" w:type="paragraph">
+    <w:name w:val="Date"/>
+    <w:basedOn w:val="Title"/>
     <w:next w:val="BodyText"/>
     <w:qFormat/>
     <w:pPr>
       <w:keepNext/>
       <w:keepLines/>
-      <w:jc w:val="center"/>
     </w:pPr>
+    <w:rPr>
+      <w:sz w:val="24"/>
+      <w:szCs w:val="24"/>
+    </w:rPr>
   </w:style>
-  <w:style w:type="paragraph" w:styleId="Date">
-    <w:name w:val="Date"/>
-    <w:next w:val="BodyText"/>
+  <w:style w:customStyle="1" w:styleId="AbstractTitle" w:type="paragraph">
+    <w:name w:val="Abstract Title"/>
+    <w:basedOn w:val="Normal"/>
+    <w:next w:val="Abstract"/>
     <w:qFormat/>
     <w:pPr>
       <w:keepNext/>
       <w:keepLines/>
+      <w:spacing w:after="0" w:before="300"/>
       <w:jc w:val="center"/>
     </w:pPr>
+    <w:rPr>
+      <w:b/>
+      <w:sz w:val="20"/>
+      <w:szCs w:val="20"/>
+    </w:rPr>
   </w:style>
-  <w:style w:type="paragraph" w:customStyle="1" w:styleId="Abstract">
+  <w:style w:customStyle="1" w:styleId="Abstract" w:type="paragraph">
     <w:name w:val="Abstract"/>
     <w:basedOn w:val="Normal"/>
     <w:next w:val="BodyText"/>
@@ -4112,14 +7026,14 @@
     <w:pPr>
       <w:keepNext/>
       <w:keepLines/>
-      <w:spacing w:before="300" w:after="300"/>
+      <w:spacing w:after="300" w:before="100"/>
     </w:pPr>
     <w:rPr>
       <w:sz w:val="20"/>
       <w:szCs w:val="20"/>
     </w:rPr>
   </w:style>
-  <w:style w:type="paragraph" w:styleId="Bibliography">
+  <w:style w:styleId="Bibliography" w:type="paragraph">
     <w:name w:val="Bibliography"/>
     <w:basedOn w:val="Normal"/>
     <w:next w:val="Bibliography"/>
@@ -4127,195 +7041,325 @@
     <w:pPr/>
     <w:rPr/>
   </w:style>
-  <w:style w:type="paragraph" w:styleId="Heading1">
-    <w:name w:val="Heading 1"/>
+  <w:style w:styleId="Heading1" w:type="paragraph">
+    <w:name w:val="heading 1"/>
     <w:basedOn w:val="Normal"/>
     <w:next w:val="BodyText"/>
+    <w:link w:val="Heading1Char"/>
     <w:uiPriority w:val="9"/>
     <w:qFormat/>
+    <w:rsid w:val="00A10FD9"/>
     <w:pPr>
       <w:keepNext/>
       <w:keepLines/>
-      <w:spacing w:before="480" w:after="0"/>
+      <w:spacing w:after="80" w:before="360"/>
       <w:outlineLvl w:val="0"/>
     </w:pPr>
     <w:rPr>
-      <w:rFonts w:asciiTheme="majorHAnsi" w:eastAsiaTheme="majorEastAsia" w:hAnsiTheme="majorHAnsi" w:cstheme="majorBidi"/>
-      <w:b/>
-      <w:bCs/>
-      <w:color w:val="4F81BD" w:themeColor="accent1"/>
+      <w:rFonts w:asciiTheme="majorHAnsi" w:cstheme="majorBidi" w:eastAsiaTheme="majorEastAsia" w:hAnsiTheme="majorHAnsi"/>
+      <w:color w:themeColor="accent1" w:themeShade="BF" w:val="0F4761"/>
+      <w:sz w:val="40"/>
+      <w:szCs w:val="40"/>
+    </w:rPr>
+  </w:style>
+  <w:style w:styleId="Heading2" w:type="paragraph">
+    <w:name w:val="heading 2"/>
+    <w:basedOn w:val="Normal"/>
+    <w:next w:val="BodyText"/>
+    <w:link w:val="Heading2Char"/>
+    <w:uiPriority w:val="9"/>
+    <w:semiHidden/>
+    <w:unhideWhenUsed/>
+    <w:qFormat/>
+    <w:rsid w:val="00A10FD9"/>
+    <w:pPr>
+      <w:keepNext/>
+      <w:keepLines/>
+      <w:spacing w:after="80" w:before="160"/>
+      <w:outlineLvl w:val="1"/>
+    </w:pPr>
+    <w:rPr>
+      <w:rFonts w:asciiTheme="majorHAnsi" w:cstheme="majorBidi" w:eastAsiaTheme="majorEastAsia" w:hAnsiTheme="majorHAnsi"/>
+      <w:color w:themeColor="accent1" w:themeShade="BF" w:val="0F4761"/>
       <w:sz w:val="32"/>
       <w:szCs w:val="32"/>
     </w:rPr>
   </w:style>
-  <w:style w:type="paragraph" w:styleId="Heading2">
-    <w:name w:val="Heading 2"/>
+  <w:style w:styleId="Heading3" w:type="paragraph">
+    <w:name w:val="heading 3"/>
     <w:basedOn w:val="Normal"/>
     <w:next w:val="BodyText"/>
+    <w:link w:val="Heading3Char"/>
     <w:uiPriority w:val="9"/>
+    <w:semiHidden/>
     <w:unhideWhenUsed/>
     <w:qFormat/>
+    <w:rsid w:val="00A10FD9"/>
     <w:pPr>
       <w:keepNext/>
       <w:keepLines/>
-      <w:spacing w:before="200" w:after="0"/>
-      <w:outlineLvl w:val="1"/>
+      <w:spacing w:after="80" w:before="160"/>
+      <w:outlineLvl w:val="2"/>
     </w:pPr>
     <w:rPr>
-      <w:rFonts w:asciiTheme="majorHAnsi" w:eastAsiaTheme="majorEastAsia" w:hAnsiTheme="majorHAnsi" w:cstheme="majorBidi"/>
-      <w:b/>
-      <w:bCs/>
-      <w:color w:val="4F81BD" w:themeColor="accent1"/>
+      <w:rFonts w:cstheme="majorBidi" w:eastAsiaTheme="majorEastAsia"/>
+      <w:color w:themeColor="accent1" w:themeShade="BF" w:val="0F4761"/>
       <w:sz w:val="28"/>
       <w:szCs w:val="28"/>
     </w:rPr>
   </w:style>
-  <w:style w:type="paragraph" w:styleId="Heading3">
-    <w:name w:val="Heading 3"/>
+  <w:style w:styleId="Heading4" w:type="paragraph">
+    <w:name w:val="heading 4"/>
     <w:basedOn w:val="Normal"/>
     <w:next w:val="BodyText"/>
+    <w:link w:val="Heading4Char"/>
     <w:uiPriority w:val="9"/>
+    <w:semiHidden/>
     <w:unhideWhenUsed/>
     <w:qFormat/>
+    <w:rsid w:val="00A10FD9"/>
     <w:pPr>
       <w:keepNext/>
       <w:keepLines/>
-      <w:spacing w:before="200" w:after="0"/>
-      <w:outlineLvl w:val="2"/>
+      <w:spacing w:after="40" w:before="80"/>
+      <w:outlineLvl w:val="3"/>
     </w:pPr>
     <w:rPr>
-      <w:rFonts w:asciiTheme="majorHAnsi" w:eastAsiaTheme="majorEastAsia" w:hAnsiTheme="majorHAnsi" w:cstheme="majorBidi"/>
-      <w:b/>
-      <w:bCs/>
-      <w:color w:val="4F81BD" w:themeColor="accent1"/>
-      <w:sz w:val="24"/>
-      <w:szCs w:val="24"/>
+      <w:rFonts w:cstheme="majorBidi" w:eastAsiaTheme="majorEastAsia"/>
+      <w:i/>
+      <w:iCs/>
+      <w:color w:themeColor="accent1" w:themeShade="BF" w:val="0F4761"/>
     </w:rPr>
   </w:style>
-  <w:style w:type="paragraph" w:styleId="Heading4">
-    <w:name w:val="Heading 4"/>
+  <w:style w:styleId="Heading5" w:type="paragraph">
+    <w:name w:val="heading 5"/>
     <w:basedOn w:val="Normal"/>
     <w:next w:val="BodyText"/>
+    <w:link w:val="Heading5Char"/>
     <w:uiPriority w:val="9"/>
+    <w:semiHidden/>
     <w:unhideWhenUsed/>
     <w:qFormat/>
+    <w:rsid w:val="00A10FD9"/>
     <w:pPr>
       <w:keepNext/>
       <w:keepLines/>
-      <w:spacing w:before="200" w:after="0"/>
-      <w:outlineLvl w:val="3"/>
+      <w:spacing w:after="40" w:before="80"/>
+      <w:outlineLvl w:val="4"/>
     </w:pPr>
     <w:rPr>
-      <w:rFonts w:asciiTheme="majorHAnsi" w:eastAsiaTheme="majorEastAsia" w:hAnsiTheme="majorHAnsi" w:cstheme="majorBidi"/>
-      <w:i/>
-      <w:bCs/>
-      <w:color w:val="4F81BD" w:themeColor="accent1"/>
-      <w:sz w:val="24"/>
-      <w:szCs w:val="24"/>
+      <w:rFonts w:cstheme="majorBidi" w:eastAsiaTheme="majorEastAsia"/>
+      <w:color w:themeColor="accent1" w:themeShade="BF" w:val="0F4761"/>
     </w:rPr>
   </w:style>
-  <w:style w:type="paragraph" w:styleId="Heading5">
-    <w:name w:val="Heading 5"/>
+  <w:style w:styleId="Heading6" w:type="paragraph">
+    <w:name w:val="heading 6"/>
     <w:basedOn w:val="Normal"/>
     <w:next w:val="BodyText"/>
+    <w:link w:val="Heading6Char"/>
     <w:uiPriority w:val="9"/>
+    <w:semiHidden/>
     <w:unhideWhenUsed/>
     <w:qFormat/>
+    <w:rsid w:val="00A10FD9"/>
     <w:pPr>
       <w:keepNext/>
       <w:keepLines/>
-      <w:spacing w:before="200" w:after="0"/>
-      <w:outlineLvl w:val="4"/>
+      <w:spacing w:after="0" w:before="40"/>
+      <w:outlineLvl w:val="5"/>
     </w:pPr>
     <w:rPr>
-      <w:rFonts w:asciiTheme="majorHAnsi" w:eastAsiaTheme="majorEastAsia" w:hAnsiTheme="majorHAnsi" w:cstheme="majorBidi"/>
+      <w:rFonts w:cstheme="majorBidi" w:eastAsiaTheme="majorEastAsia"/>
+      <w:i/>
       <w:iCs/>
-      <w:color w:val="4F81BD" w:themeColor="accent1"/>
-      <w:sz w:val="24"/>
-      <w:szCs w:val="24"/>
+      <w:color w:themeColor="text1" w:themeTint="A6" w:val="595959"/>
     </w:rPr>
   </w:style>
-  <w:style w:type="paragraph" w:styleId="Heading6">
-    <w:name w:val="Heading 6"/>
+  <w:style w:styleId="Heading7" w:type="paragraph">
+    <w:name w:val="heading 7"/>
     <w:basedOn w:val="Normal"/>
     <w:next w:val="BodyText"/>
+    <w:link w:val="Heading7Char"/>
     <w:uiPriority w:val="9"/>
+    <w:semiHidden/>
     <w:unhideWhenUsed/>
     <w:qFormat/>
+    <w:rsid w:val="00A10FD9"/>
     <w:pPr>
       <w:keepNext/>
       <w:keepLines/>
-      <w:spacing w:before="200" w:after="0"/>
-      <w:outlineLvl w:val="5"/>
+      <w:spacing w:after="0" w:before="40"/>
+      <w:outlineLvl w:val="6"/>
     </w:pPr>
     <w:rPr>
-      <w:rFonts w:asciiTheme="majorHAnsi" w:eastAsiaTheme="majorEastAsia" w:hAnsiTheme="majorHAnsi" w:cstheme="majorBidi"/>
-      <w:color w:val="4F81BD" w:themeColor="accent1"/>
-      <w:sz w:val="24"/>
-      <w:szCs w:val="24"/>
+      <w:rFonts w:cstheme="majorBidi" w:eastAsiaTheme="majorEastAsia"/>
+      <w:color w:themeColor="text1" w:themeTint="A6" w:val="595959"/>
     </w:rPr>
   </w:style>
-  <w:style w:type="paragraph" w:styleId="Heading7">
-    <w:name w:val="Heading 7"/>
+  <w:style w:styleId="Heading8" w:type="paragraph">
+    <w:name w:val="heading 8"/>
     <w:basedOn w:val="Normal"/>
     <w:next w:val="BodyText"/>
+    <w:link w:val="Heading8Char"/>
     <w:uiPriority w:val="9"/>
+    <w:semiHidden/>
     <w:unhideWhenUsed/>
     <w:qFormat/>
+    <w:rsid w:val="00A10FD9"/>
     <w:pPr>
       <w:keepNext/>
       <w:keepLines/>
-      <w:spacing w:before="200" w:after="0"/>
-      <w:outlineLvl w:val="6"/>
+      <w:spacing w:after="0"/>
+      <w:outlineLvl w:val="7"/>
     </w:pPr>
     <w:rPr>
-      <w:rFonts w:asciiTheme="majorHAnsi" w:eastAsiaTheme="majorEastAsia" w:hAnsiTheme="majorHAnsi" w:cstheme="majorBidi"/>
-      <w:color w:val="4F81BD" w:themeColor="accent1"/>
-      <w:sz w:val="24"/>
-      <w:szCs w:val="24"/>
+      <w:rFonts w:cstheme="majorBidi" w:eastAsiaTheme="majorEastAsia"/>
+      <w:i/>
+      <w:iCs/>
+      <w:color w:themeColor="text1" w:themeTint="D8" w:val="272727"/>
     </w:rPr>
   </w:style>
-  <w:style w:type="paragraph" w:styleId="Heading8">
-    <w:name w:val="Heading 8"/>
+  <w:style w:styleId="Heading9" w:type="paragraph">
+    <w:name w:val="heading 9"/>
     <w:basedOn w:val="Normal"/>
     <w:next w:val="BodyText"/>
+    <w:link w:val="Heading9Char"/>
     <w:uiPriority w:val="9"/>
+    <w:semiHidden/>
     <w:unhideWhenUsed/>
     <w:qFormat/>
+    <w:rsid w:val="00A10FD9"/>
     <w:pPr>
       <w:keepNext/>
       <w:keepLines/>
-      <w:spacing w:before="200" w:after="0"/>
-      <w:outlineLvl w:val="7"/>
-    </w:pPr>
-    <w:rPr>
-      <w:rFonts w:asciiTheme="majorHAnsi" w:eastAsiaTheme="majorEastAsia" w:hAnsiTheme="majorHAnsi" w:cstheme="majorBidi"/>
-      <w:color w:val="4F81BD" w:themeColor="accent1"/>
-      <w:sz w:val="24"/>
-      <w:szCs w:val="24"/>
-    </w:rPr>
-  </w:style>
-  <w:style w:type="paragraph" w:styleId="Heading9">
-    <w:name w:val="Heading 9"/>
-    <w:basedOn w:val="Normal"/>
-    <w:next w:val="BodyText"/>
-    <w:uiPriority w:val="9"/>
-    <w:unhideWhenUsed/>
-    <w:qFormat/>
-    <w:pPr>
-      <w:keepNext/>
-      <w:keepLines/>
-      <w:spacing w:before="200" w:after="0"/>
+      <w:spacing w:after="0"/>
       <w:outlineLvl w:val="8"/>
     </w:pPr>
     <w:rPr>
-      <w:rFonts w:asciiTheme="majorHAnsi" w:eastAsiaTheme="majorEastAsia" w:hAnsiTheme="majorHAnsi" w:cstheme="majorBidi"/>
-      <w:color w:val="4F81BD" w:themeColor="accent1"/>
-      <w:sz w:val="24"/>
-      <w:szCs w:val="24"/>
+      <w:rFonts w:cstheme="majorBidi" w:eastAsiaTheme="majorEastAsia"/>
+      <w:color w:themeColor="text1" w:themeTint="D8" w:val="272727"/>
     </w:rPr>
   </w:style>
-  <w:style w:type="paragraph" w:styleId="BlockText">
+  <w:style w:customStyle="1" w:styleId="Heading1Char" w:type="character">
+    <w:name w:val="Heading 1 Char"/>
+    <w:basedOn w:val="DefaultParagraphFont"/>
+    <w:link w:val="Heading1"/>
+    <w:uiPriority w:val="9"/>
+    <w:rsid w:val="00A10FD9"/>
+    <w:rPr>
+      <w:rFonts w:asciiTheme="majorHAnsi" w:cstheme="majorBidi" w:eastAsiaTheme="majorEastAsia" w:hAnsiTheme="majorHAnsi"/>
+      <w:color w:themeColor="accent1" w:themeShade="BF" w:val="0F4761"/>
+      <w:sz w:val="40"/>
+      <w:szCs w:val="40"/>
+    </w:rPr>
+  </w:style>
+  <w:style w:customStyle="1" w:styleId="Heading2Char" w:type="character">
+    <w:name w:val="Heading 2 Char"/>
+    <w:basedOn w:val="DefaultParagraphFont"/>
+    <w:link w:val="Heading2"/>
+    <w:uiPriority w:val="9"/>
+    <w:semiHidden/>
+    <w:rsid w:val="00A10FD9"/>
+    <w:rPr>
+      <w:rFonts w:asciiTheme="majorHAnsi" w:cstheme="majorBidi" w:eastAsiaTheme="majorEastAsia" w:hAnsiTheme="majorHAnsi"/>
+      <w:color w:themeColor="accent1" w:themeShade="BF" w:val="0F4761"/>
+      <w:sz w:val="32"/>
+      <w:szCs w:val="32"/>
+    </w:rPr>
+  </w:style>
+  <w:style w:customStyle="1" w:styleId="Heading3Char" w:type="character">
+    <w:name w:val="Heading 3 Char"/>
+    <w:basedOn w:val="DefaultParagraphFont"/>
+    <w:link w:val="Heading3"/>
+    <w:uiPriority w:val="9"/>
+    <w:semiHidden/>
+    <w:rsid w:val="00A10FD9"/>
+    <w:rPr>
+      <w:rFonts w:cstheme="majorBidi" w:eastAsiaTheme="majorEastAsia"/>
+      <w:color w:themeColor="accent1" w:themeShade="BF" w:val="0F4761"/>
+      <w:sz w:val="28"/>
+      <w:szCs w:val="28"/>
+    </w:rPr>
+  </w:style>
+  <w:style w:customStyle="1" w:styleId="Heading4Char" w:type="character">
+    <w:name w:val="Heading 4 Char"/>
+    <w:basedOn w:val="DefaultParagraphFont"/>
+    <w:link w:val="Heading4"/>
+    <w:uiPriority w:val="9"/>
+    <w:semiHidden/>
+    <w:rsid w:val="00A10FD9"/>
+    <w:rPr>
+      <w:rFonts w:cstheme="majorBidi" w:eastAsiaTheme="majorEastAsia"/>
+      <w:i/>
+      <w:iCs/>
+      <w:color w:themeColor="accent1" w:themeShade="BF" w:val="0F4761"/>
+    </w:rPr>
+  </w:style>
+  <w:style w:customStyle="1" w:styleId="Heading5Char" w:type="character">
+    <w:name w:val="Heading 5 Char"/>
+    <w:basedOn w:val="DefaultParagraphFont"/>
+    <w:link w:val="Heading5"/>
+    <w:uiPriority w:val="9"/>
+    <w:semiHidden/>
+    <w:rsid w:val="00A10FD9"/>
+    <w:rPr>
+      <w:rFonts w:cstheme="majorBidi" w:eastAsiaTheme="majorEastAsia"/>
+      <w:color w:themeColor="accent1" w:themeShade="BF" w:val="0F4761"/>
+    </w:rPr>
+  </w:style>
+  <w:style w:customStyle="1" w:styleId="Heading6Char" w:type="character">
+    <w:name w:val="Heading 6 Char"/>
+    <w:basedOn w:val="DefaultParagraphFont"/>
+    <w:link w:val="Heading6"/>
+    <w:uiPriority w:val="9"/>
+    <w:semiHidden/>
+    <w:rsid w:val="00A10FD9"/>
+    <w:rPr>
+      <w:rFonts w:cstheme="majorBidi" w:eastAsiaTheme="majorEastAsia"/>
+      <w:i/>
+      <w:iCs/>
+      <w:color w:themeColor="text1" w:themeTint="A6" w:val="595959"/>
+    </w:rPr>
+  </w:style>
+  <w:style w:customStyle="1" w:styleId="Heading7Char" w:type="character">
+    <w:name w:val="Heading 7 Char"/>
+    <w:basedOn w:val="DefaultParagraphFont"/>
+    <w:link w:val="Heading7"/>
+    <w:uiPriority w:val="9"/>
+    <w:semiHidden/>
+    <w:rsid w:val="00A10FD9"/>
+    <w:rPr>
+      <w:rFonts w:cstheme="majorBidi" w:eastAsiaTheme="majorEastAsia"/>
+      <w:color w:themeColor="text1" w:themeTint="A6" w:val="595959"/>
+    </w:rPr>
+  </w:style>
+  <w:style w:customStyle="1" w:styleId="Heading8Char" w:type="character">
+    <w:name w:val="Heading 8 Char"/>
+    <w:basedOn w:val="DefaultParagraphFont"/>
+    <w:link w:val="Heading8"/>
+    <w:uiPriority w:val="9"/>
+    <w:semiHidden/>
+    <w:rsid w:val="00A10FD9"/>
+    <w:rPr>
+      <w:rFonts w:cstheme="majorBidi" w:eastAsiaTheme="majorEastAsia"/>
+      <w:i/>
+      <w:iCs/>
+      <w:color w:themeColor="text1" w:themeTint="D8" w:val="272727"/>
+    </w:rPr>
+  </w:style>
+  <w:style w:customStyle="1" w:styleId="Heading9Char" w:type="character">
+    <w:name w:val="Heading 9 Char"/>
+    <w:basedOn w:val="DefaultParagraphFont"/>
+    <w:link w:val="Heading9"/>
+    <w:uiPriority w:val="9"/>
+    <w:semiHidden/>
+    <w:rsid w:val="00A10FD9"/>
+    <w:rPr>
+      <w:rFonts w:cstheme="majorBidi" w:eastAsiaTheme="majorEastAsia"/>
+      <w:color w:themeColor="text1" w:themeTint="D8" w:val="272727"/>
+    </w:rPr>
+  </w:style>
+  <w:style w:styleId="BlockText" w:type="paragraph">
     <w:name w:val="Block Text"/>
     <w:basedOn w:val="BodyText"/>
     <w:next w:val="BodyText"/>
@@ -4323,11 +7367,11 @@
     <w:unhideWhenUsed/>
     <w:qFormat/>
     <w:pPr>
-      <w:spacing w:before="100" w:after="100"/>
+      <w:spacing w:after="100" w:before="100"/>
       <w:ind w:firstLine="0" w:left="480" w:right="480"/>
     </w:pPr>
   </w:style>
-  <w:style w:type="paragraph" w:styleId="FootnoteText">
+  <w:style w:styleId="FootnoteText" w:type="paragraph">
     <w:name w:val="Footnote Text"/>
     <w:basedOn w:val="Normal"/>
     <w:next w:val="FootnoteText"/>
@@ -4335,28 +7379,48 @@
     <w:unhideWhenUsed/>
     <w:qFormat/>
   </w:style>
-  <w:style w:type="character" w:default="1" w:styleId="DefaultParagraphFont">
+  <w:style w:styleId="FootnoteBlockText" w:type="paragraph">
+    <w:name w:val="Footnote Block Text"/>
+    <w:basedOn w:val="FootnoteText"/>
+    <w:next w:val="FootnoteText"/>
+    <w:uiPriority w:val="9"/>
+    <w:unhideWhenUsed/>
+    <w:qFormat/>
+    <w:pPr>
+      <w:spacing w:after="100" w:before="100"/>
+      <w:ind w:firstLine="0" w:left="480" w:right="480"/>
+    </w:pPr>
+  </w:style>
+  <w:style w:default="1" w:styleId="DefaultParagraphFont" w:type="character">
     <w:name w:val="Default Paragraph Font"/>
     <w:semiHidden/>
     <w:unhideWhenUsed/>
   </w:style>
-  <w:style w:type="table" w:default="1" w:styleId="Table">
+  <w:style w:default="1" w:styleId="Table" w:type="table">
     <w:name w:val="Table"/>
     <w:basedOn w:val="TableNormal"/>
     <w:semiHidden/>
     <w:unhideWhenUsed/>
     <w:qFormat/>
     <w:tblPr>
-      <w:tblInd w:w="0" w:type="dxa"/>
+      <w:tblInd w:type="dxa" w:w="0"/>
       <w:tblCellMar>
-        <w:top w:w="0" w:type="dxa"/>
-        <w:left w:w="108" w:type="dxa"/>
-        <w:bottom w:w="0" w:type="dxa"/>
-        <w:right w:w="108" w:type="dxa"/>
+        <w:top w:type="dxa" w:w="0"/>
+        <w:left w:type="dxa" w:w="108"/>
+        <w:bottom w:type="dxa" w:w="0"/>
+        <w:right w:type="dxa" w:w="108"/>
       </w:tblCellMar>
     </w:tblPr>
+    <w:tblStylePr w:type="firstRow">
+      <w:tcPr>
+        <w:tcBorders>
+          <w:bottom w:val="single"/>
+        </w:tcBorders>
+        <w:vAlign w:val="bottom"/>
+      </w:tcPr>
+    </w:tblStylePr>
   </w:style>
-  <w:style w:type="paragraph" w:customStyle="1" w:styleId="DefinitionTerm">
+  <w:style w:customStyle="1" w:styleId="DefinitionTerm" w:type="paragraph">
     <w:name w:val="Definition Term"/>
     <w:basedOn w:val="Normal"/>
     <w:next w:val="Definition"/>
@@ -4369,49 +7433,49 @@
       <w:b/>
     </w:rPr>
   </w:style>
-  <w:style w:type="paragraph" w:customStyle="1" w:styleId="Definition">
+  <w:style w:customStyle="1" w:styleId="Definition" w:type="paragraph">
     <w:name w:val="Definition"/>
     <w:basedOn w:val="Normal"/>
   </w:style>
-  <w:style w:type="paragraph" w:styleId="Caption">
+  <w:style w:styleId="Caption" w:type="paragraph">
     <w:name w:val="Caption"/>
     <w:basedOn w:val="Normal"/>
     <w:link w:val="BodyTextChar"/>
     <w:pPr>
-      <w:spacing w:before="0" w:after="120"/>
+      <w:spacing w:after="120" w:before="0"/>
     </w:pPr>
     <w:rPr>
       <w:i/>
     </w:rPr>
   </w:style>
-  <w:style w:type="paragraph" w:customStyle="1" w:styleId="TableCaption">
+  <w:style w:customStyle="1" w:styleId="TableCaption" w:type="paragraph">
     <w:name w:val="Table Caption"/>
     <w:basedOn w:val="Caption"/>
     <w:pPr>
       <w:keepNext/>
     </w:pPr>
   </w:style>
-  <w:style w:type="paragraph" w:customStyle="1" w:styleId="ImageCaption">
+  <w:style w:customStyle="1" w:styleId="ImageCaption" w:type="paragraph">
     <w:name w:val="Image Caption"/>
     <w:basedOn w:val="Caption"/>
   </w:style>
-  <w:style w:type="paragraph" w:customStyle="1" w:styleId="Figure">
+  <w:style w:customStyle="1" w:styleId="Figure" w:type="paragraph">
     <w:name w:val="Figure"/>
     <w:basedOn w:val="Normal"/>
   </w:style>
-  <w:style w:type="paragraph" w:customStyle="1" w:styleId="CaptionedFigure">
+  <w:style w:customStyle="1" w:styleId="CaptionedFigure" w:type="paragraph">
     <w:name w:val="Captioned Figure"/>
     <w:basedOn w:val="Figure"/>
     <w:pPr>
       <w:keepNext/>
     </w:pPr>
   </w:style>
-  <w:style w:type="character" w:customStyle="1" w:styleId="BodyTextChar">
+  <w:style w:customStyle="1" w:styleId="BodyTextChar" w:type="character">
     <w:name w:val="Body Text Char"/>
     <w:basedOn w:val="DefaultParagraphFont"/>
     <w:link w:val="BodyText"/>
   </w:style>
-  <w:style w:type="character" w:customStyle="1" w:styleId="VerbatimChar">
+  <w:style w:customStyle="1" w:styleId="VerbatimChar" w:type="character">
     <w:name w:val="Verbatim Char"/>
     <w:basedOn w:val="BodyTextChar"/>
     <w:rPr>
@@ -4419,21 +7483,25 @@
       <w:sz w:val="22"/>
     </w:rPr>
   </w:style>
-  <w:style w:type="character" w:styleId="FootnoteReference">
+  <w:style w:customStyle="1" w:styleId="SectionNumber" w:type="character">
+    <w:name w:val="Section Number"/>
+    <w:basedOn w:val="BodyTextChar"/>
+  </w:style>
+  <w:style w:styleId="FootnoteReference" w:type="character">
     <w:name w:val="Footnote Reference"/>
     <w:basedOn w:val="BodyTextChar"/>
     <w:rPr>
       <w:vertAlign w:val="superscript"/>
     </w:rPr>
   </w:style>
-  <w:style w:type="character" w:styleId="Hyperlink">
+  <w:style w:styleId="Hyperlink" w:type="character">
     <w:name w:val="Hyperlink"/>
     <w:basedOn w:val="BodyTextChar"/>
     <w:rPr>
-      <w:color w:val="4F81BD" w:themeColor="accent1"/>
+      <w:color w:themeColor="accent1" w:val="4F81BD"/>
     </w:rPr>
   </w:style>
-  <w:style w:type="paragraph" w:styleId="TOCHeading">
+  <w:style w:styleId="TOCHeading" w:type="paragraph">
     <w:name w:val="TOC Heading"/>
     <w:basedOn w:val="Heading1"/>
     <w:next w:val="BodyText"/>
@@ -4445,10 +7513,10 @@
       <w:outlineLvl w:val="9"/>
     </w:pPr>
     <w:rPr>
-      <w:rFonts w:asciiTheme="majorHAnsi" w:eastAsiaTheme="majorEastAsia" w:hAnsiTheme="majorHAnsi" w:cstheme="majorBidi"/>
+      <w:rFonts w:asciiTheme="majorHAnsi" w:cstheme="majorBidi" w:eastAsiaTheme="majorEastAsia" w:hAnsiTheme="majorHAnsi"/>
       <w:b w:val="0"/>
       <w:bCs w:val="0"/>
-      <w:color w:val="365F91" w:themeColor="accent1" w:themeShade="BF"/>
+      <w:color w:themeColor="accent1" w:themeShade="BF" w:val="365F91"/>
     </w:rPr>
   </w:style>
   <w:style w:type="paragraph" w:customStyle="1" w:styleId="SourceCode">
@@ -4463,8 +7531,8 @@
     <w:name w:val="KeywordTok"/>
     <w:basedOn w:val="VerbatimChar"/>
     <w:rPr>
+      <w:b/>
       <w:color w:val="007020"/>
-      <w:b/>
     </w:rPr>
   </w:style>
   <w:style w:type="character" w:customStyle="1" w:styleId="DataTypeTok">
@@ -4540,40 +7608,43 @@
   <w:style w:type="character" w:customStyle="1" w:styleId="ImportTok">
     <w:name w:val="ImportTok"/>
     <w:basedOn w:val="VerbatimChar"/>
-    <w:rPr/>
+    <w:rPr>
+      <w:b/>
+      <w:color w:val="008000"/>
+    </w:rPr>
   </w:style>
   <w:style w:type="character" w:customStyle="1" w:styleId="CommentTok">
     <w:name w:val="CommentTok"/>
     <w:basedOn w:val="VerbatimChar"/>
     <w:rPr>
+      <w:i/>
       <w:color w:val="60a0b0"/>
-      <w:i/>
     </w:rPr>
   </w:style>
   <w:style w:type="character" w:customStyle="1" w:styleId="DocumentationTok">
     <w:name w:val="DocumentationTok"/>
     <w:basedOn w:val="VerbatimChar"/>
     <w:rPr>
+      <w:i/>
       <w:color w:val="ba2121"/>
-      <w:i/>
     </w:rPr>
   </w:style>
   <w:style w:type="character" w:customStyle="1" w:styleId="AnnotationTok">
     <w:name w:val="AnnotationTok"/>
     <w:basedOn w:val="VerbatimChar"/>
     <w:rPr>
-      <w:color w:val="60a0b0"/>
       <w:b/>
       <w:i/>
+      <w:color w:val="60a0b0"/>
     </w:rPr>
   </w:style>
   <w:style w:type="character" w:customStyle="1" w:styleId="CommentVarTok">
     <w:name w:val="CommentVarTok"/>
     <w:basedOn w:val="VerbatimChar"/>
     <w:rPr>
-      <w:color w:val="60a0b0"/>
       <w:b/>
       <w:i/>
+      <w:color w:val="60a0b0"/>
     </w:rPr>
   </w:style>
   <w:style w:type="character" w:customStyle="1" w:styleId="OtherTok">
@@ -4601,8 +7672,8 @@
     <w:name w:val="ControlFlowTok"/>
     <w:basedOn w:val="VerbatimChar"/>
     <w:rPr>
+      <w:b/>
       <w:color w:val="007020"/>
-      <w:b/>
     </w:rPr>
   </w:style>
   <w:style w:type="character" w:customStyle="1" w:styleId="OperatorTok">
@@ -4615,7 +7686,9 @@
   <w:style w:type="character" w:customStyle="1" w:styleId="BuiltInTok">
     <w:name w:val="BuiltInTok"/>
     <w:basedOn w:val="VerbatimChar"/>
-    <w:rPr/>
+    <w:rPr>
+      <w:color w:val="008000"/>
+    </w:rPr>
   </w:style>
   <w:style w:type="character" w:customStyle="1" w:styleId="ExtensionTok">
     <w:name w:val="ExtensionTok"/>
@@ -4645,34 +7718,34 @@
     <w:name w:val="InformationTok"/>
     <w:basedOn w:val="VerbatimChar"/>
     <w:rPr>
-      <w:color w:val="60a0b0"/>
       <w:b/>
       <w:i/>
+      <w:color w:val="60a0b0"/>
     </w:rPr>
   </w:style>
   <w:style w:type="character" w:customStyle="1" w:styleId="WarningTok">
     <w:name w:val="WarningTok"/>
     <w:basedOn w:val="VerbatimChar"/>
     <w:rPr>
-      <w:color w:val="60a0b0"/>
       <w:b/>
       <w:i/>
+      <w:color w:val="60a0b0"/>
     </w:rPr>
   </w:style>
   <w:style w:type="character" w:customStyle="1" w:styleId="AlertTok">
     <w:name w:val="AlertTok"/>
     <w:basedOn w:val="VerbatimChar"/>
     <w:rPr>
+      <w:b/>
       <w:color w:val="ff0000"/>
-      <w:b/>
     </w:rPr>
   </w:style>
   <w:style w:type="character" w:customStyle="1" w:styleId="ErrorTok">
     <w:name w:val="ErrorTok"/>
     <w:basedOn w:val="VerbatimChar"/>
     <w:rPr>
+      <w:b/>
       <w:color w:val="ff0000"/>
-      <w:b/>
     </w:rPr>
   </w:style>
   <w:style w:type="character" w:customStyle="1" w:styleId="NormalTok">
@@ -4694,44 +7767,44 @@
         <a:sysClr val="window" lastClr="FFFFFF"/>
       </a:lt1>
       <a:dk2>
-        <a:srgbClr val="1F497D"/>
+        <a:srgbClr val="0E2841"/>
       </a:dk2>
       <a:lt2>
-        <a:srgbClr val="EEECE1"/>
+        <a:srgbClr val="E8E8E8"/>
       </a:lt2>
       <a:accent1>
-        <a:srgbClr val="4F81BD"/>
+        <a:srgbClr val="156082"/>
       </a:accent1>
       <a:accent2>
-        <a:srgbClr val="C0504D"/>
+        <a:srgbClr val="E97132"/>
       </a:accent2>
       <a:accent3>
-        <a:srgbClr val="9BBB59"/>
+        <a:srgbClr val="196B24"/>
       </a:accent3>
       <a:accent4>
-        <a:srgbClr val="8064A2"/>
+        <a:srgbClr val="0F9ED5"/>
       </a:accent4>
       <a:accent5>
-        <a:srgbClr val="4BACC6"/>
+        <a:srgbClr val="A02B93"/>
       </a:accent5>
       <a:accent6>
-        <a:srgbClr val="F79646"/>
+        <a:srgbClr val="4EA72E"/>
       </a:accent6>
       <a:hlink>
-        <a:srgbClr val="0000FF"/>
+        <a:srgbClr val="467886"/>
       </a:hlink>
       <a:folHlink>
-        <a:srgbClr val="800080"/>
+        <a:srgbClr val="96607D"/>
       </a:folHlink>
     </a:clrScheme>
     <a:fontScheme name="Office">
       <a:majorFont>
-        <a:latin typeface="Calibri"/>
+        <a:latin typeface="Aptos Display" panose="02110004020202020204"/>
         <a:ea typeface=""/>
         <a:cs typeface=""/>
-        <a:font script="Jpan" typeface="ＭＳ ゴシック"/>
+        <a:font script="Jpan" typeface="游ゴシック Light"/>
         <a:font script="Hang" typeface="맑은 고딕"/>
-        <a:font script="Hans" typeface="宋体"/>
+        <a:font script="Hans" typeface="等线 Light"/>
         <a:font script="Hant" typeface="新細明體"/>
         <a:font script="Arab" typeface="Times New Roman"/>
         <a:font script="Hebr" typeface="Times New Roman"/>
@@ -4758,14 +7831,32 @@
         <a:font script="Mong" typeface="Mongolian Baiti"/>
         <a:font script="Viet" typeface="Times New Roman"/>
         <a:font script="Uigh" typeface="Microsoft Uighur"/>
+        <a:font script="Geor" typeface="Sylfaen"/>
+        <a:font script="Armn" typeface="Arial"/>
+        <a:font script="Bugi" typeface="Leelawadee UI"/>
+        <a:font script="Bopo" typeface="Microsoft JhengHei"/>
+        <a:font script="Java" typeface="Javanese Text"/>
+        <a:font script="Lisu" typeface="Segoe UI"/>
+        <a:font script="Mymr" typeface="Myanmar Text"/>
+        <a:font script="Nkoo" typeface="Ebrima"/>
+        <a:font script="Olck" typeface="Nirmala UI"/>
+        <a:font script="Osma" typeface="Ebrima"/>
+        <a:font script="Phag" typeface="Phagspa"/>
+        <a:font script="Syrn" typeface="Estrangelo Edessa"/>
+        <a:font script="Syrj" typeface="Estrangelo Edessa"/>
+        <a:font script="Syre" typeface="Estrangelo Edessa"/>
+        <a:font script="Sora" typeface="Nirmala UI"/>
+        <a:font script="Tale" typeface="Microsoft Tai Le"/>
+        <a:font script="Talu" typeface="Microsoft New Tai Lue"/>
+        <a:font script="Tfng" typeface="Ebrima"/>
       </a:majorFont>
       <a:minorFont>
-        <a:latin typeface="Cambria"/>
+        <a:latin typeface="Aptos" panose="02110004020202020204"/>
         <a:ea typeface=""/>
         <a:cs typeface=""/>
-        <a:font script="Jpan" typeface="ＭＳ 明朝"/>
+        <a:font script="Jpan" typeface="游明朝"/>
         <a:font script="Hang" typeface="맑은 고딕"/>
-        <a:font script="Hans" typeface="宋体"/>
+        <a:font script="Hans" typeface="等线"/>
         <a:font script="Hant" typeface="新細明體"/>
         <a:font script="Arab" typeface="Arial"/>
         <a:font script="Hebr" typeface="Arial"/>
@@ -4792,6 +7883,24 @@
         <a:font script="Mong" typeface="Mongolian Baiti"/>
         <a:font script="Viet" typeface="Arial"/>
         <a:font script="Uigh" typeface="Microsoft Uighur"/>
+        <a:font script="Geor" typeface="Sylfaen"/>
+        <a:font script="Armn" typeface="Arial"/>
+        <a:font script="Bugi" typeface="Leelawadee UI"/>
+        <a:font script="Bopo" typeface="Microsoft JhengHei"/>
+        <a:font script="Java" typeface="Javanese Text"/>
+        <a:font script="Lisu" typeface="Segoe UI"/>
+        <a:font script="Mymr" typeface="Myanmar Text"/>
+        <a:font script="Nkoo" typeface="Ebrima"/>
+        <a:font script="Olck" typeface="Nirmala UI"/>
+        <a:font script="Osma" typeface="Ebrima"/>
+        <a:font script="Phag" typeface="Phagspa"/>
+        <a:font script="Syrn" typeface="Estrangelo Edessa"/>
+        <a:font script="Syrj" typeface="Estrangelo Edessa"/>
+        <a:font script="Syre" typeface="Estrangelo Edessa"/>
+        <a:font script="Sora" typeface="Nirmala UI"/>
+        <a:font script="Tale" typeface="Microsoft Tai Le"/>
+        <a:font script="Talu" typeface="Microsoft New Tai Lue"/>
+        <a:font script="Tfng" typeface="Ebrima"/>
       </a:minorFont>
     </a:fontScheme>
     <a:fmtScheme name="Office">
@@ -4803,200 +7912,141 @@
           <a:gsLst>
             <a:gs pos="0">
               <a:schemeClr val="phClr">
-                <a:tint val="50000"/>
-                <a:satMod val="300000"/>
+                <a:lumMod val="110000"/>
+                <a:satMod val="105000"/>
+                <a:tint val="67000"/>
               </a:schemeClr>
             </a:gs>
-            <a:gs pos="35000">
+            <a:gs pos="50000">
               <a:schemeClr val="phClr">
-                <a:tint val="37000"/>
-                <a:satMod val="300000"/>
+                <a:lumMod val="105000"/>
+                <a:satMod val="103000"/>
+                <a:tint val="73000"/>
               </a:schemeClr>
             </a:gs>
             <a:gs pos="100000">
               <a:schemeClr val="phClr">
-                <a:tint val="15000"/>
-                <a:satMod val="350000"/>
+                <a:lumMod val="105000"/>
+                <a:satMod val="109000"/>
+                <a:tint val="81000"/>
               </a:schemeClr>
             </a:gs>
           </a:gsLst>
-          <a:lin ang="16200000" scaled="1"/>
+          <a:lin ang="5400000" scaled="0"/>
         </a:gradFill>
         <a:gradFill rotWithShape="1">
           <a:gsLst>
             <a:gs pos="0">
               <a:schemeClr val="phClr">
-                <a:tint val="100000"/>
+                <a:satMod val="103000"/>
+                <a:lumMod val="102000"/>
+                <a:tint val="94000"/>
+              </a:schemeClr>
+            </a:gs>
+            <a:gs pos="50000">
+              <a:schemeClr val="phClr">
+                <a:satMod val="110000"/>
+                <a:lumMod val="100000"/>
                 <a:shade val="100000"/>
-                <a:satMod val="130000"/>
               </a:schemeClr>
             </a:gs>
             <a:gs pos="100000">
               <a:schemeClr val="phClr">
-                <a:tint val="50000"/>
-                <a:shade val="100000"/>
-                <a:satMod val="350000"/>
+                <a:lumMod val="99000"/>
+                <a:satMod val="120000"/>
+                <a:shade val="78000"/>
               </a:schemeClr>
             </a:gs>
           </a:gsLst>
-          <a:lin ang="16200000" scaled="0"/>
+          <a:lin ang="5400000" scaled="0"/>
         </a:gradFill>
       </a:fillStyleLst>
       <a:lnStyleLst>
-        <a:ln w="9525" cap="flat" cmpd="sng" algn="ctr">
-          <a:solidFill>
-            <a:schemeClr val="phClr">
-              <a:shade val="95000"/>
-              <a:satMod val="105000"/>
-            </a:schemeClr>
-          </a:solidFill>
-          <a:prstDash val="solid"/>
-        </a:ln>
-        <a:ln w="25400" cap="flat" cmpd="sng" algn="ctr">
+        <a:ln w="6350" cap="flat" cmpd="sng" algn="ctr">
           <a:solidFill>
             <a:schemeClr val="phClr"/>
           </a:solidFill>
           <a:prstDash val="solid"/>
+          <a:miter lim="800000"/>
         </a:ln>
-        <a:ln w="38100" cap="flat" cmpd="sng" algn="ctr">
+        <a:ln w="12700" cap="flat" cmpd="sng" algn="ctr">
           <a:solidFill>
             <a:schemeClr val="phClr"/>
           </a:solidFill>
           <a:prstDash val="solid"/>
+          <a:miter lim="800000"/>
+        </a:ln>
+        <a:ln w="19050" cap="flat" cmpd="sng" algn="ctr">
+          <a:solidFill>
+            <a:schemeClr val="phClr"/>
+          </a:solidFill>
+          <a:prstDash val="solid"/>
+          <a:miter lim="800000"/>
         </a:ln>
       </a:lnStyleLst>
       <a:effectStyleLst>
         <a:effectStyle>
+          <a:effectLst/>
+        </a:effectStyle>
+        <a:effectStyle>
+          <a:effectLst/>
+        </a:effectStyle>
+        <a:effectStyle>
           <a:effectLst>
-            <a:outerShdw blurRad="40000" dist="20000" dir="5400000" rotWithShape="0">
+            <a:outerShdw blurRad="57150" dist="19050" dir="5400000" algn="ctr" rotWithShape="0">
               <a:srgbClr val="000000">
-                <a:alpha val="38000"/>
+                <a:alpha val="63000"/>
               </a:srgbClr>
             </a:outerShdw>
           </a:effectLst>
-        </a:effectStyle>
-        <a:effectStyle>
-          <a:effectLst>
-            <a:outerShdw blurRad="40000" dist="23000" dir="5400000" rotWithShape="0">
-              <a:srgbClr val="000000">
-                <a:alpha val="35000"/>
-              </a:srgbClr>
-            </a:outerShdw>
-          </a:effectLst>
-        </a:effectStyle>
-        <a:effectStyle>
-          <a:effectLst>
-            <a:outerShdw blurRad="40000" dist="23000" dir="5400000" rotWithShape="0">
-              <a:srgbClr val="000000">
-                <a:alpha val="35000"/>
-              </a:srgbClr>
-            </a:outerShdw>
-          </a:effectLst>
-          <a:scene3d>
-            <a:camera prst="orthographicFront">
-              <a:rot lat="0" lon="0" rev="0"/>
-            </a:camera>
-            <a:lightRig rig="threePt" dir="t">
-              <a:rot lat="0" lon="0" rev="1200000"/>
-            </a:lightRig>
-          </a:scene3d>
-          <a:sp3d>
-            <a:bevelT w="63500" h="25400"/>
-          </a:sp3d>
         </a:effectStyle>
       </a:effectStyleLst>
       <a:bgFillStyleLst>
         <a:solidFill>
           <a:schemeClr val="phClr"/>
         </a:solidFill>
+        <a:solidFill>
+          <a:schemeClr val="phClr">
+            <a:tint val="95000"/>
+            <a:satMod val="170000"/>
+          </a:schemeClr>
+        </a:solidFill>
         <a:gradFill rotWithShape="1">
           <a:gsLst>
             <a:gs pos="0">
               <a:schemeClr val="phClr">
-                <a:tint val="40000"/>
-                <a:satMod val="350000"/>
+                <a:tint val="93000"/>
+                <a:satMod val="150000"/>
+                <a:shade val="98000"/>
+                <a:lumMod val="102000"/>
               </a:schemeClr>
             </a:gs>
-            <a:gs pos="40000">
+            <a:gs pos="50000">
               <a:schemeClr val="phClr">
-                <a:tint val="45000"/>
-                <a:shade val="99000"/>
-                <a:satMod val="350000"/>
+                <a:tint val="98000"/>
+                <a:satMod val="130000"/>
+                <a:shade val="90000"/>
+                <a:lumMod val="103000"/>
               </a:schemeClr>
             </a:gs>
             <a:gs pos="100000">
               <a:schemeClr val="phClr">
-                <a:shade val="20000"/>
-                <a:satMod val="255000"/>
+                <a:shade val="63000"/>
+                <a:satMod val="120000"/>
               </a:schemeClr>
             </a:gs>
           </a:gsLst>
-          <a:path path="circle">
-            <a:fillToRect l="50000" t="-80000" r="50000" b="180000"/>
-          </a:path>
-        </a:gradFill>
-        <a:gradFill rotWithShape="1">
-          <a:gsLst>
-            <a:gs pos="0">
-              <a:schemeClr val="phClr">
-                <a:tint val="80000"/>
-                <a:satMod val="300000"/>
-              </a:schemeClr>
-            </a:gs>
-            <a:gs pos="100000">
-              <a:schemeClr val="phClr">
-                <a:shade val="30000"/>
-                <a:satMod val="200000"/>
-              </a:schemeClr>
-            </a:gs>
-          </a:gsLst>
-          <a:path path="circle">
-            <a:fillToRect l="50000" t="50000" r="50000" b="50000"/>
-          </a:path>
+          <a:lin ang="5400000" scaled="0"/>
         </a:gradFill>
       </a:bgFillStyleLst>
     </a:fmtScheme>
   </a:themeElements>
-  <a:objectDefaults>
-    <a:spDef>
-      <a:spPr/>
-      <a:bodyPr/>
-      <a:lstStyle/>
-      <a:style>
-        <a:lnRef idx="1">
-          <a:schemeClr val="accent1"/>
-        </a:lnRef>
-        <a:fillRef idx="3">
-          <a:schemeClr val="accent1"/>
-        </a:fillRef>
-        <a:effectRef idx="2">
-          <a:schemeClr val="accent1"/>
-        </a:effectRef>
-        <a:fontRef idx="minor">
-          <a:schemeClr val="lt1"/>
-        </a:fontRef>
-      </a:style>
-    </a:spDef>
-    <a:lnDef>
-      <a:spPr/>
-      <a:bodyPr/>
-      <a:lstStyle/>
-      <a:style>
-        <a:lnRef idx="2">
-          <a:schemeClr val="accent1"/>
-        </a:lnRef>
-        <a:fillRef idx="0">
-          <a:schemeClr val="accent1"/>
-        </a:fillRef>
-        <a:effectRef idx="1">
-          <a:schemeClr val="accent1"/>
-        </a:effectRef>
-        <a:fontRef idx="minor">
-          <a:schemeClr val="tx1"/>
-        </a:fontRef>
-      </a:style>
-    </a:lnDef>
-  </a:objectDefaults>
+  <a:objectDefaults/>
   <a:extraClrSchemeLst/>
+  <a:extLst>
+    <a:ext uri="{05A4C25C-085E-4340-85A3-A5531E510DB2}">
+      <thm15:themeFamily xmlns:thm15="http://schemas.microsoft.com/office/thememl/2012/main" name="Office Theme" id="{2E142A2C-CD16-42D6-873A-C26D2A0506FA}" vid="{1BDDFF52-6CD6-40A5-AB3C-68EB2F1E4D0A}"/>
+    </a:ext>
+  </a:extLst>
 </a:theme>
 </file>